--- a/templates/CMIS/HD-NSH.docx
+++ b/templates/CMIS/HD-NSH.docx
@@ -257,42 +257,14 @@
         <w:rPr>
           <w:sz w:val="27"/>
         </w:rPr>
-        <w:t>/</w:t>
-      </w:r>
-      <w:r>
-        <w:rPr>
-          <w:spacing w:val="5"/>
+        <w:t>/EVN</w:t>
+      </w:r>
+      <w:r>
+        <w:rPr>
+          <w:iCs/>
           <w:sz w:val="27"/>
         </w:rPr>
-        <w:t xml:space="preserve"> </w:t>
-      </w:r>
-      <w:r>
-        <w:rPr>
-          <w:sz w:val="27"/>
-        </w:rPr>
-        <w:t>EVN</w:t>
-      </w:r>
-      <w:r>
-        <w:rPr>
-          <w:spacing w:val="6"/>
-          <w:sz w:val="27"/>
-        </w:rPr>
-        <w:t xml:space="preserve"> </w:t>
-      </w:r>
-      <w:r>
-        <w:rPr>
-          <w:i/>
-          <w:sz w:val="27"/>
-        </w:rPr>
         <w:t>SPC</w:t>
-      </w:r>
-      <w:r>
-        <w:rPr>
-          <w:i/>
-          <w:spacing w:val="6"/>
-          <w:sz w:val="27"/>
-        </w:rPr>
-        <w:t xml:space="preserve"> </w:t>
       </w:r>
       <w:r>
         <w:rPr>
@@ -2410,24 +2382,28 @@
         <w:jc w:val="both"/>
         <w:rPr>
           <w:rFonts w:eastAsia="Calibri"/>
-          <w:szCs w:val="24"/>
-        </w:rPr>
-      </w:pPr>
-      <w:r>
-        <w:rPr>
-          <w:rFonts w:eastAsia="Calibri"/>
           <w:b/>
           <w:bCs/>
           <w:szCs w:val="24"/>
         </w:rPr>
-        <w:t>Đại diện:</w:t>
-      </w:r>
-      <w:r>
-        <w:rPr>
-          <w:rFonts w:eastAsia="Calibri"/>
-          <w:szCs w:val="24"/>
-        </w:rPr>
-        <w:t xml:space="preserve"> ĐỘI QUẢN LÝ ĐIỆN XUÂN LỘC</w:t>
+      </w:pPr>
+      <w:r>
+        <w:rPr>
+          <w:rFonts w:eastAsia="Calibri"/>
+          <w:b/>
+          <w:bCs/>
+          <w:szCs w:val="24"/>
+        </w:rPr>
+        <w:t xml:space="preserve">Đại diện: </w:t>
+      </w:r>
+      <w:r>
+        <w:rPr>
+          <w:rFonts w:eastAsia="Calibri"/>
+          <w:b/>
+          <w:bCs/>
+          <w:szCs w:val="24"/>
+        </w:rPr>
+        <w:t>ĐIỆN LỰC XUÂN LỘC</w:t>
       </w:r>
     </w:p>
     <w:p>
@@ -2450,42 +2426,7 @@
           <w:rFonts w:eastAsia="Calibri"/>
           <w:szCs w:val="24"/>
         </w:rPr>
-        <w:t>Theo Văn bản ủy quyền số</w:t>
-      </w:r>
-      <w:r>
-        <w:rPr>
-          <w:rFonts w:eastAsia="Calibri"/>
-          <w:szCs w:val="24"/>
-        </w:rPr>
-        <w:t xml:space="preserve"> 6465/GUQ-EVNSPC ngày 02/07/2025 của </w:t>
-      </w:r>
-      <w:r>
-        <w:rPr>
-          <w:rFonts w:eastAsia="Calibri"/>
-          <w:szCs w:val="24"/>
-        </w:rPr>
-        <w:t xml:space="preserve">ông Nguyễn Phước Đức </w:t>
-      </w:r>
-      <w:r>
-        <w:rPr>
-          <w:rFonts w:eastAsia="Calibri"/>
-          <w:szCs w:val="24"/>
-        </w:rPr>
-        <w:t>–</w:t>
-      </w:r>
-      <w:r>
-        <w:rPr>
-          <w:rFonts w:eastAsia="Calibri"/>
-          <w:szCs w:val="24"/>
-        </w:rPr>
-        <w:t xml:space="preserve"> Chức vụ </w:t>
-      </w:r>
-      <w:r>
-        <w:rPr>
-          <w:rFonts w:eastAsia="Calibri"/>
-          <w:szCs w:val="24"/>
-        </w:rPr>
-        <w:t>Tổng Giám đốc Tổng Công ty Điện lực miền Nam TNHH;</w:t>
+        <w:t>Theo Văn bản ủy quyền số: 1355/EVNSPC-TCN vào ngày 27/02/2026 của ông Nguyễn Phước Đức - Chức vụ Tổng Giám đốc Tổng công ty Điện lực Miền Nam TNHH</w:t>
       </w:r>
     </w:p>
     <w:p>
@@ -2508,56 +2449,7 @@
           <w:rFonts w:eastAsia="Calibri"/>
           <w:szCs w:val="24"/>
         </w:rPr>
-        <w:t>Theo Văn bản ủy quyền số</w:t>
-      </w:r>
-      <w:r>
-        <w:rPr>
-          <w:rFonts w:eastAsia="Calibri"/>
-          <w:szCs w:val="24"/>
-        </w:rPr>
-        <w:t xml:space="preserve"> 1477/GUQ-PCĐN ngày 01/08/2025 của</w:t>
-      </w:r>
-      <w:r>
-        <w:rPr>
-          <w:rFonts w:eastAsia="Calibri"/>
-          <w:szCs w:val="24"/>
-        </w:rPr>
-        <w:t xml:space="preserve"> ông</w:t>
-      </w:r>
-      <w:r>
-        <w:rPr>
-          <w:rFonts w:eastAsia="Calibri"/>
-          <w:szCs w:val="24"/>
-        </w:rPr>
-        <w:t xml:space="preserve"> Trương Đình Quốc </w:t>
-      </w:r>
-      <w:r>
-        <w:rPr>
-          <w:rFonts w:eastAsia="Calibri"/>
-          <w:szCs w:val="24"/>
-        </w:rPr>
-        <w:t>–</w:t>
-      </w:r>
-      <w:r>
-        <w:rPr>
-          <w:rFonts w:eastAsia="Calibri"/>
-          <w:szCs w:val="24"/>
-        </w:rPr>
-        <w:t xml:space="preserve"> Chức v</w:t>
-      </w:r>
-      <w:r>
-        <w:rPr>
-          <w:rFonts w:eastAsia="Calibri"/>
-          <w:szCs w:val="24"/>
-        </w:rPr>
-        <w:t>ụ</w:t>
-      </w:r>
-      <w:r>
-        <w:rPr>
-          <w:rFonts w:eastAsia="Calibri"/>
-          <w:szCs w:val="24"/>
-        </w:rPr>
-        <w:t xml:space="preserve"> Giám đốc Công ty Điện lực Đồng Nai</w:t>
+        <w:t>Theo Văn bản ủy quyền số: 2187/GUQ-PCĐN vào ngày 02/03/2026 của ông Trương Đình Quốc - Chức vụ Giám đốc Công ty Điện lực Đồng Nai</w:t>
       </w:r>
       <w:r>
         <w:rPr>
@@ -2587,7 +2479,14 @@
           <w:rFonts w:eastAsia="Calibri"/>
           <w:szCs w:val="24"/>
         </w:rPr>
-        <w:t>Do ông: Nguyễn Trọng Nghĩa - Chức vụ: Phó Đội trưởng</w:t>
+        <w:t xml:space="preserve">Do ông: Nguyễn Trọng Nghĩa - Chức vụ: </w:t>
+      </w:r>
+      <w:r>
+        <w:rPr>
+          <w:rFonts w:eastAsia="Calibri"/>
+          <w:szCs w:val="24"/>
+        </w:rPr>
+        <w:t>Phó Trưởng Điện lực.</w:t>
       </w:r>
     </w:p>
     <w:p>
@@ -2612,6 +2511,13 @@
         </w:rPr>
         <w:t>Địa chỉ: Số 94, đường Hùng Vương, xã Xuân Lộc, Tỉnh Đồng Nai</w:t>
       </w:r>
+      <w:r>
+        <w:rPr>
+          <w:rFonts w:eastAsia="Calibri"/>
+          <w:szCs w:val="24"/>
+        </w:rPr>
+        <w:t>.</w:t>
+      </w:r>
     </w:p>
     <w:p>
       <w:pPr>
@@ -2644,6 +2550,14 @@
           <w:lang w:val="en-US"/>
         </w:rPr>
         <w:t>-02512.218.222-02512.218333-02512.218.233</w:t>
+      </w:r>
+      <w:r>
+        <w:rPr>
+          <w:rFonts w:eastAsia="Calibri"/>
+          <w:szCs w:val="24"/>
+          <w:lang w:val="en-US"/>
+        </w:rPr>
+        <w:t>.</w:t>
       </w:r>
     </w:p>
     <w:p>
@@ -2671,6 +2585,12 @@
           <w:lang w:val="en-US"/>
         </w:rPr>
         <w:t>dlxuanloc.dn@evnspc.vn</w:t>
+      </w:r>
+      <w:r>
+        <w:rPr>
+          <w:lang w:val="en-US"/>
+        </w:rPr>
+        <w:t>.</w:t>
       </w:r>
     </w:p>
     <w:p>
@@ -7203,7 +7123,7 @@
           <w:rFonts w:eastAsia="Calibri"/>
           <w:szCs w:val="24"/>
         </w:rPr>
-        <w:t>ĐỘI QUẢN LÝ ĐIỆN XUÂN LỘC</w:t>
+        <w:t>ĐIỆN LỰC XUÂN LỘC</w:t>
       </w:r>
       <w:r>
         <w:rPr>
@@ -7322,37 +7242,37 @@
           <w:rFonts w:eastAsia="Calibri"/>
           <w:szCs w:val="24"/>
         </w:rPr>
+        <w:t>ĐIỆN LỰC XUÂN LỘC</w:t>
+      </w:r>
+      <w:r>
+        <w:rPr>
+          <w:rFonts w:eastAsia="Calibri"/>
+          <w:szCs w:val="24"/>
+        </w:rPr>
+        <w:t>.</w:t>
+      </w:r>
+    </w:p>
+    <w:p>
+      <w:pPr>
+        <w:widowControl w:val="0"/>
+        <w:tabs>
+          <w:tab w:val="left" w:pos="993"/>
+        </w:tabs>
+        <w:snapToGrid w:val="0"/>
+        <w:spacing w:before="120" w:after="120"/>
+        <w:ind w:left="567"/>
+        <w:jc w:val="both"/>
+        <w:rPr>
+          <w:rFonts w:eastAsia="Calibri"/>
+          <w:szCs w:val="24"/>
+        </w:rPr>
+      </w:pPr>
+      <w:r>
+        <w:rPr>
+          <w:rFonts w:eastAsia="Calibri"/>
+          <w:szCs w:val="24"/>
+        </w:rPr>
         <w:lastRenderedPageBreak/>
-        <w:t>ĐỘI QUẢN LÝ ĐIỆN XUÂN LỘC</w:t>
-      </w:r>
-      <w:r>
-        <w:rPr>
-          <w:rFonts w:eastAsia="Calibri"/>
-          <w:szCs w:val="24"/>
-        </w:rPr>
-        <w:t>.</w:t>
-      </w:r>
-    </w:p>
-    <w:p>
-      <w:pPr>
-        <w:widowControl w:val="0"/>
-        <w:tabs>
-          <w:tab w:val="left" w:pos="993"/>
-        </w:tabs>
-        <w:snapToGrid w:val="0"/>
-        <w:spacing w:before="120" w:after="120"/>
-        <w:ind w:left="567"/>
-        <w:jc w:val="both"/>
-        <w:rPr>
-          <w:rFonts w:eastAsia="Calibri"/>
-          <w:szCs w:val="24"/>
-        </w:rPr>
-      </w:pPr>
-      <w:r>
-        <w:rPr>
-          <w:rFonts w:eastAsia="Calibri"/>
-          <w:szCs w:val="24"/>
-        </w:rPr>
         <w:t>MST: 0300942001-067.</w:t>
       </w:r>
     </w:p>
@@ -8258,7 +8178,7 @@
           <w:szCs w:val="24"/>
           <w:lang w:eastAsia="en-US"/>
         </w:rPr>
-        <w:t xml:space="preserve">Bên B xác nhận đã được Bên A cung cấp đầy đủ và chính xác các thông tin về sản phẩm, dịch vụ và Hợp Đồng; bao gồm cả Chính sách bảo mật dữ liệu cá nhân. Bên A đã giải </w:t>
+        <w:t xml:space="preserve">Bên B xác nhận đã được Bên A cung cấp đầy đủ và chính xác các thông tin về sản phẩm, dịch vụ và Hợp Đồng; bao gồm cả Chính sách bảo mật dữ liệu cá nhân. Bên A đã giải thích rõ các quyền và nghĩa vụ của Bên B liên quan đến việc bảo vệ dữ liệu cá nhân và các quy </w:t>
       </w:r>
       <w:r>
         <w:rPr>
@@ -8267,7 +8187,7 @@
           <w:lang w:eastAsia="en-US"/>
         </w:rPr>
         <w:lastRenderedPageBreak/>
-        <w:t>thích rõ các quyền và nghĩa vụ của Bên B liên quan đến việc bảo vệ dữ liệu cá nhân và các quy định về xử lý dữ liệu.</w:t>
+        <w:t>định về xử lý dữ liệu.</w:t>
       </w:r>
     </w:p>
     <w:p>
@@ -8767,15 +8687,7 @@
           <w:rFonts w:eastAsia="Calibri"/>
           <w:szCs w:val="24"/>
         </w:rPr>
-        <w:t xml:space="preserve">Các Bên thống nhất áp dụng quy định của Pháp Luật để xác định lựa chọn việc mua </w:t>
-      </w:r>
-      <w:r>
-        <w:rPr>
-          <w:rFonts w:eastAsia="Calibri"/>
-          <w:szCs w:val="24"/>
-        </w:rPr>
-        <w:lastRenderedPageBreak/>
-        <w:t>công suất phản kháng tại Điều 2.4.c của Hợp Đồng.</w:t>
+        <w:t>Các Bên thống nhất áp dụng quy định của Pháp Luật để xác định lựa chọn việc mua công suất phản kháng tại Điều 2.4.c của Hợp Đồng.</w:t>
       </w:r>
     </w:p>
     <w:p>
@@ -8802,6 +8714,7 @@
           <w:rFonts w:eastAsia="Calibri"/>
           <w:szCs w:val="24"/>
         </w:rPr>
+        <w:lastRenderedPageBreak/>
         <w:t>Trong trường hợp Các Bên lựa chọn có mua công suất phản kháng tại Điều 2.4.c, Bên B phải thanh toán cho Bên A tiền mua công suất phản kháng và việc thực hiện hoạt động mua công suất phản kháng được áp dụng theo quy định của Pháp Luật. Bên B thanh toán tiền mua công suất phản kháng cùng kỳ thanh toán tiền điện theo quy định tại Điều 3.2 của Hợp Đồng. Thông báo của Bên A về giá trị khoản tiền mua công suất phản kháng cho Bên B sẽ được gửi cùng với thông báo tiền điện theo quy định tại Điều 3.3 của Hợp Đồng.</w:t>
       </w:r>
     </w:p>
@@ -9294,8 +9207,15 @@
           <w:rFonts w:eastAsia="Calibri"/>
           <w:szCs w:val="24"/>
         </w:rPr>
+        <w:t xml:space="preserve">Bên B là khách hàng sử dụng điện (trừ trường hợp được quy định tại khoản 4 Điều 3 Nghị định số 18/2025/NĐ-CP) có sản lượng tiêu thụ bình quân từ 1.000.000 kWh/tháng trở lên </w:t>
+      </w:r>
+      <w:r>
+        <w:rPr>
+          <w:rFonts w:eastAsia="Calibri"/>
+          <w:szCs w:val="24"/>
+        </w:rPr>
         <w:lastRenderedPageBreak/>
-        <w:t xml:space="preserve">Bên B là khách hàng sử dụng điện (trừ trường hợp được quy định tại khoản 4 Điều 3 Nghị định số 18/2025/NĐ-CP) có sản lượng tiêu thụ bình quân từ 1.000.000 kWh/tháng trở lên theo đăng ký tại hợp đồng mua bán điện hoặc sản lượng điện tiêu thụ bình quân đăng ký tại hợp đồng mua bán điện thấp hơn mức này, nhưng sản lượng điện tiêu thụ thực tế bình quân 12 tháng gần nhất từ 1.000.000 kWh trở lên có trách nhiệm phối hợp với bên bán điện sửa đổi, bổ sung hợp đồng mua bán điện đã ký để bổ sung nội dung về bảo đảm thực hiện hợp đồng và thực hiện biện pháp bảo đảm thực hiện hợp đồng trước khi hợp đồng sửa đổi, bổ sung có hiệu lực.   </w:t>
+        <w:t xml:space="preserve">theo đăng ký tại hợp đồng mua bán điện hoặc sản lượng điện tiêu thụ bình quân đăng ký tại hợp đồng mua bán điện thấp hơn mức này, nhưng sản lượng điện tiêu thụ thực tế bình quân 12 tháng gần nhất từ 1.000.000 kWh trở lên có trách nhiệm phối hợp với bên bán điện sửa đổi, bổ sung hợp đồng mua bán điện đã ký để bổ sung nội dung về bảo đảm thực hiện hợp đồng và thực hiện biện pháp bảo đảm thực hiện hợp đồng trước khi hợp đồng sửa đổi, bổ sung có hiệu lực.   </w:t>
       </w:r>
     </w:p>
     <w:p>
@@ -9757,8 +9677,15 @@
           <w:rFonts w:eastAsia="Calibri"/>
           <w:szCs w:val="24"/>
         </w:rPr>
+        <w:t xml:space="preserve">Quyền, nghĩa vụ của Các Bên sau khi xử lý tài sản bảo đảm theo Điều này sẽ được </w:t>
+      </w:r>
+      <w:r>
+        <w:rPr>
+          <w:rFonts w:eastAsia="Calibri"/>
+          <w:szCs w:val="24"/>
+        </w:rPr>
         <w:lastRenderedPageBreak/>
-        <w:t>Quyền, nghĩa vụ của Các Bên sau khi xử lý tài sản bảo đảm theo Điều này sẽ được thực hiện theo Điều 10 của Hợp Đồng. Các Bên đồng ý rằng việc khấu trừ Khoản Khấu Trừ theo Điều này không đồng nghĩa với việc Bên B không bị coi là Vi Phạm Nghĩa Vụ Thanh Toán và vẫn phải chịu trách nhiệm với khoản phạt vi phạm theo Điều 10.</w:t>
+        <w:t>thực hiện theo Điều 10 của Hợp Đồng. Các Bên đồng ý rằng việc khấu trừ Khoản Khấu Trừ theo Điều này không đồng nghĩa với việc Bên B không bị coi là Vi Phạm Nghĩa Vụ Thanh Toán và vẫn phải chịu trách nhiệm với khoản phạt vi phạm theo Điều 10.</w:t>
       </w:r>
     </w:p>
     <w:p>
@@ -10276,7 +10203,7 @@
           <w:rFonts w:eastAsia="Calibri"/>
           <w:szCs w:val="24"/>
         </w:rPr>
-        <w:t xml:space="preserve">Khoản tiền lãi chậm trả theo Điều này được tính bằng Khoản Còn Thiếu nhân với </w:t>
+        <w:t xml:space="preserve">Khoản tiền lãi chậm trả theo Điều này được tính bằng Khoản Còn Thiếu nhân với Lãi Suất Chậm Trả và nhân với số ngày chậm trả. Số ngày chậm trả được tính từ ngày đầu tiên </w:t>
       </w:r>
       <w:r>
         <w:rPr>
@@ -10284,7 +10211,7 @@
           <w:szCs w:val="24"/>
         </w:rPr>
         <w:lastRenderedPageBreak/>
-        <w:t>Lãi Suất Chậm Trả và nhân với số ngày chậm trả. Số ngày chậm trả được tính từ ngày đầu tiên kết thúc thời hạn thanh toán tại Điều 3.2.b đến ngày Bên B thanh toán đủ hoặc ngày Bên A ngừng cấp điện cho Bên B theo quy định tại Điều 10.4.c và 11.1.a.</w:t>
+        <w:t>kết thúc thời hạn thanh toán tại Điều 3.2.b đến ngày Bên B thanh toán đủ hoặc ngày Bên A ngừng cấp điện cho Bên B theo quy định tại Điều 10.4.c và 11.1.a.</w:t>
       </w:r>
     </w:p>
     <w:p>
@@ -10836,15 +10763,7 @@
           <w:rFonts w:eastAsia="Calibri"/>
           <w:szCs w:val="24"/>
         </w:rPr>
-        <w:t xml:space="preserve"> Thông tư số 04/2025/TT-BCT ngày 01/02/2025 của Bộ Công Thương quy </w:t>
-      </w:r>
-      <w:r>
-        <w:rPr>
-          <w:rFonts w:eastAsia="Calibri"/>
-          <w:szCs w:val="24"/>
-        </w:rPr>
-        <w:lastRenderedPageBreak/>
-        <w:t>định trình tự ngừng, giảm mức cung cấp điện.</w:t>
+        <w:t xml:space="preserve"> Thông tư số 04/2025/TT-BCT ngày 01/02/2025 của Bộ Công Thương quy định trình tự ngừng, giảm mức cung cấp điện.</w:t>
       </w:r>
     </w:p>
     <w:p>
@@ -10868,6 +10787,7 @@
           <w:bCs/>
           <w:szCs w:val="24"/>
         </w:rPr>
+        <w:lastRenderedPageBreak/>
         <w:t>ĐIỀU 12: CAM ĐOAN VÀ BẢO ĐẢM CỦA CÁC BÊN</w:t>
       </w:r>
     </w:p>
@@ -11569,7 +11489,6 @@
           <w:rFonts w:eastAsia="Batang"/>
           <w:szCs w:val="24"/>
         </w:rPr>
-        <w:lastRenderedPageBreak/>
         <w:t>Đầu tư công tơ và đường dây dẫn điện từ lưới điện của bên A đến công tơ cho bên B, trừ trường hợp có thỏa thuận khác với bên B;</w:t>
       </w:r>
     </w:p>
@@ -11598,6 +11517,7 @@
           <w:rFonts w:eastAsia="Calibri"/>
           <w:szCs w:val="24"/>
         </w:rPr>
+        <w:lastRenderedPageBreak/>
         <w:t>Bảo vệ thông tin của Bên B, không được phép thu thập, sử dụng, chuyển giao thông tin của Bên B cho Bên thứ ba khác khi chưa được sự đồng ý của Bên B;</w:t>
       </w:r>
     </w:p>
@@ -12220,15 +12140,7 @@
           <w:rFonts w:eastAsia="Batang"/>
           <w:szCs w:val="24"/>
         </w:rPr>
-        <w:t xml:space="preserve">Bảo đảm đường dây dẫn điện sau công tơ đến nơi sử dụng điện, các trang thiết bị sử </w:t>
-      </w:r>
-      <w:r>
-        <w:rPr>
-          <w:rFonts w:eastAsia="Batang"/>
-          <w:szCs w:val="24"/>
-        </w:rPr>
-        <w:lastRenderedPageBreak/>
-        <w:t>dụng điện đáp ứng các yêu cầu kỹ thuật và yêu cầu về an toàn điện, an toàn phòng cháy, chữa cháy theo quy định tại khoản 1 Điều 74 Luật Điện lực;</w:t>
+        <w:t>Bảo đảm đường dây dẫn điện sau công tơ đến nơi sử dụng điện, các trang thiết bị sử dụng điện đáp ứng các yêu cầu kỹ thuật và yêu cầu về an toàn điện, an toàn phòng cháy, chữa cháy theo quy định tại khoản 1 Điều 74 Luật Điện lực;</w:t>
       </w:r>
     </w:p>
     <w:p>
@@ -12256,6 +12168,7 @@
           <w:rFonts w:eastAsia="Batang"/>
           <w:szCs w:val="24"/>
         </w:rPr>
+        <w:lastRenderedPageBreak/>
         <w:t>Bồi thường khi gây thiệt hại cho Bên A theo quy định của Pháp luật;</w:t>
       </w:r>
     </w:p>
@@ -12951,8 +12864,15 @@
           <w:rFonts w:eastAsia="Calibri"/>
           <w:szCs w:val="24"/>
         </w:rPr>
+        <w:t xml:space="preserve">Ngoài việc bồi thường thiệt hại theo quy định tại Điều 16.2, nếu hành vi vi phạm gây thiệt hại cho Bên còn lại, Bên vi phạm sẽ phải chịu phạt vi phạm Hợp Đồng đối với hành vi vi phạm </w:t>
+      </w:r>
+      <w:r>
+        <w:rPr>
+          <w:rFonts w:eastAsia="Calibri"/>
+          <w:szCs w:val="24"/>
+        </w:rPr>
         <w:lastRenderedPageBreak/>
-        <w:t>Ngoài việc bồi thường thiệt hại theo quy định tại Điều 16.2, nếu hành vi vi phạm gây thiệt hại cho Bên còn lại, Bên vi phạm sẽ phải chịu phạt vi phạm Hợp Đồng đối với hành vi vi phạm đó. Mức phạt vi phạm được tính bằng 08 (tám) % giá trị phần nghĩa vụ của Hợp Đồng bị vi phạm. Giá trị phần nghĩa vụ của Hợp Đồng bị vi phạm được xác định theo quy định của Pháp Luật. Trừ trường hợp Bên B đã thanh toán cho Bên A trong thời hạn 10 (mười) ngày kể từ thời điểm Bên A gửi thông báo thanh toán lần đầu.</w:t>
+        <w:t>đó. Mức phạt vi phạm được tính bằng 08 (tám) % giá trị phần nghĩa vụ của Hợp Đồng bị vi phạm. Giá trị phần nghĩa vụ của Hợp Đồng bị vi phạm được xác định theo quy định của Pháp Luật. Trừ trường hợp Bên B đã thanh toán cho Bên A trong thời hạn 10 (mười) ngày kể từ thời điểm Bên A gửi thông báo thanh toán lần đầu.</w:t>
       </w:r>
     </w:p>
     <w:p>
@@ -13419,7 +13339,6 @@
           <w:rFonts w:eastAsia="Calibri"/>
           <w:szCs w:val="24"/>
         </w:rPr>
-        <w:lastRenderedPageBreak/>
         <w:t>Bên B có hành vi vi phạm Hợp Đồng mà không khắc phục theo Điều 15.3;</w:t>
       </w:r>
     </w:p>
@@ -13447,7 +13366,15 @@
           <w:rFonts w:eastAsia="Calibri"/>
           <w:szCs w:val="24"/>
         </w:rPr>
-        <w:t>Bên B là tổ chức, hộ kinh doanh bị chấm dứt hoạt động, bị thu hồi giấy phép hoạt động, bị giải thể, bị tuyên bố phá sản, không còn quyền sử dụng Địa Điểm Sử Dụng Điện hoặc bị truy cứu trách nhiệm hình sự theo quy định của Pháp Luật; là cá nhân mất tích, chết, không còn quyền sử dụng Địa Điểm Sử Dụng Điện hoặc bị truy cứu trách nhiệm hình sự theo quy định của Pháp Luật. Bên A có quyền thực hiện Quy Trình Chấm Dứt Hợp Đồng ngay lập tức khi phát sinh các sự kiện theo quy định này.</w:t>
+        <w:t xml:space="preserve">Bên B là tổ chức, hộ kinh doanh bị chấm dứt hoạt động, bị thu hồi giấy phép hoạt </w:t>
+      </w:r>
+      <w:r>
+        <w:rPr>
+          <w:rFonts w:eastAsia="Calibri"/>
+          <w:szCs w:val="24"/>
+        </w:rPr>
+        <w:lastRenderedPageBreak/>
+        <w:t>động, bị giải thể, bị tuyên bố phá sản, không còn quyền sử dụng Địa Điểm Sử Dụng Điện hoặc bị truy cứu trách nhiệm hình sự theo quy định của Pháp Luật; là cá nhân mất tích, chết, không còn quyền sử dụng Địa Điểm Sử Dụng Điện hoặc bị truy cứu trách nhiệm hình sự theo quy định của Pháp Luật. Bên A có quyền thực hiện Quy Trình Chấm Dứt Hợp Đồng ngay lập tức khi phát sinh các sự kiện theo quy định này.</w:t>
       </w:r>
     </w:p>
     <w:p>
@@ -13826,15 +13753,7 @@
           <w:rFonts w:eastAsia="Calibri"/>
           <w:szCs w:val="24"/>
         </w:rPr>
-        <w:t xml:space="preserve">Trường hợp phát sinh tranh chấp, Các Bên sẽ cùng nhau tiến hành thương lượng để tìm ra giải pháp giải quyết tranh chấp tối ưu. Trong thời hạn 90 (chín mươi) ngày kể từ ngày phát </w:t>
-      </w:r>
-      <w:r>
-        <w:rPr>
-          <w:rFonts w:eastAsia="Calibri"/>
-          <w:szCs w:val="24"/>
-        </w:rPr>
-        <w:lastRenderedPageBreak/>
-        <w:t xml:space="preserve">sinh tranh chấp mà Các Bên không đạt được </w:t>
+        <w:t xml:space="preserve">Trường hợp phát sinh tranh chấp, Các Bên sẽ cùng nhau tiến hành thương lượng để tìm ra giải pháp giải quyết tranh chấp tối ưu. Trong thời hạn 90 (chín mươi) ngày kể từ ngày phát sinh tranh chấp mà Các Bên không đạt được </w:t>
       </w:r>
       <w:r>
         <w:rPr>
@@ -13898,6 +13817,7 @@
           <w:rFonts w:eastAsia="Calibri"/>
           <w:szCs w:val="24"/>
         </w:rPr>
+        <w:lastRenderedPageBreak/>
         <w:t xml:space="preserve">Hiệu lực của Hợp Đồng: </w:t>
       </w:r>
       <w:r>
@@ -14447,15 +14367,7 @@
           <w:rFonts w:eastAsia="Calibri"/>
           <w:szCs w:val="24"/>
         </w:rPr>
-        <w:t xml:space="preserve">Trường hợp bất kỳ quy định nào trong Hợp Đồng bị vô hiệu hoặc không thể thi hành, thì quy định đó sẽ không có hiệu lực và không làm ảnh hưởng đến hiệu lực của các quy định còn lại trong Hợp Đồng. Khi đó, Hợp Đồng này sẽ được hiểu và giải thích theo các quy định còn lại của Hợp Đồng. Các Bên sẽ cùng nhau, trên tinh thần hợp tác, thiện chí, nỗ lực để thay thế quy định vô hiệu hoặc không thể thi hành đó bằng một quy định khác có hiệu lực và </w:t>
-      </w:r>
-      <w:r>
-        <w:rPr>
-          <w:rFonts w:eastAsia="Calibri"/>
-          <w:szCs w:val="24"/>
-        </w:rPr>
-        <w:lastRenderedPageBreak/>
-        <w:t>có thể thi hành, với nội dung phù hợp nhất với quy định bị thay thế.</w:t>
+        <w:t>Trường hợp bất kỳ quy định nào trong Hợp Đồng bị vô hiệu hoặc không thể thi hành, thì quy định đó sẽ không có hiệu lực và không làm ảnh hưởng đến hiệu lực của các quy định còn lại trong Hợp Đồng. Khi đó, Hợp Đồng này sẽ được hiểu và giải thích theo các quy định còn lại của Hợp Đồng. Các Bên sẽ cùng nhau, trên tinh thần hợp tác, thiện chí, nỗ lực để thay thế quy định vô hiệu hoặc không thể thi hành đó bằng một quy định khác có hiệu lực và có thể thi hành, với nội dung phù hợp nhất với quy định bị thay thế.</w:t>
       </w:r>
     </w:p>
     <w:p>
@@ -14496,7 +14408,15 @@
           <w:rFonts w:eastAsia="Calibri"/>
           <w:szCs w:val="24"/>
         </w:rPr>
-        <w:t>thuận và ký kết Hợp Đồng diễn ra trên tinh thần thiện chí, trung thực. Hợp Đồng là kết quả của việc đàm phán giữa Các Bên và sẽ không bị suy đoán rằng một điều khoản không rõ nghĩa nào cần phải được giải thích theo hướng có lợi hoặc bất lợi cho bất kỳ Bên nào.</w:t>
+        <w:t xml:space="preserve">thuận và ký kết Hợp Đồng diễn ra trên tinh thần thiện chí, trung thực. Hợp Đồng là kết quả của việc đàm phán giữa Các Bên và sẽ không bị suy đoán rằng một điều khoản không rõ nghĩa nào cần phải được giải thích theo hướng có lợi hoặc bất lợi cho bất kỳ </w:t>
+      </w:r>
+      <w:r>
+        <w:rPr>
+          <w:rFonts w:eastAsia="Calibri"/>
+          <w:szCs w:val="24"/>
+        </w:rPr>
+        <w:lastRenderedPageBreak/>
+        <w:t>Bên nào.</w:t>
       </w:r>
     </w:p>
     <w:p>

--- a/templates/CMIS/HD-NSH.docx
+++ b/templates/CMIS/HD-NSH.docx
@@ -2632,6 +2632,7 @@
         <w:rPr>
           <w:lang w:val="en-US"/>
         </w:rPr>
+        <w:lastRenderedPageBreak/>
         <w:t>Tài khoản số: 5902201000167 Tại Ngân hàng: Ngân hàng NN và PTNT Việt Nam</w:t>
       </w:r>
     </w:p>
@@ -2655,7 +2656,6 @@
           <w:rFonts w:eastAsia="Calibri"/>
           <w:szCs w:val="24"/>
         </w:rPr>
-        <w:lastRenderedPageBreak/>
         <w:t>Dưới đây gọi tắt là "Bên A"</w:t>
       </w:r>
     </w:p>
@@ -3905,7 +3905,15 @@
           <w:rFonts w:eastAsia="Calibri"/>
           <w:szCs w:val="24"/>
         </w:rPr>
-        <w:t>bằng lãi suất cho vay cao nhất của ngân hàng có tài khoản ghi trong hợp đồng áp dụng cho Bên A tại thời điểm phát sinh nghĩa vụ thanh toán, được Bên A thông báo cho Bên B khi phát sinh việc áp dụng lãi suất chậm trả theo quy định của hợp đồng</w:t>
+        <w:t xml:space="preserve">bằng lãi suất cho vay cao nhất của ngân hàng có tài khoản ghi trong hợp đồng áp dụng cho Bên A tại thời điểm phát sinh nghĩa vụ thanh toán, được Bên A thông báo cho Bên B khi phát sinh việc áp dụng lãi suất chậm trả theo quy định của hợp </w:t>
+      </w:r>
+      <w:r>
+        <w:rPr>
+          <w:rFonts w:eastAsia="Calibri"/>
+          <w:szCs w:val="24"/>
+        </w:rPr>
+        <w:lastRenderedPageBreak/>
+        <w:t>đồng</w:t>
       </w:r>
       <w:r>
         <w:rPr>
@@ -3955,15 +3963,7 @@
           <w:rFonts w:eastAsia="Calibri"/>
           <w:szCs w:val="24"/>
         </w:rPr>
-        <w:t xml:space="preserve">là toàn bộ nghĩa vụ của Bên B đối với việc thanh toán khoản tiền </w:t>
-      </w:r>
-      <w:r>
-        <w:rPr>
-          <w:rFonts w:eastAsia="Calibri"/>
-          <w:szCs w:val="24"/>
-        </w:rPr>
-        <w:lastRenderedPageBreak/>
-        <w:t>phát sinh từ Hợp Đồng cho Bên A, không chỉ bao gồm tiền điện, tiền mua công suất phản kháng, tiền lãi chậm trả, tiền bồi thường thiệt hại, tiền phạt vi phạm, chi phí ngừng, cấp điện trở lại, bổ sung Khoản Khấu Trừ vào tài sản bảo đảm theo đúng quy định tại Hợp Đồng</w:t>
+        <w:t>là toàn bộ nghĩa vụ của Bên B đối với việc thanh toán khoản tiền phát sinh từ Hợp Đồng cho Bên A, không chỉ bao gồm tiền điện, tiền mua công suất phản kháng, tiền lãi chậm trả, tiền bồi thường thiệt hại, tiền phạt vi phạm, chi phí ngừng, cấp điện trở lại, bổ sung Khoản Khấu Trừ vào tài sản bảo đảm theo đúng quy định tại Hợp Đồng</w:t>
       </w:r>
       <w:r>
         <w:rPr>
@@ -9207,7 +9207,7 @@
           <w:rFonts w:eastAsia="Calibri"/>
           <w:szCs w:val="24"/>
         </w:rPr>
-        <w:t xml:space="preserve">Bên B là khách hàng sử dụng điện (trừ trường hợp được quy định tại khoản 4 Điều 3 Nghị định số 18/2025/NĐ-CP) có sản lượng tiêu thụ bình quân từ 1.000.000 kWh/tháng trở lên </w:t>
+        <w:t xml:space="preserve">Bên B là khách hàng sử dụng điện (trừ trường hợp được quy định tại khoản 4 Điều 3 </w:t>
       </w:r>
       <w:r>
         <w:rPr>
@@ -9215,7 +9215,7 @@
           <w:szCs w:val="24"/>
         </w:rPr>
         <w:lastRenderedPageBreak/>
-        <w:t xml:space="preserve">theo đăng ký tại hợp đồng mua bán điện hoặc sản lượng điện tiêu thụ bình quân đăng ký tại hợp đồng mua bán điện thấp hơn mức này, nhưng sản lượng điện tiêu thụ thực tế bình quân 12 tháng gần nhất từ 1.000.000 kWh trở lên có trách nhiệm phối hợp với bên bán điện sửa đổi, bổ sung hợp đồng mua bán điện đã ký để bổ sung nội dung về bảo đảm thực hiện hợp đồng và thực hiện biện pháp bảo đảm thực hiện hợp đồng trước khi hợp đồng sửa đổi, bổ sung có hiệu lực.   </w:t>
+        <w:t xml:space="preserve">Nghị định số 18/2025/NĐ-CP) có sản lượng tiêu thụ bình quân từ 1.000.000 kWh/tháng trở lên theo đăng ký tại hợp đồng mua bán điện hoặc sản lượng điện tiêu thụ bình quân đăng ký tại hợp đồng mua bán điện thấp hơn mức này, nhưng sản lượng điện tiêu thụ thực tế bình quân 12 tháng gần nhất từ 1.000.000 kWh trở lên có trách nhiệm phối hợp với bên bán điện sửa đổi, bổ sung hợp đồng mua bán điện đã ký để bổ sung nội dung về bảo đảm thực hiện hợp đồng và thực hiện biện pháp bảo đảm thực hiện hợp đồng trước khi hợp đồng sửa đổi, bổ sung có hiệu lực.   </w:t>
       </w:r>
     </w:p>
     <w:p>
@@ -9677,15 +9677,8 @@
           <w:rFonts w:eastAsia="Calibri"/>
           <w:szCs w:val="24"/>
         </w:rPr>
-        <w:t xml:space="preserve">Quyền, nghĩa vụ của Các Bên sau khi xử lý tài sản bảo đảm theo Điều này sẽ được </w:t>
-      </w:r>
-      <w:r>
-        <w:rPr>
-          <w:rFonts w:eastAsia="Calibri"/>
-          <w:szCs w:val="24"/>
-        </w:rPr>
         <w:lastRenderedPageBreak/>
-        <w:t>thực hiện theo Điều 10 của Hợp Đồng. Các Bên đồng ý rằng việc khấu trừ Khoản Khấu Trừ theo Điều này không đồng nghĩa với việc Bên B không bị coi là Vi Phạm Nghĩa Vụ Thanh Toán và vẫn phải chịu trách nhiệm với khoản phạt vi phạm theo Điều 10.</w:t>
+        <w:t>Quyền, nghĩa vụ của Các Bên sau khi xử lý tài sản bảo đảm theo Điều này sẽ được thực hiện theo Điều 10 của Hợp Đồng. Các Bên đồng ý rằng việc khấu trừ Khoản Khấu Trừ theo Điều này không đồng nghĩa với việc Bên B không bị coi là Vi Phạm Nghĩa Vụ Thanh Toán và vẫn phải chịu trách nhiệm với khoản phạt vi phạm theo Điều 10.</w:t>
       </w:r>
     </w:p>
     <w:p>
@@ -10203,15 +10196,8 @@
           <w:rFonts w:eastAsia="Calibri"/>
           <w:szCs w:val="24"/>
         </w:rPr>
-        <w:t xml:space="preserve">Khoản tiền lãi chậm trả theo Điều này được tính bằng Khoản Còn Thiếu nhân với Lãi Suất Chậm Trả và nhân với số ngày chậm trả. Số ngày chậm trả được tính từ ngày đầu tiên </w:t>
-      </w:r>
-      <w:r>
-        <w:rPr>
-          <w:rFonts w:eastAsia="Calibri"/>
-          <w:szCs w:val="24"/>
-        </w:rPr>
         <w:lastRenderedPageBreak/>
-        <w:t>kết thúc thời hạn thanh toán tại Điều 3.2.b đến ngày Bên B thanh toán đủ hoặc ngày Bên A ngừng cấp điện cho Bên B theo quy định tại Điều 10.4.c và 11.1.a.</w:t>
+        <w:t>Khoản tiền lãi chậm trả theo Điều này được tính bằng Khoản Còn Thiếu nhân với Lãi Suất Chậm Trả và nhân với số ngày chậm trả. Số ngày chậm trả được tính từ ngày đầu tiên kết thúc thời hạn thanh toán tại Điều 3.2.b đến ngày Bên B thanh toán đủ hoặc ngày Bên A ngừng cấp điện cho Bên B theo quy định tại Điều 10.4.c và 11.1.a.</w:t>
       </w:r>
     </w:p>
     <w:p>
@@ -10749,7 +10735,15 @@
           <w:rFonts w:eastAsia="Calibri"/>
           <w:szCs w:val="24"/>
         </w:rPr>
-        <w:t xml:space="preserve">ngừng, giảm mức cung cấp điện thực hiện theo quy định </w:t>
+        <w:t xml:space="preserve">ngừng, giảm mức cung cấp điện thực hiện </w:t>
+      </w:r>
+      <w:r>
+        <w:rPr>
+          <w:rFonts w:eastAsia="Calibri"/>
+          <w:szCs w:val="24"/>
+        </w:rPr>
+        <w:lastRenderedPageBreak/>
+        <w:t xml:space="preserve">theo quy định </w:t>
       </w:r>
       <w:r>
         <w:rPr>
@@ -10787,7 +10781,6 @@
           <w:bCs/>
           <w:szCs w:val="24"/>
         </w:rPr>
-        <w:lastRenderedPageBreak/>
         <w:t>ĐIỀU 12: CAM ĐOAN VÀ BẢO ĐẢM CỦA CÁC BÊN</w:t>
       </w:r>
     </w:p>
@@ -11454,7 +11447,15 @@
           <w:rFonts w:eastAsia="Batang"/>
           <w:szCs w:val="24"/>
         </w:rPr>
-        <w:t>Hướng dẫn cho bên B về việc lắp đặt, sử dụng hệ thống, thiết bị điện để bảo đảm an toàn; cung cấp thông tin về nguy cơ gây mất an toàn trong sử dụng điện và biện pháp bảo đảm an toàn điện</w:t>
+        <w:t xml:space="preserve">Hướng dẫn cho bên B về việc lắp đặt, sử dụng hệ thống, thiết bị điện để bảo đảm an toàn; cung cấp thông tin về nguy cơ gây mất an toàn trong sử dụng điện và biện pháp bảo </w:t>
+      </w:r>
+      <w:r>
+        <w:rPr>
+          <w:rFonts w:eastAsia="Batang"/>
+          <w:szCs w:val="24"/>
+        </w:rPr>
+        <w:lastRenderedPageBreak/>
+        <w:t>đảm an toàn điện</w:t>
       </w:r>
       <w:r>
         <w:rPr>
@@ -11517,7 +11518,6 @@
           <w:rFonts w:eastAsia="Calibri"/>
           <w:szCs w:val="24"/>
         </w:rPr>
-        <w:lastRenderedPageBreak/>
         <w:t>Bảo vệ thông tin của Bên B, không được phép thu thập, sử dụng, chuyển giao thông tin của Bên B cho Bên thứ ba khác khi chưa được sự đồng ý của Bên B;</w:t>
       </w:r>
     </w:p>
@@ -12140,6 +12140,7 @@
           <w:rFonts w:eastAsia="Batang"/>
           <w:szCs w:val="24"/>
         </w:rPr>
+        <w:lastRenderedPageBreak/>
         <w:t>Bảo đảm đường dây dẫn điện sau công tơ đến nơi sử dụng điện, các trang thiết bị sử dụng điện đáp ứng các yêu cầu kỹ thuật và yêu cầu về an toàn điện, an toàn phòng cháy, chữa cháy theo quy định tại khoản 1 Điều 74 Luật Điện lực;</w:t>
       </w:r>
     </w:p>
@@ -12168,7 +12169,6 @@
           <w:rFonts w:eastAsia="Batang"/>
           <w:szCs w:val="24"/>
         </w:rPr>
-        <w:lastRenderedPageBreak/>
         <w:t>Bồi thường khi gây thiệt hại cho Bên A theo quy định của Pháp luật;</w:t>
       </w:r>
     </w:p>
@@ -12841,7 +12841,15 @@
           <w:rFonts w:eastAsia="Calibri"/>
           <w:szCs w:val="24"/>
         </w:rPr>
-        <w:t>Trong quá trình thực hiện Hợp Đồng, nếu có bất cứ hành vi vi phạm Hợp Đồng của một Bên gây thiệt hại cho Bên còn lại, thì Bên vi phạm có trách nhiệm bồi thường toàn bộ thiệt hại cho Bên bị vi phạm. Giá trị bồi thường thiệt hại được xác định theo quy định của Pháp Luật.</w:t>
+        <w:t xml:space="preserve">Trong quá trình thực hiện Hợp Đồng, nếu có bất cứ hành vi vi phạm Hợp Đồng của một Bên gây thiệt hại cho Bên còn lại, thì Bên vi phạm có trách nhiệm bồi thường toàn bộ thiệt hại cho Bên bị vi phạm. Giá trị bồi thường thiệt hại được xác định theo quy định của Pháp </w:t>
+      </w:r>
+      <w:r>
+        <w:rPr>
+          <w:rFonts w:eastAsia="Calibri"/>
+          <w:szCs w:val="24"/>
+        </w:rPr>
+        <w:lastRenderedPageBreak/>
+        <w:t>Luật.</w:t>
       </w:r>
     </w:p>
     <w:p>
@@ -12864,15 +12872,7 @@
           <w:rFonts w:eastAsia="Calibri"/>
           <w:szCs w:val="24"/>
         </w:rPr>
-        <w:t xml:space="preserve">Ngoài việc bồi thường thiệt hại theo quy định tại Điều 16.2, nếu hành vi vi phạm gây thiệt hại cho Bên còn lại, Bên vi phạm sẽ phải chịu phạt vi phạm Hợp Đồng đối với hành vi vi phạm </w:t>
-      </w:r>
-      <w:r>
-        <w:rPr>
-          <w:rFonts w:eastAsia="Calibri"/>
-          <w:szCs w:val="24"/>
-        </w:rPr>
-        <w:lastRenderedPageBreak/>
-        <w:t>đó. Mức phạt vi phạm được tính bằng 08 (tám) % giá trị phần nghĩa vụ của Hợp Đồng bị vi phạm. Giá trị phần nghĩa vụ của Hợp Đồng bị vi phạm được xác định theo quy định của Pháp Luật. Trừ trường hợp Bên B đã thanh toán cho Bên A trong thời hạn 10 (mười) ngày kể từ thời điểm Bên A gửi thông báo thanh toán lần đầu.</w:t>
+        <w:t>Ngoài việc bồi thường thiệt hại theo quy định tại Điều 16.2, nếu hành vi vi phạm gây thiệt hại cho Bên còn lại, Bên vi phạm sẽ phải chịu phạt vi phạm Hợp Đồng đối với hành vi vi phạm đó. Mức phạt vi phạm được tính bằng 08 (tám) % giá trị phần nghĩa vụ của Hợp Đồng bị vi phạm. Giá trị phần nghĩa vụ của Hợp Đồng bị vi phạm được xác định theo quy định của Pháp Luật. Trừ trường hợp Bên B đã thanh toán cho Bên A trong thời hạn 10 (mười) ngày kể từ thời điểm Bên A gửi thông báo thanh toán lần đầu.</w:t>
       </w:r>
     </w:p>
     <w:p>
@@ -13312,7 +13312,15 @@
           <w:rFonts w:eastAsia="Calibri"/>
           <w:szCs w:val="24"/>
         </w:rPr>
-        <w:t>Bên A có quyền đơn phương chấm dứt Hợp Đồng trước Thời Hạn trong các trường hợp dưới đây:</w:t>
+        <w:t xml:space="preserve">Bên A có quyền đơn phương chấm dứt Hợp Đồng trước Thời Hạn trong các trường </w:t>
+      </w:r>
+      <w:r>
+        <w:rPr>
+          <w:rFonts w:eastAsia="Calibri"/>
+          <w:szCs w:val="24"/>
+        </w:rPr>
+        <w:lastRenderedPageBreak/>
+        <w:t>hợp dưới đây:</w:t>
       </w:r>
     </w:p>
     <w:p>
@@ -13366,15 +13374,7 @@
           <w:rFonts w:eastAsia="Calibri"/>
           <w:szCs w:val="24"/>
         </w:rPr>
-        <w:t xml:space="preserve">Bên B là tổ chức, hộ kinh doanh bị chấm dứt hoạt động, bị thu hồi giấy phép hoạt </w:t>
-      </w:r>
-      <w:r>
-        <w:rPr>
-          <w:rFonts w:eastAsia="Calibri"/>
-          <w:szCs w:val="24"/>
-        </w:rPr>
-        <w:lastRenderedPageBreak/>
-        <w:t>động, bị giải thể, bị tuyên bố phá sản, không còn quyền sử dụng Địa Điểm Sử Dụng Điện hoặc bị truy cứu trách nhiệm hình sự theo quy định của Pháp Luật; là cá nhân mất tích, chết, không còn quyền sử dụng Địa Điểm Sử Dụng Điện hoặc bị truy cứu trách nhiệm hình sự theo quy định của Pháp Luật. Bên A có quyền thực hiện Quy Trình Chấm Dứt Hợp Đồng ngay lập tức khi phát sinh các sự kiện theo quy định này.</w:t>
+        <w:t>Bên B là tổ chức, hộ kinh doanh bị chấm dứt hoạt động, bị thu hồi giấy phép hoạt động, bị giải thể, bị tuyên bố phá sản, không còn quyền sử dụng Địa Điểm Sử Dụng Điện hoặc bị truy cứu trách nhiệm hình sự theo quy định của Pháp Luật; là cá nhân mất tích, chết, không còn quyền sử dụng Địa Điểm Sử Dụng Điện hoặc bị truy cứu trách nhiệm hình sự theo quy định của Pháp Luật. Bên A có quyền thực hiện Quy Trình Chấm Dứt Hợp Đồng ngay lập tức khi phát sinh các sự kiện theo quy định này.</w:t>
       </w:r>
     </w:p>
     <w:p>
@@ -13753,7 +13753,15 @@
           <w:rFonts w:eastAsia="Calibri"/>
           <w:szCs w:val="24"/>
         </w:rPr>
-        <w:t xml:space="preserve">Trường hợp phát sinh tranh chấp, Các Bên sẽ cùng nhau tiến hành thương lượng để tìm ra giải pháp giải quyết tranh chấp tối ưu. Trong thời hạn 90 (chín mươi) ngày kể từ ngày phát sinh tranh chấp mà Các Bên không đạt được </w:t>
+        <w:t xml:space="preserve">Trường hợp phát sinh tranh chấp, Các Bên sẽ cùng nhau tiến hành thương lượng để tìm ra giải pháp giải quyết tranh chấp tối ưu. Trong thời hạn 90 (chín mươi) ngày kể từ ngày phát </w:t>
+      </w:r>
+      <w:r>
+        <w:rPr>
+          <w:rFonts w:eastAsia="Calibri"/>
+          <w:szCs w:val="24"/>
+        </w:rPr>
+        <w:lastRenderedPageBreak/>
+        <w:t xml:space="preserve">sinh tranh chấp mà Các Bên không đạt được </w:t>
       </w:r>
       <w:r>
         <w:rPr>
@@ -13817,7 +13825,6 @@
           <w:rFonts w:eastAsia="Calibri"/>
           <w:szCs w:val="24"/>
         </w:rPr>
-        <w:lastRenderedPageBreak/>
         <w:t xml:space="preserve">Hiệu lực của Hợp Đồng: </w:t>
       </w:r>
       <w:r>
@@ -14367,7 +14374,15 @@
           <w:rFonts w:eastAsia="Calibri"/>
           <w:szCs w:val="24"/>
         </w:rPr>
-        <w:t>Trường hợp bất kỳ quy định nào trong Hợp Đồng bị vô hiệu hoặc không thể thi hành, thì quy định đó sẽ không có hiệu lực và không làm ảnh hưởng đến hiệu lực của các quy định còn lại trong Hợp Đồng. Khi đó, Hợp Đồng này sẽ được hiểu và giải thích theo các quy định còn lại của Hợp Đồng. Các Bên sẽ cùng nhau, trên tinh thần hợp tác, thiện chí, nỗ lực để thay thế quy định vô hiệu hoặc không thể thi hành đó bằng một quy định khác có hiệu lực và có thể thi hành, với nội dung phù hợp nhất với quy định bị thay thế.</w:t>
+        <w:t xml:space="preserve">Trường hợp bất kỳ quy định nào trong Hợp Đồng bị vô hiệu hoặc không thể thi hành, thì quy định đó sẽ không có hiệu lực và không làm ảnh hưởng đến hiệu lực của các quy định còn lại trong Hợp Đồng. Khi đó, Hợp Đồng này sẽ được hiểu và giải thích theo các quy định còn lại của Hợp Đồng. Các Bên sẽ cùng nhau, trên tinh thần hợp tác, thiện chí, nỗ lực để thay thế quy định vô hiệu hoặc không thể thi hành đó bằng một quy định khác có hiệu lực và </w:t>
+      </w:r>
+      <w:r>
+        <w:rPr>
+          <w:rFonts w:eastAsia="Calibri"/>
+          <w:szCs w:val="24"/>
+        </w:rPr>
+        <w:lastRenderedPageBreak/>
+        <w:t>có thể thi hành, với nội dung phù hợp nhất với quy định bị thay thế.</w:t>
       </w:r>
     </w:p>
     <w:p>
@@ -14408,15 +14423,7 @@
           <w:rFonts w:eastAsia="Calibri"/>
           <w:szCs w:val="24"/>
         </w:rPr>
-        <w:t xml:space="preserve">thuận và ký kết Hợp Đồng diễn ra trên tinh thần thiện chí, trung thực. Hợp Đồng là kết quả của việc đàm phán giữa Các Bên và sẽ không bị suy đoán rằng một điều khoản không rõ nghĩa nào cần phải được giải thích theo hướng có lợi hoặc bất lợi cho bất kỳ </w:t>
-      </w:r>
-      <w:r>
-        <w:rPr>
-          <w:rFonts w:eastAsia="Calibri"/>
-          <w:szCs w:val="24"/>
-        </w:rPr>
-        <w:lastRenderedPageBreak/>
-        <w:t>Bên nào.</w:t>
+        <w:t>thuận và ký kết Hợp Đồng diễn ra trên tinh thần thiện chí, trung thực. Hợp Đồng là kết quả của việc đàm phán giữa Các Bên và sẽ không bị suy đoán rằng một điều khoản không rõ nghĩa nào cần phải được giải thích theo hướng có lợi hoặc bất lợi cho bất kỳ Bên nào.</w:t>
       </w:r>
     </w:p>
     <w:p>
@@ -14996,6 +15003,7 @@
       <w:footerReference w:type="even" r:id="rId12"/>
       <w:footerReference w:type="default" r:id="rId13"/>
       <w:headerReference w:type="first" r:id="rId14"/>
+      <w:footerReference w:type="first" r:id="rId15"/>
       <w:footnotePr>
         <w:numRestart w:val="eachPage"/>
       </w:footnotePr>
@@ -15050,15 +15058,52 @@
 
 <file path=word/footer2.xml><?xml version="1.0" encoding="utf-8"?>
 <w:ftr xmlns:wpc="http://schemas.microsoft.com/office/word/2010/wordprocessingCanvas" xmlns:cx="http://schemas.microsoft.com/office/drawing/2014/chartex" xmlns:cx1="http://schemas.microsoft.com/office/drawing/2015/9/8/chartex" xmlns:cx2="http://schemas.microsoft.com/office/drawing/2015/10/21/chartex" xmlns:cx3="http://schemas.microsoft.com/office/drawing/2016/5/9/chartex" xmlns:cx4="http://schemas.microsoft.com/office/drawing/2016/5/10/chartex" xmlns:cx5="http://schemas.microsoft.com/office/drawing/2016/5/11/chartex" xmlns:cx6="http://schemas.microsoft.com/office/drawing/2016/5/12/chartex" xmlns:cx7="http://schemas.microsoft.com/office/drawing/2016/5/13/chartex" xmlns:cx8="http://schemas.microsoft.com/office/drawing/2016/5/14/chartex" xmlns:mc="http://schemas.openxmlformats.org/markup-compatibility/2006" xmlns:aink="http://schemas.microsoft.com/office/drawing/2016/ink" xmlns:am3d="http://schemas.microsoft.com/office/drawing/2017/model3d" xmlns:o="urn:schemas-microsoft-com:office:office" xmlns:oel="http://schemas.microsoft.com/office/2019/extlst" xmlns:r="http://schemas.openxmlformats.org/officeDocument/2006/relationships" xmlns:m="http://schemas.openxmlformats.org/officeDocument/2006/math" xmlns:v="urn:schemas-microsoft-com:vml" xmlns:wp14="http://schemas.microsoft.com/office/word/2010/wordprocessingDrawing" xmlns:wp="http://schemas.openxmlformats.org/drawingml/2006/wordprocessingDrawing" xmlns:w10="urn:schemas-microsoft-com:office:word" xmlns:w="http://schemas.openxmlformats.org/wordprocessingml/2006/main" xmlns:w14="http://schemas.microsoft.com/office/word/2010/wordml" xmlns:w15="http://schemas.microsoft.com/office/word/2012/wordml" xmlns:w16cex="http://schemas.microsoft.com/office/word/2018/wordml/cex" xmlns:w16cid="http://schemas.microsoft.com/office/word/2016/wordml/cid" xmlns:w16="http://schemas.microsoft.com/office/word/2018/wordml" xmlns:w16du="http://schemas.microsoft.com/office/word/2023/wordml/word16du" xmlns:w16sdtdh="http://schemas.microsoft.com/office/word/2020/wordml/sdtdatahash" xmlns:w16sdtfl="http://schemas.microsoft.com/office/word/2024/wordml/sdtformatlock" xmlns:w16se="http://schemas.microsoft.com/office/word/2015/wordml/symex" xmlns:wpg="http://schemas.microsoft.com/office/word/2010/wordprocessingGroup" xmlns:wpi="http://schemas.microsoft.com/office/word/2010/wordprocessingInk" xmlns:wne="http://schemas.microsoft.com/office/word/2006/wordml" xmlns:wps="http://schemas.microsoft.com/office/word/2010/wordprocessingShape" mc:Ignorable="w14 w15 w16se w16cid w16 w16cex w16sdtdh w16sdtfl w16du wp14">
-  <w:p>
-    <w:pPr>
-      <w:pStyle w:val="Footer"/>
-      <w:framePr w:wrap="around" w:vAnchor="text" w:hAnchor="margin" w:xAlign="right" w:y="1"/>
-      <w:rPr>
-        <w:rStyle w:val="PageNumber"/>
-      </w:rPr>
-    </w:pPr>
-  </w:p>
+  <w:sdt>
+    <w:sdtPr>
+      <w:rPr>
+        <w:noProof w:val="0"/>
+      </w:rPr>
+      <w:id w:val="75332927"/>
+      <w:docPartObj>
+        <w:docPartGallery w:val="Page Numbers (Bottom of Page)"/>
+        <w:docPartUnique/>
+      </w:docPartObj>
+    </w:sdtPr>
+    <w:sdtEndPr>
+      <w:rPr>
+        <w:noProof/>
+      </w:rPr>
+    </w:sdtEndPr>
+    <w:sdtContent>
+      <w:p>
+        <w:pPr>
+          <w:pStyle w:val="Footer"/>
+          <w:jc w:val="center"/>
+        </w:pPr>
+        <w:r>
+          <w:rPr>
+            <w:noProof w:val="0"/>
+          </w:rPr>
+          <w:fldChar w:fldCharType="begin"/>
+        </w:r>
+        <w:r>
+          <w:instrText xml:space="preserve"> PAGE   \* MERGEFORMAT </w:instrText>
+        </w:r>
+        <w:r>
+          <w:rPr>
+            <w:noProof w:val="0"/>
+          </w:rPr>
+          <w:fldChar w:fldCharType="separate"/>
+        </w:r>
+        <w:r>
+          <w:t>2</w:t>
+        </w:r>
+        <w:r>
+          <w:fldChar w:fldCharType="end"/>
+        </w:r>
+      </w:p>
+    </w:sdtContent>
+  </w:sdt>
   <w:p>
     <w:pPr>
       <w:pStyle w:val="Footer"/>
@@ -15066,6 +15111,62 @@
         <w:tab w:val="left" w:pos="7685"/>
       </w:tabs>
       <w:ind w:right="360"/>
+    </w:pPr>
+  </w:p>
+</w:ftr>
+</file>
+
+<file path=word/footer3.xml><?xml version="1.0" encoding="utf-8"?>
+<w:ftr xmlns:wpc="http://schemas.microsoft.com/office/word/2010/wordprocessingCanvas" xmlns:cx="http://schemas.microsoft.com/office/drawing/2014/chartex" xmlns:cx1="http://schemas.microsoft.com/office/drawing/2015/9/8/chartex" xmlns:cx2="http://schemas.microsoft.com/office/drawing/2015/10/21/chartex" xmlns:cx3="http://schemas.microsoft.com/office/drawing/2016/5/9/chartex" xmlns:cx4="http://schemas.microsoft.com/office/drawing/2016/5/10/chartex" xmlns:cx5="http://schemas.microsoft.com/office/drawing/2016/5/11/chartex" xmlns:cx6="http://schemas.microsoft.com/office/drawing/2016/5/12/chartex" xmlns:cx7="http://schemas.microsoft.com/office/drawing/2016/5/13/chartex" xmlns:cx8="http://schemas.microsoft.com/office/drawing/2016/5/14/chartex" xmlns:mc="http://schemas.openxmlformats.org/markup-compatibility/2006" xmlns:aink="http://schemas.microsoft.com/office/drawing/2016/ink" xmlns:am3d="http://schemas.microsoft.com/office/drawing/2017/model3d" xmlns:o="urn:schemas-microsoft-com:office:office" xmlns:oel="http://schemas.microsoft.com/office/2019/extlst" xmlns:r="http://schemas.openxmlformats.org/officeDocument/2006/relationships" xmlns:m="http://schemas.openxmlformats.org/officeDocument/2006/math" xmlns:v="urn:schemas-microsoft-com:vml" xmlns:wp14="http://schemas.microsoft.com/office/word/2010/wordprocessingDrawing" xmlns:wp="http://schemas.openxmlformats.org/drawingml/2006/wordprocessingDrawing" xmlns:w10="urn:schemas-microsoft-com:office:word" xmlns:w="http://schemas.openxmlformats.org/wordprocessingml/2006/main" xmlns:w14="http://schemas.microsoft.com/office/word/2010/wordml" xmlns:w15="http://schemas.microsoft.com/office/word/2012/wordml" xmlns:w16cex="http://schemas.microsoft.com/office/word/2018/wordml/cex" xmlns:w16cid="http://schemas.microsoft.com/office/word/2016/wordml/cid" xmlns:w16="http://schemas.microsoft.com/office/word/2018/wordml" xmlns:w16du="http://schemas.microsoft.com/office/word/2023/wordml/word16du" xmlns:w16sdtdh="http://schemas.microsoft.com/office/word/2020/wordml/sdtdatahash" xmlns:w16sdtfl="http://schemas.microsoft.com/office/word/2024/wordml/sdtformatlock" xmlns:w16se="http://schemas.microsoft.com/office/word/2015/wordml/symex" xmlns:wpg="http://schemas.microsoft.com/office/word/2010/wordprocessingGroup" xmlns:wpi="http://schemas.microsoft.com/office/word/2010/wordprocessingInk" xmlns:wne="http://schemas.microsoft.com/office/word/2006/wordml" xmlns:wps="http://schemas.microsoft.com/office/word/2010/wordprocessingShape" mc:Ignorable="w14 w15 w16se w16cid w16 w16cex w16sdtdh w16sdtfl w16du wp14">
+  <w:sdt>
+    <w:sdtPr>
+      <w:rPr>
+        <w:noProof w:val="0"/>
+      </w:rPr>
+      <w:id w:val="519739296"/>
+      <w:docPartObj>
+        <w:docPartGallery w:val="Page Numbers (Bottom of Page)"/>
+        <w:docPartUnique/>
+      </w:docPartObj>
+    </w:sdtPr>
+    <w:sdtEndPr>
+      <w:rPr>
+        <w:noProof/>
+      </w:rPr>
+    </w:sdtEndPr>
+    <w:sdtContent>
+      <w:p>
+        <w:pPr>
+          <w:pStyle w:val="Footer"/>
+          <w:jc w:val="center"/>
+        </w:pPr>
+        <w:r>
+          <w:rPr>
+            <w:noProof w:val="0"/>
+          </w:rPr>
+          <w:fldChar w:fldCharType="begin"/>
+        </w:r>
+        <w:r>
+          <w:instrText xml:space="preserve"> PAGE   \* MERGEFORMAT </w:instrText>
+        </w:r>
+        <w:r>
+          <w:rPr>
+            <w:noProof w:val="0"/>
+          </w:rPr>
+          <w:fldChar w:fldCharType="separate"/>
+        </w:r>
+        <w:r>
+          <w:t>2</w:t>
+        </w:r>
+        <w:r>
+          <w:fldChar w:fldCharType="end"/>
+        </w:r>
+      </w:p>
+    </w:sdtContent>
+  </w:sdt>
+  <w:p>
+    <w:pPr>
+      <w:pStyle w:val="Footer"/>
     </w:pPr>
   </w:p>
 </w:ftr>
@@ -27559,6 +27660,7 @@
     <w:aliases w:val="Footer-Even,Right"/>
     <w:basedOn w:val="Normal"/>
     <w:link w:val="FooterChar"/>
+    <w:uiPriority w:val="99"/>
     <w:pPr>
       <w:tabs>
         <w:tab w:val="center" w:pos="4320"/>

--- a/templates/CMIS/HD-NSH.docx
+++ b/templates/CMIS/HD-NSH.docx
@@ -2141,22 +2141,6 @@
         <w:jc w:val="both"/>
         <w:rPr>
           <w:rFonts w:eastAsia="Calibri"/>
-          <w:i/>
-          <w:szCs w:val="24"/>
-        </w:rPr>
-      </w:pPr>
-    </w:p>
-    <w:p>
-      <w:pPr>
-        <w:widowControl w:val="0"/>
-        <w:tabs>
-          <w:tab w:val="left" w:pos="993"/>
-        </w:tabs>
-        <w:snapToGrid w:val="0"/>
-        <w:spacing w:before="120" w:after="120"/>
-        <w:jc w:val="both"/>
-        <w:rPr>
-          <w:rFonts w:eastAsia="Calibri"/>
           <w:szCs w:val="24"/>
         </w:rPr>
       </w:pPr>
@@ -2509,7 +2493,37 @@
           <w:rFonts w:eastAsia="Calibri"/>
           <w:szCs w:val="24"/>
         </w:rPr>
-        <w:t>Địa chỉ: Số 94, đường Hùng Vương, xã Xuân Lộc, Tỉnh Đồng Nai</w:t>
+        <w:t xml:space="preserve">Địa chỉ: Số 94, đường Hùng Vương, </w:t>
+      </w:r>
+      <w:r>
+        <w:rPr>
+          <w:rFonts w:eastAsia="Calibri"/>
+          <w:szCs w:val="24"/>
+          <w:lang w:val="en-US"/>
+        </w:rPr>
+        <w:t>phường</w:t>
+      </w:r>
+      <w:r>
+        <w:rPr>
+          <w:rFonts w:eastAsia="Calibri"/>
+          <w:szCs w:val="24"/>
+        </w:rPr>
+        <w:t xml:space="preserve"> Xuân Lộc, </w:t>
+      </w:r>
+      <w:r>
+        <w:rPr>
+          <w:rFonts w:eastAsia="Calibri"/>
+          <w:szCs w:val="24"/>
+          <w:lang w:val="en-US"/>
+        </w:rPr>
+        <w:t>thành phố</w:t>
+      </w:r>
+      <w:r>
+        <w:rPr>
+          <w:rFonts w:eastAsia="Calibri"/>
+          <w:szCs w:val="24"/>
+        </w:rPr>
+        <w:t xml:space="preserve"> Đồng Nai</w:t>
       </w:r>
       <w:r>
         <w:rPr>
@@ -2568,7 +2582,7 @@
         </w:tabs>
         <w:autoSpaceDE w:val="0"/>
         <w:autoSpaceDN w:val="0"/>
-        <w:spacing w:before="120" w:line="319" w:lineRule="auto"/>
+        <w:spacing w:before="120" w:after="120"/>
         <w:ind w:right="213"/>
         <w:rPr>
           <w:lang w:val="en-US"/>
@@ -2601,7 +2615,7 @@
         </w:tabs>
         <w:autoSpaceDE w:val="0"/>
         <w:autoSpaceDN w:val="0"/>
-        <w:spacing w:before="120" w:line="319" w:lineRule="auto"/>
+        <w:spacing w:before="120" w:after="120"/>
         <w:ind w:right="213"/>
         <w:rPr>
           <w:lang w:val="en-US"/>
@@ -2622,7 +2636,7 @@
         </w:tabs>
         <w:autoSpaceDE w:val="0"/>
         <w:autoSpaceDN w:val="0"/>
-        <w:spacing w:before="120" w:line="319" w:lineRule="auto"/>
+        <w:spacing w:before="120" w:after="120"/>
         <w:ind w:right="213"/>
         <w:rPr>
           <w:lang w:val="en-US"/>
@@ -2632,7 +2646,6 @@
         <w:rPr>
           <w:lang w:val="en-US"/>
         </w:rPr>
-        <w:lastRenderedPageBreak/>
         <w:t>Tài khoản số: 5902201000167 Tại Ngân hàng: Ngân hàng NN và PTNT Việt Nam</w:t>
       </w:r>
     </w:p>
@@ -2679,6 +2692,7 @@
           <w:rFonts w:eastAsia="Calibri"/>
           <w:szCs w:val="24"/>
         </w:rPr>
+        <w:lastRenderedPageBreak/>
         <w:t>Và</w:t>
       </w:r>
     </w:p>
@@ -3905,15 +3919,7 @@
           <w:rFonts w:eastAsia="Calibri"/>
           <w:szCs w:val="24"/>
         </w:rPr>
-        <w:t xml:space="preserve">bằng lãi suất cho vay cao nhất của ngân hàng có tài khoản ghi trong hợp đồng áp dụng cho Bên A tại thời điểm phát sinh nghĩa vụ thanh toán, được Bên A thông báo cho Bên B khi phát sinh việc áp dụng lãi suất chậm trả theo quy định của hợp </w:t>
-      </w:r>
-      <w:r>
-        <w:rPr>
-          <w:rFonts w:eastAsia="Calibri"/>
-          <w:szCs w:val="24"/>
-        </w:rPr>
-        <w:lastRenderedPageBreak/>
-        <w:t>đồng</w:t>
+        <w:t>bằng lãi suất cho vay cao nhất của ngân hàng có tài khoản ghi trong hợp đồng áp dụng cho Bên A tại thời điểm phát sinh nghĩa vụ thanh toán, được Bên A thông báo cho Bên B khi phát sinh việc áp dụng lãi suất chậm trả theo quy định của hợp đồng</w:t>
       </w:r>
       <w:r>
         <w:rPr>
@@ -3963,7 +3969,15 @@
           <w:rFonts w:eastAsia="Calibri"/>
           <w:szCs w:val="24"/>
         </w:rPr>
-        <w:t>là toàn bộ nghĩa vụ của Bên B đối với việc thanh toán khoản tiền phát sinh từ Hợp Đồng cho Bên A, không chỉ bao gồm tiền điện, tiền mua công suất phản kháng, tiền lãi chậm trả, tiền bồi thường thiệt hại, tiền phạt vi phạm, chi phí ngừng, cấp điện trở lại, bổ sung Khoản Khấu Trừ vào tài sản bảo đảm theo đúng quy định tại Hợp Đồng</w:t>
+        <w:t xml:space="preserve">là toàn bộ nghĩa vụ của Bên B đối với việc thanh toán khoản tiền phát sinh từ Hợp Đồng cho Bên A, không chỉ bao gồm tiền điện, tiền mua công suất </w:t>
+      </w:r>
+      <w:r>
+        <w:rPr>
+          <w:rFonts w:eastAsia="Calibri"/>
+          <w:szCs w:val="24"/>
+        </w:rPr>
+        <w:lastRenderedPageBreak/>
+        <w:t>phản kháng, tiền lãi chậm trả, tiền bồi thường thiệt hại, tiền phạt vi phạm, chi phí ngừng, cấp điện trở lại, bổ sung Khoản Khấu Trừ vào tài sản bảo đảm theo đúng quy định tại Hợp Đồng</w:t>
       </w:r>
       <w:r>
         <w:rPr>
@@ -9207,7 +9221,7 @@
           <w:rFonts w:eastAsia="Calibri"/>
           <w:szCs w:val="24"/>
         </w:rPr>
-        <w:t xml:space="preserve">Bên B là khách hàng sử dụng điện (trừ trường hợp được quy định tại khoản 4 Điều 3 </w:t>
+        <w:t xml:space="preserve">Bên B là khách hàng sử dụng điện (trừ trường hợp được quy định tại khoản 4 Điều 3 Nghị định số 18/2025/NĐ-CP) có sản lượng tiêu thụ bình quân từ 1.000.000 kWh/tháng trở lên </w:t>
       </w:r>
       <w:r>
         <w:rPr>
@@ -9215,7 +9229,7 @@
           <w:szCs w:val="24"/>
         </w:rPr>
         <w:lastRenderedPageBreak/>
-        <w:t xml:space="preserve">Nghị định số 18/2025/NĐ-CP) có sản lượng tiêu thụ bình quân từ 1.000.000 kWh/tháng trở lên theo đăng ký tại hợp đồng mua bán điện hoặc sản lượng điện tiêu thụ bình quân đăng ký tại hợp đồng mua bán điện thấp hơn mức này, nhưng sản lượng điện tiêu thụ thực tế bình quân 12 tháng gần nhất từ 1.000.000 kWh trở lên có trách nhiệm phối hợp với bên bán điện sửa đổi, bổ sung hợp đồng mua bán điện đã ký để bổ sung nội dung về bảo đảm thực hiện hợp đồng và thực hiện biện pháp bảo đảm thực hiện hợp đồng trước khi hợp đồng sửa đổi, bổ sung có hiệu lực.   </w:t>
+        <w:t xml:space="preserve">theo đăng ký tại hợp đồng mua bán điện hoặc sản lượng điện tiêu thụ bình quân đăng ký tại hợp đồng mua bán điện thấp hơn mức này, nhưng sản lượng điện tiêu thụ thực tế bình quân 12 tháng gần nhất từ 1.000.000 kWh trở lên có trách nhiệm phối hợp với bên bán điện sửa đổi, bổ sung hợp đồng mua bán điện đã ký để bổ sung nội dung về bảo đảm thực hiện hợp đồng và thực hiện biện pháp bảo đảm thực hiện hợp đồng trước khi hợp đồng sửa đổi, bổ sung có hiệu lực.   </w:t>
       </w:r>
     </w:p>
     <w:p>
@@ -9677,8 +9691,15 @@
           <w:rFonts w:eastAsia="Calibri"/>
           <w:szCs w:val="24"/>
         </w:rPr>
+        <w:t xml:space="preserve">Quyền, nghĩa vụ của Các Bên sau khi xử lý tài sản bảo đảm theo Điều này sẽ được </w:t>
+      </w:r>
+      <w:r>
+        <w:rPr>
+          <w:rFonts w:eastAsia="Calibri"/>
+          <w:szCs w:val="24"/>
+        </w:rPr>
         <w:lastRenderedPageBreak/>
-        <w:t>Quyền, nghĩa vụ của Các Bên sau khi xử lý tài sản bảo đảm theo Điều này sẽ được thực hiện theo Điều 10 của Hợp Đồng. Các Bên đồng ý rằng việc khấu trừ Khoản Khấu Trừ theo Điều này không đồng nghĩa với việc Bên B không bị coi là Vi Phạm Nghĩa Vụ Thanh Toán và vẫn phải chịu trách nhiệm với khoản phạt vi phạm theo Điều 10.</w:t>
+        <w:t>thực hiện theo Điều 10 của Hợp Đồng. Các Bên đồng ý rằng việc khấu trừ Khoản Khấu Trừ theo Điều này không đồng nghĩa với việc Bên B không bị coi là Vi Phạm Nghĩa Vụ Thanh Toán và vẫn phải chịu trách nhiệm với khoản phạt vi phạm theo Điều 10.</w:t>
       </w:r>
     </w:p>
     <w:p>
@@ -10196,8 +10217,15 @@
           <w:rFonts w:eastAsia="Calibri"/>
           <w:szCs w:val="24"/>
         </w:rPr>
+        <w:t xml:space="preserve">Khoản tiền lãi chậm trả theo Điều này được tính bằng Khoản Còn Thiếu nhân với Lãi Suất Chậm Trả và nhân với số ngày chậm trả. Số ngày chậm trả được tính từ ngày đầu tiên </w:t>
+      </w:r>
+      <w:r>
+        <w:rPr>
+          <w:rFonts w:eastAsia="Calibri"/>
+          <w:szCs w:val="24"/>
+        </w:rPr>
         <w:lastRenderedPageBreak/>
-        <w:t>Khoản tiền lãi chậm trả theo Điều này được tính bằng Khoản Còn Thiếu nhân với Lãi Suất Chậm Trả và nhân với số ngày chậm trả. Số ngày chậm trả được tính từ ngày đầu tiên kết thúc thời hạn thanh toán tại Điều 3.2.b đến ngày Bên B thanh toán đủ hoặc ngày Bên A ngừng cấp điện cho Bên B theo quy định tại Điều 10.4.c và 11.1.a.</w:t>
+        <w:t>kết thúc thời hạn thanh toán tại Điều 3.2.b đến ngày Bên B thanh toán đủ hoặc ngày Bên A ngừng cấp điện cho Bên B theo quy định tại Điều 10.4.c và 11.1.a.</w:t>
       </w:r>
     </w:p>
     <w:p>
@@ -10735,15 +10763,7 @@
           <w:rFonts w:eastAsia="Calibri"/>
           <w:szCs w:val="24"/>
         </w:rPr>
-        <w:t xml:space="preserve">ngừng, giảm mức cung cấp điện thực hiện </w:t>
-      </w:r>
-      <w:r>
-        <w:rPr>
-          <w:rFonts w:eastAsia="Calibri"/>
-          <w:szCs w:val="24"/>
-        </w:rPr>
-        <w:lastRenderedPageBreak/>
-        <w:t xml:space="preserve">theo quy định </w:t>
+        <w:t xml:space="preserve">ngừng, giảm mức cung cấp điện thực hiện theo quy định </w:t>
       </w:r>
       <w:r>
         <w:rPr>
@@ -10781,6 +10801,7 @@
           <w:bCs/>
           <w:szCs w:val="24"/>
         </w:rPr>
+        <w:lastRenderedPageBreak/>
         <w:t>ĐIỀU 12: CAM ĐOAN VÀ BẢO ĐẢM CỦA CÁC BÊN</w:t>
       </w:r>
     </w:p>
@@ -11447,15 +11468,7 @@
           <w:rFonts w:eastAsia="Batang"/>
           <w:szCs w:val="24"/>
         </w:rPr>
-        <w:t xml:space="preserve">Hướng dẫn cho bên B về việc lắp đặt, sử dụng hệ thống, thiết bị điện để bảo đảm an toàn; cung cấp thông tin về nguy cơ gây mất an toàn trong sử dụng điện và biện pháp bảo </w:t>
-      </w:r>
-      <w:r>
-        <w:rPr>
-          <w:rFonts w:eastAsia="Batang"/>
-          <w:szCs w:val="24"/>
-        </w:rPr>
-        <w:lastRenderedPageBreak/>
-        <w:t>đảm an toàn điện</w:t>
+        <w:t>Hướng dẫn cho bên B về việc lắp đặt, sử dụng hệ thống, thiết bị điện để bảo đảm an toàn; cung cấp thông tin về nguy cơ gây mất an toàn trong sử dụng điện và biện pháp bảo đảm an toàn điện</w:t>
       </w:r>
       <w:r>
         <w:rPr>
@@ -11518,6 +11531,7 @@
           <w:rFonts w:eastAsia="Calibri"/>
           <w:szCs w:val="24"/>
         </w:rPr>
+        <w:lastRenderedPageBreak/>
         <w:t>Bảo vệ thông tin của Bên B, không được phép thu thập, sử dụng, chuyển giao thông tin của Bên B cho Bên thứ ba khác khi chưa được sự đồng ý của Bên B;</w:t>
       </w:r>
     </w:p>
@@ -12140,7 +12154,6 @@
           <w:rFonts w:eastAsia="Batang"/>
           <w:szCs w:val="24"/>
         </w:rPr>
-        <w:lastRenderedPageBreak/>
         <w:t>Bảo đảm đường dây dẫn điện sau công tơ đến nơi sử dụng điện, các trang thiết bị sử dụng điện đáp ứng các yêu cầu kỹ thuật và yêu cầu về an toàn điện, an toàn phòng cháy, chữa cháy theo quy định tại khoản 1 Điều 74 Luật Điện lực;</w:t>
       </w:r>
     </w:p>
@@ -12169,6 +12182,7 @@
           <w:rFonts w:eastAsia="Batang"/>
           <w:szCs w:val="24"/>
         </w:rPr>
+        <w:lastRenderedPageBreak/>
         <w:t>Bồi thường khi gây thiệt hại cho Bên A theo quy định của Pháp luật;</w:t>
       </w:r>
     </w:p>
@@ -12841,7 +12855,30 @@
           <w:rFonts w:eastAsia="Calibri"/>
           <w:szCs w:val="24"/>
         </w:rPr>
-        <w:t xml:space="preserve">Trong quá trình thực hiện Hợp Đồng, nếu có bất cứ hành vi vi phạm Hợp Đồng của một Bên gây thiệt hại cho Bên còn lại, thì Bên vi phạm có trách nhiệm bồi thường toàn bộ thiệt hại cho Bên bị vi phạm. Giá trị bồi thường thiệt hại được xác định theo quy định của Pháp </w:t>
+        <w:t>Trong quá trình thực hiện Hợp Đồng, nếu có bất cứ hành vi vi phạm Hợp Đồng của một Bên gây thiệt hại cho Bên còn lại, thì Bên vi phạm có trách nhiệm bồi thường toàn bộ thiệt hại cho Bên bị vi phạm. Giá trị bồi thường thiệt hại được xác định theo quy định của Pháp Luật.</w:t>
+      </w:r>
+    </w:p>
+    <w:p>
+      <w:pPr>
+        <w:widowControl w:val="0"/>
+        <w:tabs>
+          <w:tab w:val="left" w:pos="1276"/>
+        </w:tabs>
+        <w:snapToGrid w:val="0"/>
+        <w:spacing w:before="120" w:after="120"/>
+        <w:ind w:firstLine="567"/>
+        <w:jc w:val="both"/>
+        <w:rPr>
+          <w:rFonts w:eastAsia="Calibri"/>
+          <w:szCs w:val="24"/>
+        </w:rPr>
+      </w:pPr>
+      <w:r>
+        <w:rPr>
+          <w:rFonts w:eastAsia="Calibri"/>
+          <w:szCs w:val="24"/>
+        </w:rPr>
+        <w:t xml:space="preserve">Ngoài việc bồi thường thiệt hại theo quy định tại Điều 16.2, nếu hành vi vi phạm gây thiệt hại cho Bên còn lại, Bên vi phạm sẽ phải chịu phạt vi phạm Hợp Đồng đối với hành vi vi phạm </w:t>
       </w:r>
       <w:r>
         <w:rPr>
@@ -12849,30 +12886,7 @@
           <w:szCs w:val="24"/>
         </w:rPr>
         <w:lastRenderedPageBreak/>
-        <w:t>Luật.</w:t>
-      </w:r>
-    </w:p>
-    <w:p>
-      <w:pPr>
-        <w:widowControl w:val="0"/>
-        <w:tabs>
-          <w:tab w:val="left" w:pos="1276"/>
-        </w:tabs>
-        <w:snapToGrid w:val="0"/>
-        <w:spacing w:before="120" w:after="120"/>
-        <w:ind w:firstLine="567"/>
-        <w:jc w:val="both"/>
-        <w:rPr>
-          <w:rFonts w:eastAsia="Calibri"/>
-          <w:szCs w:val="24"/>
-        </w:rPr>
-      </w:pPr>
-      <w:r>
-        <w:rPr>
-          <w:rFonts w:eastAsia="Calibri"/>
-          <w:szCs w:val="24"/>
-        </w:rPr>
-        <w:t>Ngoài việc bồi thường thiệt hại theo quy định tại Điều 16.2, nếu hành vi vi phạm gây thiệt hại cho Bên còn lại, Bên vi phạm sẽ phải chịu phạt vi phạm Hợp Đồng đối với hành vi vi phạm đó. Mức phạt vi phạm được tính bằng 08 (tám) % giá trị phần nghĩa vụ của Hợp Đồng bị vi phạm. Giá trị phần nghĩa vụ của Hợp Đồng bị vi phạm được xác định theo quy định của Pháp Luật. Trừ trường hợp Bên B đã thanh toán cho Bên A trong thời hạn 10 (mười) ngày kể từ thời điểm Bên A gửi thông báo thanh toán lần đầu.</w:t>
+        <w:t>đó. Mức phạt vi phạm được tính bằng 08 (tám) % giá trị phần nghĩa vụ của Hợp Đồng bị vi phạm. Giá trị phần nghĩa vụ của Hợp Đồng bị vi phạm được xác định theo quy định của Pháp Luật. Trừ trường hợp Bên B đã thanh toán cho Bên A trong thời hạn 10 (mười) ngày kể từ thời điểm Bên A gửi thông báo thanh toán lần đầu.</w:t>
       </w:r>
     </w:p>
     <w:p>
@@ -13312,15 +13326,7 @@
           <w:rFonts w:eastAsia="Calibri"/>
           <w:szCs w:val="24"/>
         </w:rPr>
-        <w:t xml:space="preserve">Bên A có quyền đơn phương chấm dứt Hợp Đồng trước Thời Hạn trong các trường </w:t>
-      </w:r>
-      <w:r>
-        <w:rPr>
-          <w:rFonts w:eastAsia="Calibri"/>
-          <w:szCs w:val="24"/>
-        </w:rPr>
-        <w:lastRenderedPageBreak/>
-        <w:t>hợp dưới đây:</w:t>
+        <w:t>Bên A có quyền đơn phương chấm dứt Hợp Đồng trước Thời Hạn trong các trường hợp dưới đây:</w:t>
       </w:r>
     </w:p>
     <w:p>
@@ -13374,7 +13380,15 @@
           <w:rFonts w:eastAsia="Calibri"/>
           <w:szCs w:val="24"/>
         </w:rPr>
-        <w:t>Bên B là tổ chức, hộ kinh doanh bị chấm dứt hoạt động, bị thu hồi giấy phép hoạt động, bị giải thể, bị tuyên bố phá sản, không còn quyền sử dụng Địa Điểm Sử Dụng Điện hoặc bị truy cứu trách nhiệm hình sự theo quy định của Pháp Luật; là cá nhân mất tích, chết, không còn quyền sử dụng Địa Điểm Sử Dụng Điện hoặc bị truy cứu trách nhiệm hình sự theo quy định của Pháp Luật. Bên A có quyền thực hiện Quy Trình Chấm Dứt Hợp Đồng ngay lập tức khi phát sinh các sự kiện theo quy định này.</w:t>
+        <w:t xml:space="preserve">Bên B là tổ chức, hộ kinh doanh bị chấm dứt hoạt động, bị thu hồi giấy phép hoạt </w:t>
+      </w:r>
+      <w:r>
+        <w:rPr>
+          <w:rFonts w:eastAsia="Calibri"/>
+          <w:szCs w:val="24"/>
+        </w:rPr>
+        <w:lastRenderedPageBreak/>
+        <w:t>động, bị giải thể, bị tuyên bố phá sản, không còn quyền sử dụng Địa Điểm Sử Dụng Điện hoặc bị truy cứu trách nhiệm hình sự theo quy định của Pháp Luật; là cá nhân mất tích, chết, không còn quyền sử dụng Địa Điểm Sử Dụng Điện hoặc bị truy cứu trách nhiệm hình sự theo quy định của Pháp Luật. Bên A có quyền thực hiện Quy Trình Chấm Dứt Hợp Đồng ngay lập tức khi phát sinh các sự kiện theo quy định này.</w:t>
       </w:r>
     </w:p>
     <w:p>
@@ -13753,15 +13767,7 @@
           <w:rFonts w:eastAsia="Calibri"/>
           <w:szCs w:val="24"/>
         </w:rPr>
-        <w:t xml:space="preserve">Trường hợp phát sinh tranh chấp, Các Bên sẽ cùng nhau tiến hành thương lượng để tìm ra giải pháp giải quyết tranh chấp tối ưu. Trong thời hạn 90 (chín mươi) ngày kể từ ngày phát </w:t>
-      </w:r>
-      <w:r>
-        <w:rPr>
-          <w:rFonts w:eastAsia="Calibri"/>
-          <w:szCs w:val="24"/>
-        </w:rPr>
-        <w:lastRenderedPageBreak/>
-        <w:t xml:space="preserve">sinh tranh chấp mà Các Bên không đạt được </w:t>
+        <w:t xml:space="preserve">Trường hợp phát sinh tranh chấp, Các Bên sẽ cùng nhau tiến hành thương lượng để tìm ra giải pháp giải quyết tranh chấp tối ưu. Trong thời hạn 90 (chín mươi) ngày kể từ ngày phát sinh tranh chấp mà Các Bên không đạt được </w:t>
       </w:r>
       <w:r>
         <w:rPr>
@@ -13825,6 +13831,7 @@
           <w:rFonts w:eastAsia="Calibri"/>
           <w:szCs w:val="24"/>
         </w:rPr>
+        <w:lastRenderedPageBreak/>
         <w:t xml:space="preserve">Hiệu lực của Hợp Đồng: </w:t>
       </w:r>
       <w:r>
@@ -14374,15 +14381,7 @@
           <w:rFonts w:eastAsia="Calibri"/>
           <w:szCs w:val="24"/>
         </w:rPr>
-        <w:t xml:space="preserve">Trường hợp bất kỳ quy định nào trong Hợp Đồng bị vô hiệu hoặc không thể thi hành, thì quy định đó sẽ không có hiệu lực và không làm ảnh hưởng đến hiệu lực của các quy định còn lại trong Hợp Đồng. Khi đó, Hợp Đồng này sẽ được hiểu và giải thích theo các quy định còn lại của Hợp Đồng. Các Bên sẽ cùng nhau, trên tinh thần hợp tác, thiện chí, nỗ lực để thay thế quy định vô hiệu hoặc không thể thi hành đó bằng một quy định khác có hiệu lực và </w:t>
-      </w:r>
-      <w:r>
-        <w:rPr>
-          <w:rFonts w:eastAsia="Calibri"/>
-          <w:szCs w:val="24"/>
-        </w:rPr>
-        <w:lastRenderedPageBreak/>
-        <w:t>có thể thi hành, với nội dung phù hợp nhất với quy định bị thay thế.</w:t>
+        <w:t>Trường hợp bất kỳ quy định nào trong Hợp Đồng bị vô hiệu hoặc không thể thi hành, thì quy định đó sẽ không có hiệu lực và không làm ảnh hưởng đến hiệu lực của các quy định còn lại trong Hợp Đồng. Khi đó, Hợp Đồng này sẽ được hiểu và giải thích theo các quy định còn lại của Hợp Đồng. Các Bên sẽ cùng nhau, trên tinh thần hợp tác, thiện chí, nỗ lực để thay thế quy định vô hiệu hoặc không thể thi hành đó bằng một quy định khác có hiệu lực và có thể thi hành, với nội dung phù hợp nhất với quy định bị thay thế.</w:t>
       </w:r>
     </w:p>
     <w:p>
@@ -14423,7 +14422,15 @@
           <w:rFonts w:eastAsia="Calibri"/>
           <w:szCs w:val="24"/>
         </w:rPr>
-        <w:t>thuận và ký kết Hợp Đồng diễn ra trên tinh thần thiện chí, trung thực. Hợp Đồng là kết quả của việc đàm phán giữa Các Bên và sẽ không bị suy đoán rằng một điều khoản không rõ nghĩa nào cần phải được giải thích theo hướng có lợi hoặc bất lợi cho bất kỳ Bên nào.</w:t>
+        <w:t xml:space="preserve">thuận và ký kết Hợp Đồng diễn ra trên tinh thần thiện chí, trung thực. Hợp Đồng là kết quả của việc đàm phán giữa Các Bên và sẽ không bị suy đoán rằng một điều khoản không rõ nghĩa nào cần phải được giải thích theo hướng có lợi hoặc bất lợi cho bất kỳ </w:t>
+      </w:r>
+      <w:r>
+        <w:rPr>
+          <w:rFonts w:eastAsia="Calibri"/>
+          <w:szCs w:val="24"/>
+        </w:rPr>
+        <w:lastRenderedPageBreak/>
+        <w:t>Bên nào.</w:t>
       </w:r>
     </w:p>
     <w:p>
@@ -15008,7 +15015,7 @@
         <w:numRestart w:val="eachPage"/>
       </w:footnotePr>
       <w:pgSz w:w="11907" w:h="16840" w:code="9"/>
-      <w:pgMar w:top="964" w:right="1134" w:bottom="964" w:left="1701" w:header="510" w:footer="510" w:gutter="0"/>
+      <w:pgMar w:top="964" w:right="1134" w:bottom="964" w:left="1701" w:header="510" w:footer="130" w:gutter="0"/>
       <w:cols w:space="720"/>
       <w:titlePg/>
       <w:docGrid w:linePitch="326"/>

--- a/templates/CMIS/HD-NSH.docx
+++ b/templates/CMIS/HD-NSH.docx
@@ -10072,7 +10072,37 @@
           <w:rFonts w:eastAsia="Calibri"/>
           <w:szCs w:val="24"/>
         </w:rPr>
-        <w:t>Nếu Khoản Khấu Trừ đủ để hoàn tất Nghĩa Vụ Thanh Toán, trong thời hạn 10 (mười) ngày kể từ thời điểm Bên A gửi thông báo thanh toán lần đầu cho Bên B, Bên B có trách nhiệm</w:t>
+        <w:t xml:space="preserve">Nếu Khoản Khấu Trừ đủ để hoàn tất Nghĩa Vụ Thanh Toán, trong thời hạn </w:t>
+      </w:r>
+      <w:r>
+        <w:rPr>
+          <w:rFonts w:eastAsia="Calibri"/>
+          <w:szCs w:val="24"/>
+          <w:lang w:val="en-US"/>
+        </w:rPr>
+        <w:t>07</w:t>
+      </w:r>
+      <w:r>
+        <w:rPr>
+          <w:rFonts w:eastAsia="Calibri"/>
+          <w:szCs w:val="24"/>
+        </w:rPr>
+        <w:t xml:space="preserve"> (</w:t>
+      </w:r>
+      <w:r>
+        <w:rPr>
+          <w:rFonts w:eastAsia="Calibri"/>
+          <w:szCs w:val="24"/>
+          <w:lang w:val="en-US"/>
+        </w:rPr>
+        <w:t>bảy</w:t>
+      </w:r>
+      <w:r>
+        <w:rPr>
+          <w:rFonts w:eastAsia="Calibri"/>
+          <w:szCs w:val="24"/>
+        </w:rPr>
+        <w:t>) ngày kể từ thời điểm Bên A gửi thông báo thanh toán lần đầu cho Bên B, Bên B có trách nhiệm</w:t>
       </w:r>
       <w:r>
         <w:rPr>
@@ -10120,7 +10150,44 @@
           <w:rFonts w:eastAsia="Calibri"/>
           <w:szCs w:val="24"/>
         </w:rPr>
-        <w:t>Nếu Khoản Khấu Trừ không đủ để hoàn tất Nghĩa Vụ Thanh Toán, trong thời hạn 10 (mười) ngày kể từ ngày Bên A gửi thông báo thanh toán lần đầu cho Bên B, Bên B có trách nhiệm:</w:t>
+        <w:t xml:space="preserve">Nếu Khoản Khấu Trừ không đủ để hoàn tất Nghĩa Vụ Thanh Toán, trong thời hạn </w:t>
+      </w:r>
+      <w:r>
+        <w:rPr>
+          <w:rFonts w:eastAsia="Calibri"/>
+          <w:szCs w:val="24"/>
+          <w:lang w:val="en-US"/>
+        </w:rPr>
+        <w:t xml:space="preserve">07 </w:t>
+      </w:r>
+      <w:r>
+        <w:rPr>
+          <w:rFonts w:eastAsia="Calibri"/>
+          <w:szCs w:val="24"/>
+        </w:rPr>
+        <w:t>(</w:t>
+      </w:r>
+      <w:r>
+        <w:rPr>
+          <w:rFonts w:eastAsia="Calibri"/>
+          <w:szCs w:val="24"/>
+          <w:lang w:val="en-US"/>
+        </w:rPr>
+        <w:t>bảy</w:t>
+      </w:r>
+      <w:r>
+        <w:rPr>
+          <w:rFonts w:eastAsia="Calibri"/>
+          <w:szCs w:val="24"/>
+        </w:rPr>
+        <w:t xml:space="preserve">) </w:t>
+      </w:r>
+      <w:r>
+        <w:rPr>
+          <w:rFonts w:eastAsia="Calibri"/>
+          <w:szCs w:val="24"/>
+        </w:rPr>
+        <w:t>ngày kể từ ngày Bên A gửi thông báo thanh toán lần đầu cho Bên B, Bên B có trách nhiệm:</w:t>
       </w:r>
     </w:p>
     <w:p>
@@ -10252,7 +10319,37 @@
           <w:rFonts w:eastAsia="Calibri"/>
           <w:szCs w:val="24"/>
         </w:rPr>
-        <w:t>Không vượt quá 10 (mười) ngày kể từ ngày Bên A gửi thông báo thanh toán lần đầu cho Bên B nếu Bên B vẫn chưa hoàn tất nghĩa vụ thanh toán theo Điều này, Bên A sẽ gửi thông báo ngừng cấp điện cho Bên B.</w:t>
+        <w:t xml:space="preserve">Không vượt quá </w:t>
+      </w:r>
+      <w:r>
+        <w:rPr>
+          <w:rFonts w:eastAsia="Calibri"/>
+          <w:szCs w:val="24"/>
+          <w:lang w:val="en-US"/>
+        </w:rPr>
+        <w:t>07</w:t>
+      </w:r>
+      <w:r>
+        <w:rPr>
+          <w:rFonts w:eastAsia="Calibri"/>
+          <w:szCs w:val="24"/>
+        </w:rPr>
+        <w:t xml:space="preserve"> (</w:t>
+      </w:r>
+      <w:r>
+        <w:rPr>
+          <w:rFonts w:eastAsia="Calibri"/>
+          <w:szCs w:val="24"/>
+          <w:lang w:val="en-US"/>
+        </w:rPr>
+        <w:t>bảy</w:t>
+      </w:r>
+      <w:r>
+        <w:rPr>
+          <w:rFonts w:eastAsia="Calibri"/>
+          <w:szCs w:val="24"/>
+        </w:rPr>
+        <w:t>) ngày kể từ ngày Bên A gửi thông báo thanh toán lần đầu cho Bên B nếu Bên B vẫn chưa hoàn tất nghĩa vụ thanh toán theo Điều này, Bên A sẽ gửi thông báo ngừng cấp điện cho Bên B.</w:t>
       </w:r>
     </w:p>
     <w:p>
@@ -10408,7 +10505,37 @@
           <w:rFonts w:eastAsia="Calibri"/>
           <w:szCs w:val="24"/>
         </w:rPr>
-        <w:t>cho Bên B theo hình thức quy định tại Hợp Đồng về việc Vi Phạm Nghĩa Vụ Thanh Toán ngay khi phát sinh Vi Phạm Nghĩa Vụ Thanh Toán. Bên B thực hiện đầy đủ Nghĩa Vụ Thanh Toán trong thời hạn 10 (mười) ngày kể từ thời điểm Bên A gửi thông báo thanh toán lần đầu cho Bên B, bao gồm cả các khoản sau:</w:t>
+        <w:t xml:space="preserve">cho Bên B theo hình thức quy định tại Hợp Đồng về việc Vi Phạm Nghĩa Vụ Thanh Toán ngay khi phát sinh Vi Phạm Nghĩa Vụ Thanh Toán. Bên B thực hiện đầy đủ Nghĩa Vụ Thanh Toán trong thời hạn </w:t>
+      </w:r>
+      <w:r>
+        <w:rPr>
+          <w:rFonts w:eastAsia="Calibri"/>
+          <w:szCs w:val="24"/>
+          <w:lang w:val="en-US"/>
+        </w:rPr>
+        <w:t>07</w:t>
+      </w:r>
+      <w:r>
+        <w:rPr>
+          <w:rFonts w:eastAsia="Calibri"/>
+          <w:szCs w:val="24"/>
+        </w:rPr>
+        <w:t xml:space="preserve"> (</w:t>
+      </w:r>
+      <w:r>
+        <w:rPr>
+          <w:rFonts w:eastAsia="Calibri"/>
+          <w:szCs w:val="24"/>
+          <w:lang w:val="en-US"/>
+        </w:rPr>
+        <w:t>bảy</w:t>
+      </w:r>
+      <w:r>
+        <w:rPr>
+          <w:rFonts w:eastAsia="Calibri"/>
+          <w:szCs w:val="24"/>
+        </w:rPr>
+        <w:t>) ngày kể từ thời điểm Bên A gửi thông báo thanh toán lần đầu cho Bên B, bao gồm cả các khoản sau:</w:t>
       </w:r>
     </w:p>
     <w:p>
@@ -10499,7 +10626,37 @@
           <w:rFonts w:eastAsia="Calibri"/>
           <w:szCs w:val="24"/>
         </w:rPr>
-        <w:t xml:space="preserve">Không vượt quá 10 (mười) ngày kể từ ngày </w:t>
+        <w:t xml:space="preserve">Không vượt quá </w:t>
+      </w:r>
+      <w:r>
+        <w:rPr>
+          <w:rFonts w:eastAsia="Calibri"/>
+          <w:szCs w:val="24"/>
+          <w:lang w:val="en-US"/>
+        </w:rPr>
+        <w:t>07</w:t>
+      </w:r>
+      <w:r>
+        <w:rPr>
+          <w:rFonts w:eastAsia="Calibri"/>
+          <w:szCs w:val="24"/>
+        </w:rPr>
+        <w:t xml:space="preserve"> (</w:t>
+      </w:r>
+      <w:r>
+        <w:rPr>
+          <w:rFonts w:eastAsia="Calibri"/>
+          <w:szCs w:val="24"/>
+          <w:lang w:val="en-US"/>
+        </w:rPr>
+        <w:t>bảy</w:t>
+      </w:r>
+      <w:r>
+        <w:rPr>
+          <w:rFonts w:eastAsia="Calibri"/>
+          <w:szCs w:val="24"/>
+        </w:rPr>
+        <w:t xml:space="preserve">) ngày kể từ ngày </w:t>
       </w:r>
       <w:r>
         <w:rPr>
@@ -12886,7 +13043,44 @@
           <w:szCs w:val="24"/>
         </w:rPr>
         <w:lastRenderedPageBreak/>
-        <w:t>đó. Mức phạt vi phạm được tính bằng 08 (tám) % giá trị phần nghĩa vụ của Hợp Đồng bị vi phạm. Giá trị phần nghĩa vụ của Hợp Đồng bị vi phạm được xác định theo quy định của Pháp Luật. Trừ trường hợp Bên B đã thanh toán cho Bên A trong thời hạn 10 (mười) ngày kể từ thời điểm Bên A gửi thông báo thanh toán lần đầu.</w:t>
+        <w:t xml:space="preserve">đó. Mức phạt vi phạm được tính bằng 08 (tám) % giá trị phần nghĩa vụ của Hợp Đồng bị vi phạm. Giá trị phần nghĩa vụ của Hợp Đồng bị vi phạm được xác định theo quy định của Pháp Luật. Trừ trường hợp Bên B đã thanh toán cho Bên A trong thời hạn </w:t>
+      </w:r>
+      <w:r>
+        <w:rPr>
+          <w:rFonts w:eastAsia="Calibri"/>
+          <w:szCs w:val="24"/>
+          <w:lang w:val="en-US"/>
+        </w:rPr>
+        <w:t xml:space="preserve">07 </w:t>
+      </w:r>
+      <w:r>
+        <w:rPr>
+          <w:rFonts w:eastAsia="Calibri"/>
+          <w:szCs w:val="24"/>
+        </w:rPr>
+        <w:t>(</w:t>
+      </w:r>
+      <w:r>
+        <w:rPr>
+          <w:rFonts w:eastAsia="Calibri"/>
+          <w:szCs w:val="24"/>
+          <w:lang w:val="en-US"/>
+        </w:rPr>
+        <w:t>bảy</w:t>
+      </w:r>
+      <w:r>
+        <w:rPr>
+          <w:rFonts w:eastAsia="Calibri"/>
+          <w:szCs w:val="24"/>
+        </w:rPr>
+        <w:t>)</w:t>
+      </w:r>
+      <w:r>
+        <w:rPr>
+          <w:rFonts w:eastAsia="Calibri"/>
+          <w:szCs w:val="24"/>
+        </w:rPr>
+        <w:t xml:space="preserve"> ngày kể từ thời điểm Bên A gửi thông báo thanh toán lần đầu.</w:t>
       </w:r>
     </w:p>
     <w:p>
@@ -12994,7 +13188,44 @@
           <w:rFonts w:eastAsia="Calibri"/>
           <w:szCs w:val="24"/>
         </w:rPr>
-        <w:t>Đối với các khoản tiền phạt vi phạm khác phát sinh từ việc Bên B vi phạm Hợp Đồng: Bên B phải thanh toán khoản tiền phạt vi phạm trong thời hạn 10 (mười ) ngày kể từ ngày có thông báo của Bên A về nghĩa vụ phạt vi phạm của Bên B. Quá thời hạn này mà Bên B không hoàn tất việc thanh toán toàn bộ khoản tiền phạt vi phạm, Bên B sẽ phải chịu Lãi Suất Chậm Trả đối với khoản tiền phạt vi phạm này cho tới khi hoàn tất Nghĩa Vụ Thanh Toán.</w:t>
+        <w:t xml:space="preserve">Đối với các khoản tiền phạt vi phạm khác phát sinh từ việc Bên B vi phạm Hợp Đồng: Bên B phải thanh toán khoản tiền phạt vi phạm trong thời hạn </w:t>
+      </w:r>
+      <w:r>
+        <w:rPr>
+          <w:rFonts w:eastAsia="Calibri"/>
+          <w:szCs w:val="24"/>
+          <w:lang w:val="en-US"/>
+        </w:rPr>
+        <w:t xml:space="preserve">07 </w:t>
+      </w:r>
+      <w:r>
+        <w:rPr>
+          <w:rFonts w:eastAsia="Calibri"/>
+          <w:szCs w:val="24"/>
+        </w:rPr>
+        <w:t>(</w:t>
+      </w:r>
+      <w:r>
+        <w:rPr>
+          <w:rFonts w:eastAsia="Calibri"/>
+          <w:szCs w:val="24"/>
+          <w:lang w:val="en-US"/>
+        </w:rPr>
+        <w:t>bảy</w:t>
+      </w:r>
+      <w:r>
+        <w:rPr>
+          <w:rFonts w:eastAsia="Calibri"/>
+          <w:szCs w:val="24"/>
+        </w:rPr>
+        <w:t xml:space="preserve">) </w:t>
+      </w:r>
+      <w:r>
+        <w:rPr>
+          <w:rFonts w:eastAsia="Calibri"/>
+          <w:szCs w:val="24"/>
+        </w:rPr>
+        <w:t>ngày kể từ ngày có thông báo của Bên A về nghĩa vụ phạt vi phạm của Bên B. Quá thời hạn này mà Bên B không hoàn tất việc thanh toán toàn bộ khoản tiền phạt vi phạm, Bên B sẽ phải chịu Lãi Suất Chậm Trả đối với khoản tiền phạt vi phạm này cho tới khi hoàn tất Nghĩa Vụ Thanh Toán.</w:t>
       </w:r>
     </w:p>
     <w:p>
@@ -13044,7 +13275,44 @@
           <w:rFonts w:eastAsia="Calibri"/>
           <w:szCs w:val="24"/>
         </w:rPr>
-        <w:t>Bên B có Nghĩa Vụ Thanh Toán cho Bên A khoản bồi thường thiệt hại phát sinh trong thời hạn 10 (mười) ngày kể từ ngày Bên A thông báo cho Bên B về nghĩa vụ bồi thường thiệt hại. Trường hợp Bên B chậm thanh toán khoản tiền bồi thường thiệt hại, Bên vi phạm sẽ phải chịu Lãi Suất Chậm Trả trên khoản tiền bồi thường thiệt hại cho tới khi hoàn tất Nghĩa Vụ Thanh Toán.</w:t>
+        <w:t xml:space="preserve">Bên B có Nghĩa Vụ Thanh Toán cho Bên A khoản bồi thường thiệt hại phát sinh trong thời hạn </w:t>
+      </w:r>
+      <w:r>
+        <w:rPr>
+          <w:rFonts w:eastAsia="Calibri"/>
+          <w:szCs w:val="24"/>
+          <w:lang w:val="en-US"/>
+        </w:rPr>
+        <w:t xml:space="preserve">07 </w:t>
+      </w:r>
+      <w:r>
+        <w:rPr>
+          <w:rFonts w:eastAsia="Calibri"/>
+          <w:szCs w:val="24"/>
+        </w:rPr>
+        <w:t>(</w:t>
+      </w:r>
+      <w:r>
+        <w:rPr>
+          <w:rFonts w:eastAsia="Calibri"/>
+          <w:szCs w:val="24"/>
+          <w:lang w:val="en-US"/>
+        </w:rPr>
+        <w:t>bảy</w:t>
+      </w:r>
+      <w:r>
+        <w:rPr>
+          <w:rFonts w:eastAsia="Calibri"/>
+          <w:szCs w:val="24"/>
+        </w:rPr>
+        <w:t xml:space="preserve">) </w:t>
+      </w:r>
+      <w:r>
+        <w:rPr>
+          <w:rFonts w:eastAsia="Calibri"/>
+          <w:szCs w:val="24"/>
+        </w:rPr>
+        <w:t xml:space="preserve"> ngày kể từ ngày Bên A thông báo cho Bên B về nghĩa vụ bồi thường thiệt hại. Trường hợp Bên B chậm thanh toán khoản tiền bồi thường thiệt hại, Bên vi phạm sẽ phải chịu Lãi Suất Chậm Trả trên khoản tiền bồi thường thiệt hại cho tới khi hoàn tất Nghĩa Vụ Thanh Toán.</w:t>
       </w:r>
     </w:p>
     <w:p>
@@ -13098,7 +13366,44 @@
           <w:rFonts w:eastAsia="Calibri"/>
           <w:szCs w:val="24"/>
         </w:rPr>
-        <w:t>Trường hợp phát sinh nghĩa vụ bồi thường thiệt hại và phạt vi phạm của Bên A đối với Bên B, Bên A có trách nhiệm thanh toán đầy đủ khoản tiền bồi thường và tiền phạt mà hai Bên đã thống nhất trong thời hạn 10 (mười ) ngày, kể từ ngày nhận được thông báo chính thức của Bên B. Quá thời hạn trên mà Bên A chưa thanh toán đủ thì Bên B có quyền chậm thanh toán tiền điện với giá trị không quá khoản tiền Bên A chậm thanh toán cho đến khi Bên A thanh toán và Bên B không phải chịu bất cứ trách nhiệm nào do chậm thanh toán tiền điện trong phạm vi Điều này.</w:t>
+        <w:t xml:space="preserve">Trường hợp phát sinh nghĩa vụ bồi thường thiệt hại và phạt vi phạm của Bên A đối với Bên B, Bên A có trách nhiệm thanh toán đầy đủ khoản tiền bồi thường và tiền phạt mà hai Bên đã thống nhất trong thời hạn </w:t>
+      </w:r>
+      <w:r>
+        <w:rPr>
+          <w:rFonts w:eastAsia="Calibri"/>
+          <w:szCs w:val="24"/>
+          <w:lang w:val="en-US"/>
+        </w:rPr>
+        <w:t xml:space="preserve">07 </w:t>
+      </w:r>
+      <w:r>
+        <w:rPr>
+          <w:rFonts w:eastAsia="Calibri"/>
+          <w:szCs w:val="24"/>
+        </w:rPr>
+        <w:t>(</w:t>
+      </w:r>
+      <w:r>
+        <w:rPr>
+          <w:rFonts w:eastAsia="Calibri"/>
+          <w:szCs w:val="24"/>
+          <w:lang w:val="en-US"/>
+        </w:rPr>
+        <w:t>bảy</w:t>
+      </w:r>
+      <w:r>
+        <w:rPr>
+          <w:rFonts w:eastAsia="Calibri"/>
+          <w:szCs w:val="24"/>
+        </w:rPr>
+        <w:t xml:space="preserve">) </w:t>
+      </w:r>
+      <w:r>
+        <w:rPr>
+          <w:rFonts w:eastAsia="Calibri"/>
+          <w:szCs w:val="24"/>
+        </w:rPr>
+        <w:t>ngày, kể từ ngày nhận được thông báo chính thức của Bên B. Quá thời hạn trên mà Bên A chưa thanh toán đủ thì Bên B có quyền chậm thanh toán tiền điện với giá trị không quá khoản tiền Bên A chậm thanh toán cho đến khi Bên A thanh toán và Bên B không phải chịu bất cứ trách nhiệm nào do chậm thanh toán tiền điện trong phạm vi Điều này.</w:t>
       </w:r>
     </w:p>
     <w:p>
@@ -27567,7 +27872,6 @@
   <w:style w:type="character" w:default="1" w:styleId="DefaultParagraphFont">
     <w:name w:val="Default Paragraph Font"/>
     <w:uiPriority w:val="1"/>
-    <w:semiHidden/>
     <w:unhideWhenUsed/>
   </w:style>
   <w:style w:type="table" w:default="1" w:styleId="TableNormal">

--- a/templates/CMIS/HD-NSH.docx
+++ b/templates/CMIS/HD-NSH.docx
@@ -9691,7 +9691,7 @@
           <w:rFonts w:eastAsia="Calibri"/>
           <w:szCs w:val="24"/>
         </w:rPr>
-        <w:t xml:space="preserve">Quyền, nghĩa vụ của Các Bên sau khi xử lý tài sản bảo đảm theo Điều này sẽ được </w:t>
+        <w:t xml:space="preserve">Quyền, nghĩa vụ của Các Bên sau khi xử lý tài sản bảo đảm theo Điều này sẽ được thực hiện theo Điều 10 của Hợp Đồng. Các Bên đồng ý rằng việc khấu trừ Khoản Khấu Trừ </w:t>
       </w:r>
       <w:r>
         <w:rPr>
@@ -9699,7 +9699,7 @@
           <w:szCs w:val="24"/>
         </w:rPr>
         <w:lastRenderedPageBreak/>
-        <w:t>thực hiện theo Điều 10 của Hợp Đồng. Các Bên đồng ý rằng việc khấu trừ Khoản Khấu Trừ theo Điều này không đồng nghĩa với việc Bên B không bị coi là Vi Phạm Nghĩa Vụ Thanh Toán và vẫn phải chịu trách nhiệm với khoản phạt vi phạm theo Điều 10.</w:t>
+        <w:t>theo Điều này không đồng nghĩa với việc Bên B không bị coi là Vi Phạm Nghĩa Vụ Thanh Toán và vẫn phải chịu trách nhiệm với khoản phạt vi phạm theo Điều 10.</w:t>
       </w:r>
     </w:p>
     <w:p>
@@ -10284,7 +10284,7 @@
           <w:rFonts w:eastAsia="Calibri"/>
           <w:szCs w:val="24"/>
         </w:rPr>
-        <w:t xml:space="preserve">Khoản tiền lãi chậm trả theo Điều này được tính bằng Khoản Còn Thiếu nhân với Lãi Suất Chậm Trả và nhân với số ngày chậm trả. Số ngày chậm trả được tính từ ngày đầu tiên </w:t>
+        <w:t xml:space="preserve">Khoản tiền lãi chậm trả theo Điều này được tính bằng Khoản Còn Thiếu nhân với Lãi Suất Chậm Trả và nhân với số ngày chậm trả. Số ngày chậm trả được tính từ ngày đầu tiên kết thúc thời hạn thanh toán tại Điều 3.2.b đến ngày Bên B thanh toán đủ hoặc ngày Bên A </w:t>
       </w:r>
       <w:r>
         <w:rPr>
@@ -10292,7 +10292,7 @@
           <w:szCs w:val="24"/>
         </w:rPr>
         <w:lastRenderedPageBreak/>
-        <w:t>kết thúc thời hạn thanh toán tại Điều 3.2.b đến ngày Bên B thanh toán đủ hoặc ngày Bên A ngừng cấp điện cho Bên B theo quy định tại Điều 10.4.c và 11.1.a.</w:t>
+        <w:t>ngừng cấp điện cho Bên B theo quy định tại Điều 10.4.c và 11.1.a.</w:t>
       </w:r>
     </w:p>
     <w:p>
@@ -10958,7 +10958,6 @@
           <w:bCs/>
           <w:szCs w:val="24"/>
         </w:rPr>
-        <w:lastRenderedPageBreak/>
         <w:t>ĐIỀU 12: CAM ĐOAN VÀ BẢO ĐẢM CỦA CÁC BÊN</w:t>
       </w:r>
     </w:p>
@@ -10986,6 +10985,7 @@
           <w:rFonts w:eastAsia="Calibri"/>
           <w:szCs w:val="24"/>
         </w:rPr>
+        <w:lastRenderedPageBreak/>
         <w:t>Có đủ năng lực và chức năng theo quy định của Pháp Luật để ký kết và thực hiện Hợp Đồng.</w:t>
       </w:r>
     </w:p>
@@ -11688,8 +11688,15 @@
           <w:rFonts w:eastAsia="Calibri"/>
           <w:szCs w:val="24"/>
         </w:rPr>
+        <w:t xml:space="preserve">Bảo vệ thông tin của Bên B, không được phép thu thập, sử dụng, chuyển giao thông </w:t>
+      </w:r>
+      <w:r>
+        <w:rPr>
+          <w:rFonts w:eastAsia="Calibri"/>
+          <w:szCs w:val="24"/>
+        </w:rPr>
         <w:lastRenderedPageBreak/>
-        <w:t>Bảo vệ thông tin của Bên B, không được phép thu thập, sử dụng, chuyển giao thông tin của Bên B cho Bên thứ ba khác khi chưa được sự đồng ý của Bên B;</w:t>
+        <w:t>tin của Bên B cho Bên thứ ba khác khi chưa được sự đồng ý của Bên B;</w:t>
       </w:r>
     </w:p>
     <w:p>
@@ -12339,7 +12346,6 @@
           <w:rFonts w:eastAsia="Batang"/>
           <w:szCs w:val="24"/>
         </w:rPr>
-        <w:lastRenderedPageBreak/>
         <w:t>Bồi thường khi gây thiệt hại cho Bên A theo quy định của Pháp luật;</w:t>
       </w:r>
     </w:p>
@@ -12368,6 +12374,7 @@
           <w:rFonts w:eastAsia="Batang"/>
           <w:szCs w:val="24"/>
         </w:rPr>
+        <w:lastRenderedPageBreak/>
         <w:t>Bảo vệ công tơ điện đặt trong phạm vi quản lý của mình theo thỏa thuận trong hợp đồng mua bán điện; không được tự ý tháo gỡ, di chuyển công tơ điện. Khi có nhu cầu di chuyển công tơ điện sang vị trí khác, phải được sự đồng ý của bên bán điện và phải chịu chi phí di chuyển;</w:t>
       </w:r>
     </w:p>
@@ -13035,7 +13042,7 @@
           <w:rFonts w:eastAsia="Calibri"/>
           <w:szCs w:val="24"/>
         </w:rPr>
-        <w:t xml:space="preserve">Ngoài việc bồi thường thiệt hại theo quy định tại Điều 16.2, nếu hành vi vi phạm gây thiệt hại cho Bên còn lại, Bên vi phạm sẽ phải chịu phạt vi phạm Hợp Đồng đối với hành vi vi phạm </w:t>
+        <w:t xml:space="preserve">Ngoài việc bồi thường thiệt hại theo quy định tại Điều 16.2, nếu hành vi vi phạm gây thiệt hại cho Bên còn lại, Bên vi phạm sẽ phải chịu phạt vi phạm Hợp Đồng đối với hành vi vi phạm đó. Mức phạt vi phạm được tính bằng 08 (tám) % giá trị phần nghĩa vụ của Hợp Đồng bị vi phạm. Giá trị phần nghĩa vụ của Hợp Đồng bị vi phạm được xác định theo quy định của Pháp </w:t>
       </w:r>
       <w:r>
         <w:rPr>
@@ -13043,7 +13050,7 @@
           <w:szCs w:val="24"/>
         </w:rPr>
         <w:lastRenderedPageBreak/>
-        <w:t xml:space="preserve">đó. Mức phạt vi phạm được tính bằng 08 (tám) % giá trị phần nghĩa vụ của Hợp Đồng bị vi phạm. Giá trị phần nghĩa vụ của Hợp Đồng bị vi phạm được xác định theo quy định của Pháp Luật. Trừ trường hợp Bên B đã thanh toán cho Bên A trong thời hạn </w:t>
+        <w:t xml:space="preserve">Luật. Trừ trường hợp Bên B đã thanh toán cho Bên A trong thời hạn </w:t>
       </w:r>
       <w:r>
         <w:rPr>
@@ -13685,7 +13692,7 @@
           <w:rFonts w:eastAsia="Calibri"/>
           <w:szCs w:val="24"/>
         </w:rPr>
-        <w:t xml:space="preserve">Bên B là tổ chức, hộ kinh doanh bị chấm dứt hoạt động, bị thu hồi giấy phép hoạt </w:t>
+        <w:t xml:space="preserve">Bên B là tổ chức, hộ kinh doanh bị chấm dứt hoạt động, bị thu hồi giấy phép hoạt động, bị giải thể, bị tuyên bố phá sản, không còn quyền sử dụng Địa Điểm Sử Dụng Điện hoặc bị truy cứu trách nhiệm hình sự theo quy định của Pháp Luật; là cá nhân mất tích, chết, không </w:t>
       </w:r>
       <w:r>
         <w:rPr>
@@ -13693,7 +13700,7 @@
           <w:szCs w:val="24"/>
         </w:rPr>
         <w:lastRenderedPageBreak/>
-        <w:t>động, bị giải thể, bị tuyên bố phá sản, không còn quyền sử dụng Địa Điểm Sử Dụng Điện hoặc bị truy cứu trách nhiệm hình sự theo quy định của Pháp Luật; là cá nhân mất tích, chết, không còn quyền sử dụng Địa Điểm Sử Dụng Điện hoặc bị truy cứu trách nhiệm hình sự theo quy định của Pháp Luật. Bên A có quyền thực hiện Quy Trình Chấm Dứt Hợp Đồng ngay lập tức khi phát sinh các sự kiện theo quy định này.</w:t>
+        <w:t>còn quyền sử dụng Địa Điểm Sử Dụng Điện hoặc bị truy cứu trách nhiệm hình sự theo quy định của Pháp Luật. Bên A có quyền thực hiện Quy Trình Chấm Dứt Hợp Đồng ngay lập tức khi phát sinh các sự kiện theo quy định này.</w:t>
       </w:r>
     </w:p>
     <w:p>
@@ -14136,7 +14143,6 @@
           <w:rFonts w:eastAsia="Calibri"/>
           <w:szCs w:val="24"/>
         </w:rPr>
-        <w:lastRenderedPageBreak/>
         <w:t xml:space="preserve">Hiệu lực của Hợp Đồng: </w:t>
       </w:r>
       <w:r>
@@ -14205,6 +14211,7 @@
           <w:rFonts w:eastAsia="Calibri"/>
           <w:szCs w:val="24"/>
         </w:rPr>
+        <w:lastRenderedPageBreak/>
         <w:t xml:space="preserve">Thời Hạn của Hợp Đồng do Các Bên </w:t>
       </w:r>
       <w:r>
@@ -14727,15 +14734,7 @@
           <w:rFonts w:eastAsia="Calibri"/>
           <w:szCs w:val="24"/>
         </w:rPr>
-        <w:t xml:space="preserve">thuận và ký kết Hợp Đồng diễn ra trên tinh thần thiện chí, trung thực. Hợp Đồng là kết quả của việc đàm phán giữa Các Bên và sẽ không bị suy đoán rằng một điều khoản không rõ nghĩa nào cần phải được giải thích theo hướng có lợi hoặc bất lợi cho bất kỳ </w:t>
-      </w:r>
-      <w:r>
-        <w:rPr>
-          <w:rFonts w:eastAsia="Calibri"/>
-          <w:szCs w:val="24"/>
-        </w:rPr>
-        <w:lastRenderedPageBreak/>
-        <w:t>Bên nào.</w:t>
+        <w:t>thuận và ký kết Hợp Đồng diễn ra trên tinh thần thiện chí, trung thực. Hợp Đồng là kết quả của việc đàm phán giữa Các Bên và sẽ không bị suy đoán rằng một điều khoản không rõ nghĩa nào cần phải được giải thích theo hướng có lợi hoặc bất lợi cho bất kỳ Bên nào.</w:t>
       </w:r>
     </w:p>
     <w:p>
@@ -14762,7 +14761,15 @@
           <w:rFonts w:eastAsia="Calibri"/>
           <w:szCs w:val="24"/>
         </w:rPr>
-        <w:t xml:space="preserve">Trong quá trình thực hiện Hợp Đồng, trường hợp các văn bản quy phạm pháp luật được dẫn chiếu tại </w:t>
+        <w:t xml:space="preserve">Trong quá trình thực hiện Hợp Đồng, trường hợp các văn bản quy phạm pháp luật </w:t>
+      </w:r>
+      <w:r>
+        <w:rPr>
+          <w:rFonts w:eastAsia="Calibri"/>
+          <w:szCs w:val="24"/>
+        </w:rPr>
+        <w:lastRenderedPageBreak/>
+        <w:t xml:space="preserve">được dẫn chiếu tại </w:t>
       </w:r>
       <w:bookmarkStart w:id="3" w:name="_Hlk193299579"/>
       <w:r>
@@ -14819,52 +14826,7 @@
         <w:rPr>
           <w:rFonts w:eastAsia="Calibri"/>
           <w:szCs w:val="24"/>
-        </w:rPr>
-      </w:pPr>
-      <w:r>
-        <w:rPr>
-          <w:rFonts w:eastAsia="Calibri"/>
-          <w:szCs w:val="24"/>
-        </w:rPr>
-        <w:t>Hợp Đồng được Các Bên xác nhận và ký kết đầy đủ thông qua hình thức như dưới đây.</w:t>
-      </w:r>
-    </w:p>
-    <w:p>
-      <w:pPr>
-        <w:tabs>
-          <w:tab w:val="left" w:pos="993"/>
-        </w:tabs>
-        <w:spacing w:before="120" w:after="120"/>
-        <w:ind w:firstLine="567"/>
-        <w:jc w:val="both"/>
-        <w:rPr>
-          <w:rFonts w:eastAsia="Calibri"/>
-          <w:i/>
-          <w:iCs/>
-          <w:szCs w:val="24"/>
-        </w:rPr>
-      </w:pPr>
-      <w:r>
-        <w:rPr>
-          <w:rFonts w:eastAsia="Calibri"/>
-          <w:i/>
-          <w:iCs/>
-          <w:szCs w:val="24"/>
-        </w:rPr>
-        <w:t xml:space="preserve">Trong trường hợp ký kết hợp đồng bằng văn bản giấy: </w:t>
-      </w:r>
-    </w:p>
-    <w:p>
-      <w:pPr>
-        <w:tabs>
-          <w:tab w:val="left" w:pos="993"/>
-        </w:tabs>
-        <w:spacing w:before="120" w:after="120"/>
-        <w:ind w:firstLine="567"/>
-        <w:jc w:val="both"/>
-        <w:rPr>
-          <w:rFonts w:eastAsia="Calibri"/>
-          <w:szCs w:val="24"/>
+          <w:lang w:val="en-US"/>
         </w:rPr>
       </w:pPr>
       <w:r>
@@ -14886,120 +14848,15 @@
           <w:rFonts w:eastAsia="Calibri"/>
           <w:szCs w:val="24"/>
         </w:rPr>
-        <w:t>với đầy đủ chữ ký của Các Bên. Mỗi Bên giữ 01 (một) bản Hợp Đồng để làm căn cứ thực hiện.</w:t>
-      </w:r>
-    </w:p>
-    <w:p>
-      <w:pPr>
-        <w:tabs>
-          <w:tab w:val="left" w:pos="993"/>
-        </w:tabs>
-        <w:spacing w:before="120" w:after="120"/>
-        <w:ind w:firstLine="567"/>
-        <w:jc w:val="both"/>
-        <w:rPr>
-          <w:rFonts w:eastAsia="Calibri"/>
-          <w:i/>
-          <w:iCs/>
-          <w:szCs w:val="24"/>
-        </w:rPr>
-      </w:pPr>
-      <w:r>
-        <w:rPr>
-          <w:rFonts w:eastAsia="Calibri"/>
-          <w:i/>
-          <w:iCs/>
-          <w:szCs w:val="24"/>
-        </w:rPr>
-        <w:t xml:space="preserve">Trong trường hợp ký kết hợp đồng bằng điện tử: </w:t>
-      </w:r>
-    </w:p>
-    <w:p>
-      <w:pPr>
-        <w:tabs>
-          <w:tab w:val="left" w:pos="993"/>
-        </w:tabs>
-        <w:spacing w:before="120" w:after="120"/>
-        <w:ind w:firstLine="567"/>
-        <w:jc w:val="both"/>
-        <w:rPr>
-          <w:rFonts w:eastAsia="Calibri"/>
-          <w:szCs w:val="24"/>
-        </w:rPr>
-      </w:pPr>
-      <w:r>
-        <w:rPr>
-          <w:rFonts w:eastAsia="Calibri"/>
-          <w:szCs w:val="24"/>
-        </w:rPr>
-        <w:t xml:space="preserve">Hợp Đồng được lập bằng tiếng Việt, và được lưu trữ tại hệ thống phương tiện lưu trữ điện tử của Bên A tại website </w:t>
-      </w:r>
-      <w:r>
-        <w:rPr>
-          <w:rFonts w:eastAsia="Calibri"/>
-          <w:szCs w:val="24"/>
-        </w:rPr>
-        <w:t>https://cskh.evnspc.vn</w:t>
-      </w:r>
-      <w:r>
-        <w:rPr>
-          <w:rFonts w:eastAsia="Calibri"/>
-          <w:szCs w:val="24"/>
-        </w:rPr>
-        <w:t xml:space="preserve"> và/hoặc </w:t>
-      </w:r>
-      <w:r>
-        <w:rPr>
-          <w:rFonts w:eastAsia="Calibri"/>
-          <w:szCs w:val="24"/>
-        </w:rPr>
-        <w:t xml:space="preserve">tại </w:t>
-      </w:r>
-      <w:r>
-        <w:rPr>
-          <w:rFonts w:eastAsia="Calibri"/>
-          <w:szCs w:val="24"/>
-        </w:rPr>
-        <w:t xml:space="preserve">ứng dụng APP </w:t>
-      </w:r>
-      <w:r>
-        <w:rPr>
-          <w:rFonts w:eastAsia="Calibri"/>
-          <w:szCs w:val="24"/>
-        </w:rPr>
-        <w:t xml:space="preserve">CSKH </w:t>
-      </w:r>
-      <w:r>
-        <w:rPr>
-          <w:rFonts w:eastAsia="Batang"/>
-          <w:color w:val="0070C0"/>
-          <w:szCs w:val="24"/>
-        </w:rPr>
-        <w:t>EVN</w:t>
-      </w:r>
-      <w:r>
-        <w:rPr>
-          <w:rFonts w:eastAsia="Batang"/>
-          <w:i/>
-          <w:iCs/>
-          <w:color w:val="FF0000"/>
-          <w:szCs w:val="24"/>
-        </w:rPr>
-        <w:t>SPC</w:t>
-      </w:r>
-      <w:r>
-        <w:rPr>
-          <w:rFonts w:eastAsia="Calibri"/>
-          <w:szCs w:val="24"/>
-        </w:rPr>
-        <w:t>. Bên B có quyền truy cập để tra cứu nội dung Hợp Đồng này.</w:t>
-      </w:r>
-      <w:r>
-        <w:rPr>
-          <w:rFonts w:eastAsia="Calibri"/>
-          <w:szCs w:val="24"/>
-        </w:rPr>
-        <w:t>/.</w:t>
+        <w:t>với đầy đủ chữ ký của Các Bên. Mỗi Bên giữ 01 (một) bản Hợp Đồng để làm căn cứ thực hiện</w:t>
+      </w:r>
+      <w:r>
+        <w:rPr>
+          <w:rFonts w:eastAsia="Calibri"/>
+          <w:szCs w:val="24"/>
+          <w:lang w:val="en-US"/>
+        </w:rPr>
+        <w:t>./.</w:t>
       </w:r>
     </w:p>
     <w:tbl>
@@ -27872,6 +27729,7 @@
   <w:style w:type="character" w:default="1" w:styleId="DefaultParagraphFont">
     <w:name w:val="Default Paragraph Font"/>
     <w:uiPriority w:val="1"/>
+    <w:semiHidden/>
     <w:unhideWhenUsed/>
   </w:style>
   <w:style w:type="table" w:default="1" w:styleId="TableNormal">

--- a/templates/CMIS/HD-NSH.docx
+++ b/templates/CMIS/HD-NSH.docx
@@ -1,6 +1,6 @@
 
 <file path=word/document.xml><?xml version="1.0" encoding="utf-8"?>
-<w:document xmlns:wpc="http://schemas.microsoft.com/office/word/2010/wordprocessingCanvas" xmlns:cx="http://schemas.microsoft.com/office/drawing/2014/chartex" xmlns:cx1="http://schemas.microsoft.com/office/drawing/2015/9/8/chartex" xmlns:cx2="http://schemas.microsoft.com/office/drawing/2015/10/21/chartex" xmlns:cx3="http://schemas.microsoft.com/office/drawing/2016/5/9/chartex" xmlns:cx4="http://schemas.microsoft.com/office/drawing/2016/5/10/chartex" xmlns:cx5="http://schemas.microsoft.com/office/drawing/2016/5/11/chartex" xmlns:cx6="http://schemas.microsoft.com/office/drawing/2016/5/12/chartex" xmlns:cx7="http://schemas.microsoft.com/office/drawing/2016/5/13/chartex" xmlns:cx8="http://schemas.microsoft.com/office/drawing/2016/5/14/chartex" xmlns:mc="http://schemas.openxmlformats.org/markup-compatibility/2006" xmlns:aink="http://schemas.microsoft.com/office/drawing/2016/ink" xmlns:am3d="http://schemas.microsoft.com/office/drawing/2017/model3d" xmlns:o="urn:schemas-microsoft-com:office:office" xmlns:oel="http://schemas.microsoft.com/office/2019/extlst" xmlns:r="http://schemas.openxmlformats.org/officeDocument/2006/relationships" xmlns:m="http://schemas.openxmlformats.org/officeDocument/2006/math" xmlns:v="urn:schemas-microsoft-com:vml" xmlns:wp14="http://schemas.microsoft.com/office/word/2010/wordprocessingDrawing" xmlns:wp="http://schemas.openxmlformats.org/drawingml/2006/wordprocessingDrawing" xmlns:w10="urn:schemas-microsoft-com:office:word" xmlns:w="http://schemas.openxmlformats.org/wordprocessingml/2006/main" xmlns:w14="http://schemas.microsoft.com/office/word/2010/wordml" xmlns:w15="http://schemas.microsoft.com/office/word/2012/wordml" xmlns:w16cex="http://schemas.microsoft.com/office/word/2018/wordml/cex" xmlns:w16cid="http://schemas.microsoft.com/office/word/2016/wordml/cid" xmlns:w16="http://schemas.microsoft.com/office/word/2018/wordml" xmlns:w16du="http://schemas.microsoft.com/office/word/2023/wordml/word16du" xmlns:w16sdtdh="http://schemas.microsoft.com/office/word/2020/wordml/sdtdatahash" xmlns:w16sdtfl="http://schemas.microsoft.com/office/word/2024/wordml/sdtformatlock" xmlns:w16se="http://schemas.microsoft.com/office/word/2015/wordml/symex" xmlns:wpg="http://schemas.microsoft.com/office/word/2010/wordprocessingGroup" xmlns:wpi="http://schemas.microsoft.com/office/word/2010/wordprocessingInk" xmlns:wne="http://schemas.microsoft.com/office/word/2006/wordml" xmlns:wps="http://schemas.microsoft.com/office/word/2010/wordprocessingShape" mc:Ignorable="w14 w15 w16se w16cid w16 w16cex w16sdtdh w16sdtfl w16du wp14">
+<w:document xmlns:wpc="http://schemas.microsoft.com/office/word/2010/wordprocessingCanvas" xmlns:cx="http://schemas.microsoft.com/office/drawing/2014/chartex" xmlns:cx1="http://schemas.microsoft.com/office/drawing/2015/9/8/chartex" xmlns:cx2="http://schemas.microsoft.com/office/drawing/2015/10/21/chartex" xmlns:cx3="http://schemas.microsoft.com/office/drawing/2016/5/9/chartex" xmlns:cx4="http://schemas.microsoft.com/office/drawing/2016/5/10/chartex" xmlns:cx5="http://schemas.microsoft.com/office/drawing/2016/5/11/chartex" xmlns:cx6="http://schemas.microsoft.com/office/drawing/2016/5/12/chartex" xmlns:cx7="http://schemas.microsoft.com/office/drawing/2016/5/13/chartex" xmlns:cx8="http://schemas.microsoft.com/office/drawing/2016/5/14/chartex" xmlns:mc="http://schemas.openxmlformats.org/markup-compatibility/2006" xmlns:aink="http://schemas.microsoft.com/office/drawing/2016/ink" xmlns:am3d="http://schemas.microsoft.com/office/drawing/2017/model3d" xmlns:o="urn:schemas-microsoft-com:office:office" xmlns:oel="http://schemas.microsoft.com/office/2019/extlst" xmlns:r="http://schemas.openxmlformats.org/officeDocument/2006/relationships" xmlns:m="http://schemas.openxmlformats.org/officeDocument/2006/math" xmlns:v="urn:schemas-microsoft-com:vml" xmlns:wp14="http://schemas.microsoft.com/office/word/2010/wordprocessingDrawing" xmlns:wp="http://schemas.openxmlformats.org/drawingml/2006/wordprocessingDrawing" xmlns:w10="urn:schemas-microsoft-com:office:word" xmlns:w="http://schemas.openxmlformats.org/wordprocessingml/2006/main" xmlns:w14="http://schemas.microsoft.com/office/word/2010/wordml" xmlns:w15="http://schemas.microsoft.com/office/word/2012/wordml" xmlns:w16cei="http://schemas.microsoft.com/office/word/2026/wordml/cei" xmlns:w16cex="http://schemas.microsoft.com/office/word/2018/wordml/cex" xmlns:w16cid="http://schemas.microsoft.com/office/word/2016/wordml/cid" xmlns:w16="http://schemas.microsoft.com/office/word/2018/wordml" xmlns:w16du="http://schemas.microsoft.com/office/word/2023/wordml/word16du" xmlns:w16sdtdh="http://schemas.microsoft.com/office/word/2020/wordml/sdtdatahash" xmlns:w16sdtfl="http://schemas.microsoft.com/office/word/2024/wordml/sdtformatlock" xmlns:w16se="http://schemas.microsoft.com/office/word/2015/wordml/symex" xmlns:wpg="http://schemas.microsoft.com/office/word/2010/wordprocessingGroup" xmlns:wpi="http://schemas.microsoft.com/office/word/2010/wordprocessingInk" xmlns:wne="http://schemas.microsoft.com/office/word/2006/wordml" xmlns:wps="http://schemas.microsoft.com/office/word/2010/wordprocessingShape" mc:Ignorable="w14 w15 w16se w16cid w16 w16cex w16sdtdh w16sdtfl w16du wp14">
   <w:body>
     <w:p>
       <w:pPr>
@@ -2499,7 +2499,6 @@
         <w:rPr>
           <w:rFonts w:eastAsia="Calibri"/>
           <w:szCs w:val="24"/>
-          <w:lang w:val="en-US"/>
         </w:rPr>
         <w:t>phường</w:t>
       </w:r>
@@ -2514,7 +2513,6 @@
         <w:rPr>
           <w:rFonts w:eastAsia="Calibri"/>
           <w:szCs w:val="24"/>
-          <w:lang w:val="en-US"/>
         </w:rPr>
         <w:t>thành phố</w:t>
       </w:r>
@@ -2556,14 +2554,6 @@
           <w:lang w:val="en-US"/>
         </w:rPr>
         <w:t>Điện thoại: 19001006-19009000</w:t>
-      </w:r>
-      <w:r>
-        <w:rPr>
-          <w:rFonts w:eastAsia="Calibri"/>
-          <w:szCs w:val="24"/>
-          <w:lang w:val="en-US"/>
-        </w:rPr>
-        <w:t>-02512.218.222-02512.218333-02512.218.233</w:t>
       </w:r>
       <w:r>
         <w:rPr>
@@ -7405,21 +7395,7 @@
           <w:rFonts w:eastAsia="Calibri"/>
           <w:szCs w:val="24"/>
         </w:rPr>
-        <w:t>Email: dlxuanloc.dn@evnspc.vn; Điện thoại/SMS: 19001006-19009000</w:t>
-      </w:r>
-      <w:r>
-        <w:rPr>
-          <w:rFonts w:eastAsia="Calibri"/>
-          <w:szCs w:val="24"/>
-        </w:rPr>
-        <w:t>-02512.218.222-02512.218333-02512.218.233</w:t>
-      </w:r>
-      <w:r>
-        <w:rPr>
-          <w:rFonts w:eastAsia="Calibri"/>
-          <w:szCs w:val="24"/>
-        </w:rPr>
-        <w:t>; Ứng dụng nhắn tin: Zalo;</w:t>
+        <w:t>Email: dlxuanloc.dn@evnspc.vn; Điện thoại/SMS: 19001006-19009000; Ứng dụng nhắn tin: Zalo;</w:t>
       </w:r>
     </w:p>
     <w:p>
@@ -10078,7 +10054,6 @@
         <w:rPr>
           <w:rFonts w:eastAsia="Calibri"/>
           <w:szCs w:val="24"/>
-          <w:lang w:val="en-US"/>
         </w:rPr>
         <w:t>07</w:t>
       </w:r>
@@ -10093,7 +10068,6 @@
         <w:rPr>
           <w:rFonts w:eastAsia="Calibri"/>
           <w:szCs w:val="24"/>
-          <w:lang w:val="en-US"/>
         </w:rPr>
         <w:t>bảy</w:t>
       </w:r>
@@ -10156,7 +10130,6 @@
         <w:rPr>
           <w:rFonts w:eastAsia="Calibri"/>
           <w:szCs w:val="24"/>
-          <w:lang w:val="en-US"/>
         </w:rPr>
         <w:t xml:space="preserve">07 </w:t>
       </w:r>
@@ -10171,7 +10144,6 @@
         <w:rPr>
           <w:rFonts w:eastAsia="Calibri"/>
           <w:szCs w:val="24"/>
-          <w:lang w:val="en-US"/>
         </w:rPr>
         <w:t>bảy</w:t>
       </w:r>
@@ -10325,7 +10297,6 @@
         <w:rPr>
           <w:rFonts w:eastAsia="Calibri"/>
           <w:szCs w:val="24"/>
-          <w:lang w:val="en-US"/>
         </w:rPr>
         <w:t>07</w:t>
       </w:r>
@@ -10340,7 +10311,6 @@
         <w:rPr>
           <w:rFonts w:eastAsia="Calibri"/>
           <w:szCs w:val="24"/>
-          <w:lang w:val="en-US"/>
         </w:rPr>
         <w:t>bảy</w:t>
       </w:r>
@@ -10511,7 +10481,6 @@
         <w:rPr>
           <w:rFonts w:eastAsia="Calibri"/>
           <w:szCs w:val="24"/>
-          <w:lang w:val="en-US"/>
         </w:rPr>
         <w:t>07</w:t>
       </w:r>
@@ -10526,7 +10495,6 @@
         <w:rPr>
           <w:rFonts w:eastAsia="Calibri"/>
           <w:szCs w:val="24"/>
-          <w:lang w:val="en-US"/>
         </w:rPr>
         <w:t>bảy</w:t>
       </w:r>
@@ -10632,7 +10600,6 @@
         <w:rPr>
           <w:rFonts w:eastAsia="Calibri"/>
           <w:szCs w:val="24"/>
-          <w:lang w:val="en-US"/>
         </w:rPr>
         <w:t>07</w:t>
       </w:r>
@@ -10647,7 +10614,6 @@
         <w:rPr>
           <w:rFonts w:eastAsia="Calibri"/>
           <w:szCs w:val="24"/>
-          <w:lang w:val="en-US"/>
         </w:rPr>
         <w:t>bảy</w:t>
       </w:r>
@@ -13056,7 +13022,6 @@
         <w:rPr>
           <w:rFonts w:eastAsia="Calibri"/>
           <w:szCs w:val="24"/>
-          <w:lang w:val="en-US"/>
         </w:rPr>
         <w:t xml:space="preserve">07 </w:t>
       </w:r>
@@ -13071,7 +13036,6 @@
         <w:rPr>
           <w:rFonts w:eastAsia="Calibri"/>
           <w:szCs w:val="24"/>
-          <w:lang w:val="en-US"/>
         </w:rPr>
         <w:t>bảy</w:t>
       </w:r>
@@ -13201,7 +13165,6 @@
         <w:rPr>
           <w:rFonts w:eastAsia="Calibri"/>
           <w:szCs w:val="24"/>
-          <w:lang w:val="en-US"/>
         </w:rPr>
         <w:t xml:space="preserve">07 </w:t>
       </w:r>
@@ -13216,7 +13179,6 @@
         <w:rPr>
           <w:rFonts w:eastAsia="Calibri"/>
           <w:szCs w:val="24"/>
-          <w:lang w:val="en-US"/>
         </w:rPr>
         <w:t>bảy</w:t>
       </w:r>
@@ -13288,7 +13250,6 @@
         <w:rPr>
           <w:rFonts w:eastAsia="Calibri"/>
           <w:szCs w:val="24"/>
-          <w:lang w:val="en-US"/>
         </w:rPr>
         <w:t xml:space="preserve">07 </w:t>
       </w:r>
@@ -13303,7 +13264,6 @@
         <w:rPr>
           <w:rFonts w:eastAsia="Calibri"/>
           <w:szCs w:val="24"/>
-          <w:lang w:val="en-US"/>
         </w:rPr>
         <w:t>bảy</w:t>
       </w:r>
@@ -13379,7 +13339,6 @@
         <w:rPr>
           <w:rFonts w:eastAsia="Calibri"/>
           <w:szCs w:val="24"/>
-          <w:lang w:val="en-US"/>
         </w:rPr>
         <w:t xml:space="preserve">07 </w:t>
       </w:r>
@@ -13394,7 +13353,6 @@
         <w:rPr>
           <w:rFonts w:eastAsia="Calibri"/>
           <w:szCs w:val="24"/>
-          <w:lang w:val="en-US"/>
         </w:rPr>
         <w:t>bảy</w:t>
       </w:r>
@@ -14826,7 +14784,6 @@
         <w:rPr>
           <w:rFonts w:eastAsia="Calibri"/>
           <w:szCs w:val="24"/>
-          <w:lang w:val="en-US"/>
         </w:rPr>
       </w:pPr>
       <w:r>
@@ -14854,7 +14811,6 @@
         <w:rPr>
           <w:rFonts w:eastAsia="Calibri"/>
           <w:szCs w:val="24"/>
-          <w:lang w:val="en-US"/>
         </w:rPr>
         <w:t>./.</w:t>
       </w:r>
@@ -15187,7 +15143,7 @@
 </file>
 
 <file path=word/endnotes.xml><?xml version="1.0" encoding="utf-8"?>
-<w:endnotes xmlns:wpc="http://schemas.microsoft.com/office/word/2010/wordprocessingCanvas" xmlns:cx="http://schemas.microsoft.com/office/drawing/2014/chartex" xmlns:cx1="http://schemas.microsoft.com/office/drawing/2015/9/8/chartex" xmlns:cx2="http://schemas.microsoft.com/office/drawing/2015/10/21/chartex" xmlns:cx3="http://schemas.microsoft.com/office/drawing/2016/5/9/chartex" xmlns:cx4="http://schemas.microsoft.com/office/drawing/2016/5/10/chartex" xmlns:cx5="http://schemas.microsoft.com/office/drawing/2016/5/11/chartex" xmlns:cx6="http://schemas.microsoft.com/office/drawing/2016/5/12/chartex" xmlns:cx7="http://schemas.microsoft.com/office/drawing/2016/5/13/chartex" xmlns:cx8="http://schemas.microsoft.com/office/drawing/2016/5/14/chartex" xmlns:mc="http://schemas.openxmlformats.org/markup-compatibility/2006" xmlns:aink="http://schemas.microsoft.com/office/drawing/2016/ink" xmlns:am3d="http://schemas.microsoft.com/office/drawing/2017/model3d" xmlns:o="urn:schemas-microsoft-com:office:office" xmlns:oel="http://schemas.microsoft.com/office/2019/extlst" xmlns:r="http://schemas.openxmlformats.org/officeDocument/2006/relationships" xmlns:m="http://schemas.openxmlformats.org/officeDocument/2006/math" xmlns:v="urn:schemas-microsoft-com:vml" xmlns:wp14="http://schemas.microsoft.com/office/word/2010/wordprocessingDrawing" xmlns:wp="http://schemas.openxmlformats.org/drawingml/2006/wordprocessingDrawing" xmlns:w10="urn:schemas-microsoft-com:office:word" xmlns:w="http://schemas.openxmlformats.org/wordprocessingml/2006/main" xmlns:w14="http://schemas.microsoft.com/office/word/2010/wordml" xmlns:w15="http://schemas.microsoft.com/office/word/2012/wordml" xmlns:w16cex="http://schemas.microsoft.com/office/word/2018/wordml/cex" xmlns:w16cid="http://schemas.microsoft.com/office/word/2016/wordml/cid" xmlns:w16="http://schemas.microsoft.com/office/word/2018/wordml" xmlns:w16du="http://schemas.microsoft.com/office/word/2023/wordml/word16du" xmlns:w16sdtdh="http://schemas.microsoft.com/office/word/2020/wordml/sdtdatahash" xmlns:w16sdtfl="http://schemas.microsoft.com/office/word/2024/wordml/sdtformatlock" xmlns:w16se="http://schemas.microsoft.com/office/word/2015/wordml/symex" xmlns:wpg="http://schemas.microsoft.com/office/word/2010/wordprocessingGroup" xmlns:wpi="http://schemas.microsoft.com/office/word/2010/wordprocessingInk" xmlns:wne="http://schemas.microsoft.com/office/word/2006/wordml" xmlns:wps="http://schemas.microsoft.com/office/word/2010/wordprocessingShape" mc:Ignorable="w14 w15 w16se w16cid w16 w16cex w16sdtdh w16sdtfl w16du wp14">
+<w:endnotes xmlns:wpc="http://schemas.microsoft.com/office/word/2010/wordprocessingCanvas" xmlns:cx="http://schemas.microsoft.com/office/drawing/2014/chartex" xmlns:cx1="http://schemas.microsoft.com/office/drawing/2015/9/8/chartex" xmlns:cx2="http://schemas.microsoft.com/office/drawing/2015/10/21/chartex" xmlns:cx3="http://schemas.microsoft.com/office/drawing/2016/5/9/chartex" xmlns:cx4="http://schemas.microsoft.com/office/drawing/2016/5/10/chartex" xmlns:cx5="http://schemas.microsoft.com/office/drawing/2016/5/11/chartex" xmlns:cx6="http://schemas.microsoft.com/office/drawing/2016/5/12/chartex" xmlns:cx7="http://schemas.microsoft.com/office/drawing/2016/5/13/chartex" xmlns:cx8="http://schemas.microsoft.com/office/drawing/2016/5/14/chartex" xmlns:mc="http://schemas.openxmlformats.org/markup-compatibility/2006" xmlns:aink="http://schemas.microsoft.com/office/drawing/2016/ink" xmlns:am3d="http://schemas.microsoft.com/office/drawing/2017/model3d" xmlns:o="urn:schemas-microsoft-com:office:office" xmlns:oel="http://schemas.microsoft.com/office/2019/extlst" xmlns:r="http://schemas.openxmlformats.org/officeDocument/2006/relationships" xmlns:m="http://schemas.openxmlformats.org/officeDocument/2006/math" xmlns:v="urn:schemas-microsoft-com:vml" xmlns:wp14="http://schemas.microsoft.com/office/word/2010/wordprocessingDrawing" xmlns:wp="http://schemas.openxmlformats.org/drawingml/2006/wordprocessingDrawing" xmlns:w10="urn:schemas-microsoft-com:office:word" xmlns:w="http://schemas.openxmlformats.org/wordprocessingml/2006/main" xmlns:w14="http://schemas.microsoft.com/office/word/2010/wordml" xmlns:w15="http://schemas.microsoft.com/office/word/2012/wordml" xmlns:w16cei="http://schemas.microsoft.com/office/word/2026/wordml/cei" xmlns:w16cex="http://schemas.microsoft.com/office/word/2018/wordml/cex" xmlns:w16cid="http://schemas.microsoft.com/office/word/2016/wordml/cid" xmlns:w16="http://schemas.microsoft.com/office/word/2018/wordml" xmlns:w16du="http://schemas.microsoft.com/office/word/2023/wordml/word16du" xmlns:w16sdtdh="http://schemas.microsoft.com/office/word/2020/wordml/sdtdatahash" xmlns:w16sdtfl="http://schemas.microsoft.com/office/word/2024/wordml/sdtformatlock" xmlns:w16se="http://schemas.microsoft.com/office/word/2015/wordml/symex" xmlns:wpg="http://schemas.microsoft.com/office/word/2010/wordprocessingGroup" xmlns:wpi="http://schemas.microsoft.com/office/word/2010/wordprocessingInk" xmlns:wne="http://schemas.microsoft.com/office/word/2006/wordml" xmlns:wps="http://schemas.microsoft.com/office/word/2010/wordprocessingShape" mc:Ignorable="w14 w15 w16se w16cid w16 w16cex w16sdtdh w16sdtfl w16du wp14">
   <w:endnote w:type="separator" w:id="-1">
     <w:p>
       <w:r>
@@ -15206,7 +15162,7 @@
 </file>
 
 <file path=word/footer1.xml><?xml version="1.0" encoding="utf-8"?>
-<w:ftr xmlns:wpc="http://schemas.microsoft.com/office/word/2010/wordprocessingCanvas" xmlns:cx="http://schemas.microsoft.com/office/drawing/2014/chartex" xmlns:cx1="http://schemas.microsoft.com/office/drawing/2015/9/8/chartex" xmlns:cx2="http://schemas.microsoft.com/office/drawing/2015/10/21/chartex" xmlns:cx3="http://schemas.microsoft.com/office/drawing/2016/5/9/chartex" xmlns:cx4="http://schemas.microsoft.com/office/drawing/2016/5/10/chartex" xmlns:cx5="http://schemas.microsoft.com/office/drawing/2016/5/11/chartex" xmlns:cx6="http://schemas.microsoft.com/office/drawing/2016/5/12/chartex" xmlns:cx7="http://schemas.microsoft.com/office/drawing/2016/5/13/chartex" xmlns:cx8="http://schemas.microsoft.com/office/drawing/2016/5/14/chartex" xmlns:mc="http://schemas.openxmlformats.org/markup-compatibility/2006" xmlns:aink="http://schemas.microsoft.com/office/drawing/2016/ink" xmlns:am3d="http://schemas.microsoft.com/office/drawing/2017/model3d" xmlns:o="urn:schemas-microsoft-com:office:office" xmlns:oel="http://schemas.microsoft.com/office/2019/extlst" xmlns:r="http://schemas.openxmlformats.org/officeDocument/2006/relationships" xmlns:m="http://schemas.openxmlformats.org/officeDocument/2006/math" xmlns:v="urn:schemas-microsoft-com:vml" xmlns:wp14="http://schemas.microsoft.com/office/word/2010/wordprocessingDrawing" xmlns:wp="http://schemas.openxmlformats.org/drawingml/2006/wordprocessingDrawing" xmlns:w10="urn:schemas-microsoft-com:office:word" xmlns:w="http://schemas.openxmlformats.org/wordprocessingml/2006/main" xmlns:w14="http://schemas.microsoft.com/office/word/2010/wordml" xmlns:w15="http://schemas.microsoft.com/office/word/2012/wordml" xmlns:w16cex="http://schemas.microsoft.com/office/word/2018/wordml/cex" xmlns:w16cid="http://schemas.microsoft.com/office/word/2016/wordml/cid" xmlns:w16="http://schemas.microsoft.com/office/word/2018/wordml" xmlns:w16du="http://schemas.microsoft.com/office/word/2023/wordml/word16du" xmlns:w16sdtdh="http://schemas.microsoft.com/office/word/2020/wordml/sdtdatahash" xmlns:w16sdtfl="http://schemas.microsoft.com/office/word/2024/wordml/sdtformatlock" xmlns:w16se="http://schemas.microsoft.com/office/word/2015/wordml/symex" xmlns:wpg="http://schemas.microsoft.com/office/word/2010/wordprocessingGroup" xmlns:wpi="http://schemas.microsoft.com/office/word/2010/wordprocessingInk" xmlns:wne="http://schemas.microsoft.com/office/word/2006/wordml" xmlns:wps="http://schemas.microsoft.com/office/word/2010/wordprocessingShape" mc:Ignorable="w14 w15 w16se w16cid w16 w16cex w16sdtdh w16sdtfl w16du wp14">
+<w:ftr xmlns:wpc="http://schemas.microsoft.com/office/word/2010/wordprocessingCanvas" xmlns:cx="http://schemas.microsoft.com/office/drawing/2014/chartex" xmlns:cx1="http://schemas.microsoft.com/office/drawing/2015/9/8/chartex" xmlns:cx2="http://schemas.microsoft.com/office/drawing/2015/10/21/chartex" xmlns:cx3="http://schemas.microsoft.com/office/drawing/2016/5/9/chartex" xmlns:cx4="http://schemas.microsoft.com/office/drawing/2016/5/10/chartex" xmlns:cx5="http://schemas.microsoft.com/office/drawing/2016/5/11/chartex" xmlns:cx6="http://schemas.microsoft.com/office/drawing/2016/5/12/chartex" xmlns:cx7="http://schemas.microsoft.com/office/drawing/2016/5/13/chartex" xmlns:cx8="http://schemas.microsoft.com/office/drawing/2016/5/14/chartex" xmlns:mc="http://schemas.openxmlformats.org/markup-compatibility/2006" xmlns:aink="http://schemas.microsoft.com/office/drawing/2016/ink" xmlns:am3d="http://schemas.microsoft.com/office/drawing/2017/model3d" xmlns:o="urn:schemas-microsoft-com:office:office" xmlns:oel="http://schemas.microsoft.com/office/2019/extlst" xmlns:r="http://schemas.openxmlformats.org/officeDocument/2006/relationships" xmlns:m="http://schemas.openxmlformats.org/officeDocument/2006/math" xmlns:v="urn:schemas-microsoft-com:vml" xmlns:wp14="http://schemas.microsoft.com/office/word/2010/wordprocessingDrawing" xmlns:wp="http://schemas.openxmlformats.org/drawingml/2006/wordprocessingDrawing" xmlns:w10="urn:schemas-microsoft-com:office:word" xmlns:w="http://schemas.openxmlformats.org/wordprocessingml/2006/main" xmlns:w14="http://schemas.microsoft.com/office/word/2010/wordml" xmlns:w15="http://schemas.microsoft.com/office/word/2012/wordml" xmlns:w16cei="http://schemas.microsoft.com/office/word/2026/wordml/cei" xmlns:w16cex="http://schemas.microsoft.com/office/word/2018/wordml/cex" xmlns:w16cid="http://schemas.microsoft.com/office/word/2016/wordml/cid" xmlns:w16="http://schemas.microsoft.com/office/word/2018/wordml" xmlns:w16du="http://schemas.microsoft.com/office/word/2023/wordml/word16du" xmlns:w16sdtdh="http://schemas.microsoft.com/office/word/2020/wordml/sdtdatahash" xmlns:w16sdtfl="http://schemas.microsoft.com/office/word/2024/wordml/sdtformatlock" xmlns:w16se="http://schemas.microsoft.com/office/word/2015/wordml/symex" xmlns:wpg="http://schemas.microsoft.com/office/word/2010/wordprocessingGroup" xmlns:wpi="http://schemas.microsoft.com/office/word/2010/wordprocessingInk" xmlns:wne="http://schemas.microsoft.com/office/word/2006/wordml" xmlns:wps="http://schemas.microsoft.com/office/word/2010/wordprocessingShape" mc:Ignorable="w14 w15 w16se w16cid w16 w16cex w16sdtdh w16sdtfl w16du wp14">
   <w:p>
     <w:pPr>
       <w:pStyle w:val="Footer"/>
@@ -15226,7 +15182,7 @@
 </file>
 
 <file path=word/footer2.xml><?xml version="1.0" encoding="utf-8"?>
-<w:ftr xmlns:wpc="http://schemas.microsoft.com/office/word/2010/wordprocessingCanvas" xmlns:cx="http://schemas.microsoft.com/office/drawing/2014/chartex" xmlns:cx1="http://schemas.microsoft.com/office/drawing/2015/9/8/chartex" xmlns:cx2="http://schemas.microsoft.com/office/drawing/2015/10/21/chartex" xmlns:cx3="http://schemas.microsoft.com/office/drawing/2016/5/9/chartex" xmlns:cx4="http://schemas.microsoft.com/office/drawing/2016/5/10/chartex" xmlns:cx5="http://schemas.microsoft.com/office/drawing/2016/5/11/chartex" xmlns:cx6="http://schemas.microsoft.com/office/drawing/2016/5/12/chartex" xmlns:cx7="http://schemas.microsoft.com/office/drawing/2016/5/13/chartex" xmlns:cx8="http://schemas.microsoft.com/office/drawing/2016/5/14/chartex" xmlns:mc="http://schemas.openxmlformats.org/markup-compatibility/2006" xmlns:aink="http://schemas.microsoft.com/office/drawing/2016/ink" xmlns:am3d="http://schemas.microsoft.com/office/drawing/2017/model3d" xmlns:o="urn:schemas-microsoft-com:office:office" xmlns:oel="http://schemas.microsoft.com/office/2019/extlst" xmlns:r="http://schemas.openxmlformats.org/officeDocument/2006/relationships" xmlns:m="http://schemas.openxmlformats.org/officeDocument/2006/math" xmlns:v="urn:schemas-microsoft-com:vml" xmlns:wp14="http://schemas.microsoft.com/office/word/2010/wordprocessingDrawing" xmlns:wp="http://schemas.openxmlformats.org/drawingml/2006/wordprocessingDrawing" xmlns:w10="urn:schemas-microsoft-com:office:word" xmlns:w="http://schemas.openxmlformats.org/wordprocessingml/2006/main" xmlns:w14="http://schemas.microsoft.com/office/word/2010/wordml" xmlns:w15="http://schemas.microsoft.com/office/word/2012/wordml" xmlns:w16cex="http://schemas.microsoft.com/office/word/2018/wordml/cex" xmlns:w16cid="http://schemas.microsoft.com/office/word/2016/wordml/cid" xmlns:w16="http://schemas.microsoft.com/office/word/2018/wordml" xmlns:w16du="http://schemas.microsoft.com/office/word/2023/wordml/word16du" xmlns:w16sdtdh="http://schemas.microsoft.com/office/word/2020/wordml/sdtdatahash" xmlns:w16sdtfl="http://schemas.microsoft.com/office/word/2024/wordml/sdtformatlock" xmlns:w16se="http://schemas.microsoft.com/office/word/2015/wordml/symex" xmlns:wpg="http://schemas.microsoft.com/office/word/2010/wordprocessingGroup" xmlns:wpi="http://schemas.microsoft.com/office/word/2010/wordprocessingInk" xmlns:wne="http://schemas.microsoft.com/office/word/2006/wordml" xmlns:wps="http://schemas.microsoft.com/office/word/2010/wordprocessingShape" mc:Ignorable="w14 w15 w16se w16cid w16 w16cex w16sdtdh w16sdtfl w16du wp14">
+<w:ftr xmlns:wpc="http://schemas.microsoft.com/office/word/2010/wordprocessingCanvas" xmlns:cx="http://schemas.microsoft.com/office/drawing/2014/chartex" xmlns:cx1="http://schemas.microsoft.com/office/drawing/2015/9/8/chartex" xmlns:cx2="http://schemas.microsoft.com/office/drawing/2015/10/21/chartex" xmlns:cx3="http://schemas.microsoft.com/office/drawing/2016/5/9/chartex" xmlns:cx4="http://schemas.microsoft.com/office/drawing/2016/5/10/chartex" xmlns:cx5="http://schemas.microsoft.com/office/drawing/2016/5/11/chartex" xmlns:cx6="http://schemas.microsoft.com/office/drawing/2016/5/12/chartex" xmlns:cx7="http://schemas.microsoft.com/office/drawing/2016/5/13/chartex" xmlns:cx8="http://schemas.microsoft.com/office/drawing/2016/5/14/chartex" xmlns:mc="http://schemas.openxmlformats.org/markup-compatibility/2006" xmlns:aink="http://schemas.microsoft.com/office/drawing/2016/ink" xmlns:am3d="http://schemas.microsoft.com/office/drawing/2017/model3d" xmlns:o="urn:schemas-microsoft-com:office:office" xmlns:oel="http://schemas.microsoft.com/office/2019/extlst" xmlns:r="http://schemas.openxmlformats.org/officeDocument/2006/relationships" xmlns:m="http://schemas.openxmlformats.org/officeDocument/2006/math" xmlns:v="urn:schemas-microsoft-com:vml" xmlns:wp14="http://schemas.microsoft.com/office/word/2010/wordprocessingDrawing" xmlns:wp="http://schemas.openxmlformats.org/drawingml/2006/wordprocessingDrawing" xmlns:w10="urn:schemas-microsoft-com:office:word" xmlns:w="http://schemas.openxmlformats.org/wordprocessingml/2006/main" xmlns:w14="http://schemas.microsoft.com/office/word/2010/wordml" xmlns:w15="http://schemas.microsoft.com/office/word/2012/wordml" xmlns:w16cei="http://schemas.microsoft.com/office/word/2026/wordml/cei" xmlns:w16cex="http://schemas.microsoft.com/office/word/2018/wordml/cex" xmlns:w16cid="http://schemas.microsoft.com/office/word/2016/wordml/cid" xmlns:w16="http://schemas.microsoft.com/office/word/2018/wordml" xmlns:w16du="http://schemas.microsoft.com/office/word/2023/wordml/word16du" xmlns:w16sdtdh="http://schemas.microsoft.com/office/word/2020/wordml/sdtdatahash" xmlns:w16sdtfl="http://schemas.microsoft.com/office/word/2024/wordml/sdtformatlock" xmlns:w16se="http://schemas.microsoft.com/office/word/2015/wordml/symex" xmlns:wpg="http://schemas.microsoft.com/office/word/2010/wordprocessingGroup" xmlns:wpi="http://schemas.microsoft.com/office/word/2010/wordprocessingInk" xmlns:wne="http://schemas.microsoft.com/office/word/2006/wordml" xmlns:wps="http://schemas.microsoft.com/office/word/2010/wordprocessingShape" mc:Ignorable="w14 w15 w16se w16cid w16 w16cex w16sdtdh w16sdtfl w16du wp14">
   <w:sdt>
     <w:sdtPr>
       <w:rPr>
@@ -15286,7 +15242,7 @@
 </file>
 
 <file path=word/footer3.xml><?xml version="1.0" encoding="utf-8"?>
-<w:ftr xmlns:wpc="http://schemas.microsoft.com/office/word/2010/wordprocessingCanvas" xmlns:cx="http://schemas.microsoft.com/office/drawing/2014/chartex" xmlns:cx1="http://schemas.microsoft.com/office/drawing/2015/9/8/chartex" xmlns:cx2="http://schemas.microsoft.com/office/drawing/2015/10/21/chartex" xmlns:cx3="http://schemas.microsoft.com/office/drawing/2016/5/9/chartex" xmlns:cx4="http://schemas.microsoft.com/office/drawing/2016/5/10/chartex" xmlns:cx5="http://schemas.microsoft.com/office/drawing/2016/5/11/chartex" xmlns:cx6="http://schemas.microsoft.com/office/drawing/2016/5/12/chartex" xmlns:cx7="http://schemas.microsoft.com/office/drawing/2016/5/13/chartex" xmlns:cx8="http://schemas.microsoft.com/office/drawing/2016/5/14/chartex" xmlns:mc="http://schemas.openxmlformats.org/markup-compatibility/2006" xmlns:aink="http://schemas.microsoft.com/office/drawing/2016/ink" xmlns:am3d="http://schemas.microsoft.com/office/drawing/2017/model3d" xmlns:o="urn:schemas-microsoft-com:office:office" xmlns:oel="http://schemas.microsoft.com/office/2019/extlst" xmlns:r="http://schemas.openxmlformats.org/officeDocument/2006/relationships" xmlns:m="http://schemas.openxmlformats.org/officeDocument/2006/math" xmlns:v="urn:schemas-microsoft-com:vml" xmlns:wp14="http://schemas.microsoft.com/office/word/2010/wordprocessingDrawing" xmlns:wp="http://schemas.openxmlformats.org/drawingml/2006/wordprocessingDrawing" xmlns:w10="urn:schemas-microsoft-com:office:word" xmlns:w="http://schemas.openxmlformats.org/wordprocessingml/2006/main" xmlns:w14="http://schemas.microsoft.com/office/word/2010/wordml" xmlns:w15="http://schemas.microsoft.com/office/word/2012/wordml" xmlns:w16cex="http://schemas.microsoft.com/office/word/2018/wordml/cex" xmlns:w16cid="http://schemas.microsoft.com/office/word/2016/wordml/cid" xmlns:w16="http://schemas.microsoft.com/office/word/2018/wordml" xmlns:w16du="http://schemas.microsoft.com/office/word/2023/wordml/word16du" xmlns:w16sdtdh="http://schemas.microsoft.com/office/word/2020/wordml/sdtdatahash" xmlns:w16sdtfl="http://schemas.microsoft.com/office/word/2024/wordml/sdtformatlock" xmlns:w16se="http://schemas.microsoft.com/office/word/2015/wordml/symex" xmlns:wpg="http://schemas.microsoft.com/office/word/2010/wordprocessingGroup" xmlns:wpi="http://schemas.microsoft.com/office/word/2010/wordprocessingInk" xmlns:wne="http://schemas.microsoft.com/office/word/2006/wordml" xmlns:wps="http://schemas.microsoft.com/office/word/2010/wordprocessingShape" mc:Ignorable="w14 w15 w16se w16cid w16 w16cex w16sdtdh w16sdtfl w16du wp14">
+<w:ftr xmlns:wpc="http://schemas.microsoft.com/office/word/2010/wordprocessingCanvas" xmlns:cx="http://schemas.microsoft.com/office/drawing/2014/chartex" xmlns:cx1="http://schemas.microsoft.com/office/drawing/2015/9/8/chartex" xmlns:cx2="http://schemas.microsoft.com/office/drawing/2015/10/21/chartex" xmlns:cx3="http://schemas.microsoft.com/office/drawing/2016/5/9/chartex" xmlns:cx4="http://schemas.microsoft.com/office/drawing/2016/5/10/chartex" xmlns:cx5="http://schemas.microsoft.com/office/drawing/2016/5/11/chartex" xmlns:cx6="http://schemas.microsoft.com/office/drawing/2016/5/12/chartex" xmlns:cx7="http://schemas.microsoft.com/office/drawing/2016/5/13/chartex" xmlns:cx8="http://schemas.microsoft.com/office/drawing/2016/5/14/chartex" xmlns:mc="http://schemas.openxmlformats.org/markup-compatibility/2006" xmlns:aink="http://schemas.microsoft.com/office/drawing/2016/ink" xmlns:am3d="http://schemas.microsoft.com/office/drawing/2017/model3d" xmlns:o="urn:schemas-microsoft-com:office:office" xmlns:oel="http://schemas.microsoft.com/office/2019/extlst" xmlns:r="http://schemas.openxmlformats.org/officeDocument/2006/relationships" xmlns:m="http://schemas.openxmlformats.org/officeDocument/2006/math" xmlns:v="urn:schemas-microsoft-com:vml" xmlns:wp14="http://schemas.microsoft.com/office/word/2010/wordprocessingDrawing" xmlns:wp="http://schemas.openxmlformats.org/drawingml/2006/wordprocessingDrawing" xmlns:w10="urn:schemas-microsoft-com:office:word" xmlns:w="http://schemas.openxmlformats.org/wordprocessingml/2006/main" xmlns:w14="http://schemas.microsoft.com/office/word/2010/wordml" xmlns:w15="http://schemas.microsoft.com/office/word/2012/wordml" xmlns:w16cei="http://schemas.microsoft.com/office/word/2026/wordml/cei" xmlns:w16cex="http://schemas.microsoft.com/office/word/2018/wordml/cex" xmlns:w16cid="http://schemas.microsoft.com/office/word/2016/wordml/cid" xmlns:w16="http://schemas.microsoft.com/office/word/2018/wordml" xmlns:w16du="http://schemas.microsoft.com/office/word/2023/wordml/word16du" xmlns:w16sdtdh="http://schemas.microsoft.com/office/word/2020/wordml/sdtdatahash" xmlns:w16sdtfl="http://schemas.microsoft.com/office/word/2024/wordml/sdtformatlock" xmlns:w16se="http://schemas.microsoft.com/office/word/2015/wordml/symex" xmlns:wpg="http://schemas.microsoft.com/office/word/2010/wordprocessingGroup" xmlns:wpi="http://schemas.microsoft.com/office/word/2010/wordprocessingInk" xmlns:wne="http://schemas.microsoft.com/office/word/2006/wordml" xmlns:wps="http://schemas.microsoft.com/office/word/2010/wordprocessingShape" mc:Ignorable="w14 w15 w16se w16cid w16 w16cex w16sdtdh w16sdtfl w16du wp14">
   <w:sdt>
     <w:sdtPr>
       <w:rPr>
@@ -15342,7 +15298,7 @@
 </file>
 
 <file path=word/footnotes.xml><?xml version="1.0" encoding="utf-8"?>
-<w:footnotes xmlns:wpc="http://schemas.microsoft.com/office/word/2010/wordprocessingCanvas" xmlns:cx="http://schemas.microsoft.com/office/drawing/2014/chartex" xmlns:cx1="http://schemas.microsoft.com/office/drawing/2015/9/8/chartex" xmlns:cx2="http://schemas.microsoft.com/office/drawing/2015/10/21/chartex" xmlns:cx3="http://schemas.microsoft.com/office/drawing/2016/5/9/chartex" xmlns:cx4="http://schemas.microsoft.com/office/drawing/2016/5/10/chartex" xmlns:cx5="http://schemas.microsoft.com/office/drawing/2016/5/11/chartex" xmlns:cx6="http://schemas.microsoft.com/office/drawing/2016/5/12/chartex" xmlns:cx7="http://schemas.microsoft.com/office/drawing/2016/5/13/chartex" xmlns:cx8="http://schemas.microsoft.com/office/drawing/2016/5/14/chartex" xmlns:mc="http://schemas.openxmlformats.org/markup-compatibility/2006" xmlns:aink="http://schemas.microsoft.com/office/drawing/2016/ink" xmlns:am3d="http://schemas.microsoft.com/office/drawing/2017/model3d" xmlns:o="urn:schemas-microsoft-com:office:office" xmlns:oel="http://schemas.microsoft.com/office/2019/extlst" xmlns:r="http://schemas.openxmlformats.org/officeDocument/2006/relationships" xmlns:m="http://schemas.openxmlformats.org/officeDocument/2006/math" xmlns:v="urn:schemas-microsoft-com:vml" xmlns:wp14="http://schemas.microsoft.com/office/word/2010/wordprocessingDrawing" xmlns:wp="http://schemas.openxmlformats.org/drawingml/2006/wordprocessingDrawing" xmlns:w10="urn:schemas-microsoft-com:office:word" xmlns:w="http://schemas.openxmlformats.org/wordprocessingml/2006/main" xmlns:w14="http://schemas.microsoft.com/office/word/2010/wordml" xmlns:w15="http://schemas.microsoft.com/office/word/2012/wordml" xmlns:w16cex="http://schemas.microsoft.com/office/word/2018/wordml/cex" xmlns:w16cid="http://schemas.microsoft.com/office/word/2016/wordml/cid" xmlns:w16="http://schemas.microsoft.com/office/word/2018/wordml" xmlns:w16du="http://schemas.microsoft.com/office/word/2023/wordml/word16du" xmlns:w16sdtdh="http://schemas.microsoft.com/office/word/2020/wordml/sdtdatahash" xmlns:w16sdtfl="http://schemas.microsoft.com/office/word/2024/wordml/sdtformatlock" xmlns:w16se="http://schemas.microsoft.com/office/word/2015/wordml/symex" xmlns:wpg="http://schemas.microsoft.com/office/word/2010/wordprocessingGroup" xmlns:wpi="http://schemas.microsoft.com/office/word/2010/wordprocessingInk" xmlns:wne="http://schemas.microsoft.com/office/word/2006/wordml" xmlns:wps="http://schemas.microsoft.com/office/word/2010/wordprocessingShape" mc:Ignorable="w14 w15 w16se w16cid w16 w16cex w16sdtdh w16sdtfl w16du wp14">
+<w:footnotes xmlns:wpc="http://schemas.microsoft.com/office/word/2010/wordprocessingCanvas" xmlns:cx="http://schemas.microsoft.com/office/drawing/2014/chartex" xmlns:cx1="http://schemas.microsoft.com/office/drawing/2015/9/8/chartex" xmlns:cx2="http://schemas.microsoft.com/office/drawing/2015/10/21/chartex" xmlns:cx3="http://schemas.microsoft.com/office/drawing/2016/5/9/chartex" xmlns:cx4="http://schemas.microsoft.com/office/drawing/2016/5/10/chartex" xmlns:cx5="http://schemas.microsoft.com/office/drawing/2016/5/11/chartex" xmlns:cx6="http://schemas.microsoft.com/office/drawing/2016/5/12/chartex" xmlns:cx7="http://schemas.microsoft.com/office/drawing/2016/5/13/chartex" xmlns:cx8="http://schemas.microsoft.com/office/drawing/2016/5/14/chartex" xmlns:mc="http://schemas.openxmlformats.org/markup-compatibility/2006" xmlns:aink="http://schemas.microsoft.com/office/drawing/2016/ink" xmlns:am3d="http://schemas.microsoft.com/office/drawing/2017/model3d" xmlns:o="urn:schemas-microsoft-com:office:office" xmlns:oel="http://schemas.microsoft.com/office/2019/extlst" xmlns:r="http://schemas.openxmlformats.org/officeDocument/2006/relationships" xmlns:m="http://schemas.openxmlformats.org/officeDocument/2006/math" xmlns:v="urn:schemas-microsoft-com:vml" xmlns:wp14="http://schemas.microsoft.com/office/word/2010/wordprocessingDrawing" xmlns:wp="http://schemas.openxmlformats.org/drawingml/2006/wordprocessingDrawing" xmlns:w10="urn:schemas-microsoft-com:office:word" xmlns:w="http://schemas.openxmlformats.org/wordprocessingml/2006/main" xmlns:w14="http://schemas.microsoft.com/office/word/2010/wordml" xmlns:w15="http://schemas.microsoft.com/office/word/2012/wordml" xmlns:w16cei="http://schemas.microsoft.com/office/word/2026/wordml/cei" xmlns:w16cex="http://schemas.microsoft.com/office/word/2018/wordml/cex" xmlns:w16cid="http://schemas.microsoft.com/office/word/2016/wordml/cid" xmlns:w16="http://schemas.microsoft.com/office/word/2018/wordml" xmlns:w16du="http://schemas.microsoft.com/office/word/2023/wordml/word16du" xmlns:w16sdtdh="http://schemas.microsoft.com/office/word/2020/wordml/sdtdatahash" xmlns:w16sdtfl="http://schemas.microsoft.com/office/word/2024/wordml/sdtformatlock" xmlns:w16se="http://schemas.microsoft.com/office/word/2015/wordml/symex" xmlns:wpg="http://schemas.microsoft.com/office/word/2010/wordprocessingGroup" xmlns:wpi="http://schemas.microsoft.com/office/word/2010/wordprocessingInk" xmlns:wne="http://schemas.microsoft.com/office/word/2006/wordml" xmlns:wps="http://schemas.microsoft.com/office/word/2010/wordprocessingShape" mc:Ignorable="w14 w15 w16se w16cid w16 w16cex w16sdtdh w16sdtfl w16du wp14">
   <w:footnote w:type="separator" w:id="-1">
     <w:p>
       <w:r>
@@ -15361,7 +15317,7 @@
 </file>
 
 <file path=word/header1.xml><?xml version="1.0" encoding="utf-8"?>
-<w:hdr xmlns:wpc="http://schemas.microsoft.com/office/word/2010/wordprocessingCanvas" xmlns:cx="http://schemas.microsoft.com/office/drawing/2014/chartex" xmlns:cx1="http://schemas.microsoft.com/office/drawing/2015/9/8/chartex" xmlns:cx2="http://schemas.microsoft.com/office/drawing/2015/10/21/chartex" xmlns:cx3="http://schemas.microsoft.com/office/drawing/2016/5/9/chartex" xmlns:cx4="http://schemas.microsoft.com/office/drawing/2016/5/10/chartex" xmlns:cx5="http://schemas.microsoft.com/office/drawing/2016/5/11/chartex" xmlns:cx6="http://schemas.microsoft.com/office/drawing/2016/5/12/chartex" xmlns:cx7="http://schemas.microsoft.com/office/drawing/2016/5/13/chartex" xmlns:cx8="http://schemas.microsoft.com/office/drawing/2016/5/14/chartex" xmlns:mc="http://schemas.openxmlformats.org/markup-compatibility/2006" xmlns:aink="http://schemas.microsoft.com/office/drawing/2016/ink" xmlns:am3d="http://schemas.microsoft.com/office/drawing/2017/model3d" xmlns:o="urn:schemas-microsoft-com:office:office" xmlns:oel="http://schemas.microsoft.com/office/2019/extlst" xmlns:r="http://schemas.openxmlformats.org/officeDocument/2006/relationships" xmlns:m="http://schemas.openxmlformats.org/officeDocument/2006/math" xmlns:v="urn:schemas-microsoft-com:vml" xmlns:wp14="http://schemas.microsoft.com/office/word/2010/wordprocessingDrawing" xmlns:wp="http://schemas.openxmlformats.org/drawingml/2006/wordprocessingDrawing" xmlns:w10="urn:schemas-microsoft-com:office:word" xmlns:w="http://schemas.openxmlformats.org/wordprocessingml/2006/main" xmlns:w14="http://schemas.microsoft.com/office/word/2010/wordml" xmlns:w15="http://schemas.microsoft.com/office/word/2012/wordml" xmlns:w16cex="http://schemas.microsoft.com/office/word/2018/wordml/cex" xmlns:w16cid="http://schemas.microsoft.com/office/word/2016/wordml/cid" xmlns:w16="http://schemas.microsoft.com/office/word/2018/wordml" xmlns:w16du="http://schemas.microsoft.com/office/word/2023/wordml/word16du" xmlns:w16sdtdh="http://schemas.microsoft.com/office/word/2020/wordml/sdtdatahash" xmlns:w16sdtfl="http://schemas.microsoft.com/office/word/2024/wordml/sdtformatlock" xmlns:w16se="http://schemas.microsoft.com/office/word/2015/wordml/symex" xmlns:wpg="http://schemas.microsoft.com/office/word/2010/wordprocessingGroup" xmlns:wpi="http://schemas.microsoft.com/office/word/2010/wordprocessingInk" xmlns:wne="http://schemas.microsoft.com/office/word/2006/wordml" xmlns:wps="http://schemas.microsoft.com/office/word/2010/wordprocessingShape" mc:Ignorable="w14 w15 w16se w16cid w16 w16cex w16sdtdh w16sdtfl w16du wp14">
+<w:hdr xmlns:wpc="http://schemas.microsoft.com/office/word/2010/wordprocessingCanvas" xmlns:cx="http://schemas.microsoft.com/office/drawing/2014/chartex" xmlns:cx1="http://schemas.microsoft.com/office/drawing/2015/9/8/chartex" xmlns:cx2="http://schemas.microsoft.com/office/drawing/2015/10/21/chartex" xmlns:cx3="http://schemas.microsoft.com/office/drawing/2016/5/9/chartex" xmlns:cx4="http://schemas.microsoft.com/office/drawing/2016/5/10/chartex" xmlns:cx5="http://schemas.microsoft.com/office/drawing/2016/5/11/chartex" xmlns:cx6="http://schemas.microsoft.com/office/drawing/2016/5/12/chartex" xmlns:cx7="http://schemas.microsoft.com/office/drawing/2016/5/13/chartex" xmlns:cx8="http://schemas.microsoft.com/office/drawing/2016/5/14/chartex" xmlns:mc="http://schemas.openxmlformats.org/markup-compatibility/2006" xmlns:aink="http://schemas.microsoft.com/office/drawing/2016/ink" xmlns:am3d="http://schemas.microsoft.com/office/drawing/2017/model3d" xmlns:o="urn:schemas-microsoft-com:office:office" xmlns:oel="http://schemas.microsoft.com/office/2019/extlst" xmlns:r="http://schemas.openxmlformats.org/officeDocument/2006/relationships" xmlns:m="http://schemas.openxmlformats.org/officeDocument/2006/math" xmlns:v="urn:schemas-microsoft-com:vml" xmlns:wp14="http://schemas.microsoft.com/office/word/2010/wordprocessingDrawing" xmlns:wp="http://schemas.openxmlformats.org/drawingml/2006/wordprocessingDrawing" xmlns:w10="urn:schemas-microsoft-com:office:word" xmlns:w="http://schemas.openxmlformats.org/wordprocessingml/2006/main" xmlns:w14="http://schemas.microsoft.com/office/word/2010/wordml" xmlns:w15="http://schemas.microsoft.com/office/word/2012/wordml" xmlns:w16cei="http://schemas.microsoft.com/office/word/2026/wordml/cei" xmlns:w16cex="http://schemas.microsoft.com/office/word/2018/wordml/cex" xmlns:w16cid="http://schemas.microsoft.com/office/word/2016/wordml/cid" xmlns:w16="http://schemas.microsoft.com/office/word/2018/wordml" xmlns:w16du="http://schemas.microsoft.com/office/word/2023/wordml/word16du" xmlns:w16sdtdh="http://schemas.microsoft.com/office/word/2020/wordml/sdtdatahash" xmlns:w16sdtfl="http://schemas.microsoft.com/office/word/2024/wordml/sdtformatlock" xmlns:w16se="http://schemas.microsoft.com/office/word/2015/wordml/symex" xmlns:wpg="http://schemas.microsoft.com/office/word/2010/wordprocessingGroup" xmlns:wpi="http://schemas.microsoft.com/office/word/2010/wordprocessingInk" xmlns:wne="http://schemas.microsoft.com/office/word/2006/wordml" xmlns:wps="http://schemas.microsoft.com/office/word/2010/wordprocessingShape" mc:Ignorable="w14 w15 w16se w16cid w16 w16cex w16sdtdh w16sdtfl w16du wp14">
   <w:sdt>
     <w:sdtPr>
       <w:rPr>
@@ -15407,7 +15363,7 @@
 </file>
 
 <file path=word/header2.xml><?xml version="1.0" encoding="utf-8"?>
-<w:hdr xmlns:wpc="http://schemas.microsoft.com/office/word/2010/wordprocessingCanvas" xmlns:cx="http://schemas.microsoft.com/office/drawing/2014/chartex" xmlns:cx1="http://schemas.microsoft.com/office/drawing/2015/9/8/chartex" xmlns:cx2="http://schemas.microsoft.com/office/drawing/2015/10/21/chartex" xmlns:cx3="http://schemas.microsoft.com/office/drawing/2016/5/9/chartex" xmlns:cx4="http://schemas.microsoft.com/office/drawing/2016/5/10/chartex" xmlns:cx5="http://schemas.microsoft.com/office/drawing/2016/5/11/chartex" xmlns:cx6="http://schemas.microsoft.com/office/drawing/2016/5/12/chartex" xmlns:cx7="http://schemas.microsoft.com/office/drawing/2016/5/13/chartex" xmlns:cx8="http://schemas.microsoft.com/office/drawing/2016/5/14/chartex" xmlns:mc="http://schemas.openxmlformats.org/markup-compatibility/2006" xmlns:aink="http://schemas.microsoft.com/office/drawing/2016/ink" xmlns:am3d="http://schemas.microsoft.com/office/drawing/2017/model3d" xmlns:o="urn:schemas-microsoft-com:office:office" xmlns:oel="http://schemas.microsoft.com/office/2019/extlst" xmlns:r="http://schemas.openxmlformats.org/officeDocument/2006/relationships" xmlns:m="http://schemas.openxmlformats.org/officeDocument/2006/math" xmlns:v="urn:schemas-microsoft-com:vml" xmlns:wp14="http://schemas.microsoft.com/office/word/2010/wordprocessingDrawing" xmlns:wp="http://schemas.openxmlformats.org/drawingml/2006/wordprocessingDrawing" xmlns:w10="urn:schemas-microsoft-com:office:word" xmlns:w="http://schemas.openxmlformats.org/wordprocessingml/2006/main" xmlns:w14="http://schemas.microsoft.com/office/word/2010/wordml" xmlns:w15="http://schemas.microsoft.com/office/word/2012/wordml" xmlns:w16cex="http://schemas.microsoft.com/office/word/2018/wordml/cex" xmlns:w16cid="http://schemas.microsoft.com/office/word/2016/wordml/cid" xmlns:w16="http://schemas.microsoft.com/office/word/2018/wordml" xmlns:w16du="http://schemas.microsoft.com/office/word/2023/wordml/word16du" xmlns:w16sdtdh="http://schemas.microsoft.com/office/word/2020/wordml/sdtdatahash" xmlns:w16sdtfl="http://schemas.microsoft.com/office/word/2024/wordml/sdtformatlock" xmlns:w16se="http://schemas.microsoft.com/office/word/2015/wordml/symex" xmlns:wpg="http://schemas.microsoft.com/office/word/2010/wordprocessingGroup" xmlns:wpi="http://schemas.microsoft.com/office/word/2010/wordprocessingInk" xmlns:wne="http://schemas.microsoft.com/office/word/2006/wordml" xmlns:wps="http://schemas.microsoft.com/office/word/2010/wordprocessingShape" mc:Ignorable="w14 w15 w16se w16cid w16 w16cex w16sdtdh w16sdtfl w16du wp14">
+<w:hdr xmlns:wpc="http://schemas.microsoft.com/office/word/2010/wordprocessingCanvas" xmlns:cx="http://schemas.microsoft.com/office/drawing/2014/chartex" xmlns:cx1="http://schemas.microsoft.com/office/drawing/2015/9/8/chartex" xmlns:cx2="http://schemas.microsoft.com/office/drawing/2015/10/21/chartex" xmlns:cx3="http://schemas.microsoft.com/office/drawing/2016/5/9/chartex" xmlns:cx4="http://schemas.microsoft.com/office/drawing/2016/5/10/chartex" xmlns:cx5="http://schemas.microsoft.com/office/drawing/2016/5/11/chartex" xmlns:cx6="http://schemas.microsoft.com/office/drawing/2016/5/12/chartex" xmlns:cx7="http://schemas.microsoft.com/office/drawing/2016/5/13/chartex" xmlns:cx8="http://schemas.microsoft.com/office/drawing/2016/5/14/chartex" xmlns:mc="http://schemas.openxmlformats.org/markup-compatibility/2006" xmlns:aink="http://schemas.microsoft.com/office/drawing/2016/ink" xmlns:am3d="http://schemas.microsoft.com/office/drawing/2017/model3d" xmlns:o="urn:schemas-microsoft-com:office:office" xmlns:oel="http://schemas.microsoft.com/office/2019/extlst" xmlns:r="http://schemas.openxmlformats.org/officeDocument/2006/relationships" xmlns:m="http://schemas.openxmlformats.org/officeDocument/2006/math" xmlns:v="urn:schemas-microsoft-com:vml" xmlns:wp14="http://schemas.microsoft.com/office/word/2010/wordprocessingDrawing" xmlns:wp="http://schemas.openxmlformats.org/drawingml/2006/wordprocessingDrawing" xmlns:w10="urn:schemas-microsoft-com:office:word" xmlns:w="http://schemas.openxmlformats.org/wordprocessingml/2006/main" xmlns:w14="http://schemas.microsoft.com/office/word/2010/wordml" xmlns:w15="http://schemas.microsoft.com/office/word/2012/wordml" xmlns:w16cei="http://schemas.microsoft.com/office/word/2026/wordml/cei" xmlns:w16cex="http://schemas.microsoft.com/office/word/2018/wordml/cex" xmlns:w16cid="http://schemas.microsoft.com/office/word/2016/wordml/cid" xmlns:w16="http://schemas.microsoft.com/office/word/2018/wordml" xmlns:w16du="http://schemas.microsoft.com/office/word/2023/wordml/word16du" xmlns:w16sdtdh="http://schemas.microsoft.com/office/word/2020/wordml/sdtdatahash" xmlns:w16sdtfl="http://schemas.microsoft.com/office/word/2024/wordml/sdtformatlock" xmlns:w16se="http://schemas.microsoft.com/office/word/2015/wordml/symex" xmlns:wpg="http://schemas.microsoft.com/office/word/2010/wordprocessingGroup" xmlns:wpi="http://schemas.microsoft.com/office/word/2010/wordprocessingInk" xmlns:wne="http://schemas.microsoft.com/office/word/2006/wordml" xmlns:wps="http://schemas.microsoft.com/office/word/2010/wordprocessingShape" mc:Ignorable="w14 w15 w16se w16cid w16 w16cex w16sdtdh w16sdtfl w16du wp14">
   <w:p>
     <w:pPr>
       <w:pStyle w:val="Header"/>
@@ -15421,7 +15377,7 @@
 </file>
 
 <file path=word/numbering.xml><?xml version="1.0" encoding="utf-8"?>
-<w:numbering xmlns:wpc="http://schemas.microsoft.com/office/word/2010/wordprocessingCanvas" xmlns:cx="http://schemas.microsoft.com/office/drawing/2014/chartex" xmlns:cx1="http://schemas.microsoft.com/office/drawing/2015/9/8/chartex" xmlns:cx2="http://schemas.microsoft.com/office/drawing/2015/10/21/chartex" xmlns:cx3="http://schemas.microsoft.com/office/drawing/2016/5/9/chartex" xmlns:cx4="http://schemas.microsoft.com/office/drawing/2016/5/10/chartex" xmlns:cx5="http://schemas.microsoft.com/office/drawing/2016/5/11/chartex" xmlns:cx6="http://schemas.microsoft.com/office/drawing/2016/5/12/chartex" xmlns:cx7="http://schemas.microsoft.com/office/drawing/2016/5/13/chartex" xmlns:cx8="http://schemas.microsoft.com/office/drawing/2016/5/14/chartex" xmlns:mc="http://schemas.openxmlformats.org/markup-compatibility/2006" xmlns:aink="http://schemas.microsoft.com/office/drawing/2016/ink" xmlns:am3d="http://schemas.microsoft.com/office/drawing/2017/model3d" xmlns:o="urn:schemas-microsoft-com:office:office" xmlns:oel="http://schemas.microsoft.com/office/2019/extlst" xmlns:r="http://schemas.openxmlformats.org/officeDocument/2006/relationships" xmlns:m="http://schemas.openxmlformats.org/officeDocument/2006/math" xmlns:v="urn:schemas-microsoft-com:vml" xmlns:wp14="http://schemas.microsoft.com/office/word/2010/wordprocessingDrawing" xmlns:wp="http://schemas.openxmlformats.org/drawingml/2006/wordprocessingDrawing" xmlns:w10="urn:schemas-microsoft-com:office:word" xmlns:w="http://schemas.openxmlformats.org/wordprocessingml/2006/main" xmlns:w14="http://schemas.microsoft.com/office/word/2010/wordml" xmlns:w15="http://schemas.microsoft.com/office/word/2012/wordml" xmlns:w16cex="http://schemas.microsoft.com/office/word/2018/wordml/cex" xmlns:w16cid="http://schemas.microsoft.com/office/word/2016/wordml/cid" xmlns:w16="http://schemas.microsoft.com/office/word/2018/wordml" xmlns:w16du="http://schemas.microsoft.com/office/word/2023/wordml/word16du" xmlns:w16sdtdh="http://schemas.microsoft.com/office/word/2020/wordml/sdtdatahash" xmlns:w16sdtfl="http://schemas.microsoft.com/office/word/2024/wordml/sdtformatlock" xmlns:w16se="http://schemas.microsoft.com/office/word/2015/wordml/symex" xmlns:wpg="http://schemas.microsoft.com/office/word/2010/wordprocessingGroup" xmlns:wpi="http://schemas.microsoft.com/office/word/2010/wordprocessingInk" xmlns:wne="http://schemas.microsoft.com/office/word/2006/wordml" xmlns:wps="http://schemas.microsoft.com/office/word/2010/wordprocessingShape" mc:Ignorable="w14 w15 w16se w16cid w16 w16cex w16sdtdh w16sdtfl w16du wp14">
+<w:numbering xmlns:wpc="http://schemas.microsoft.com/office/word/2010/wordprocessingCanvas" xmlns:cx="http://schemas.microsoft.com/office/drawing/2014/chartex" xmlns:cx1="http://schemas.microsoft.com/office/drawing/2015/9/8/chartex" xmlns:cx2="http://schemas.microsoft.com/office/drawing/2015/10/21/chartex" xmlns:cx3="http://schemas.microsoft.com/office/drawing/2016/5/9/chartex" xmlns:cx4="http://schemas.microsoft.com/office/drawing/2016/5/10/chartex" xmlns:cx5="http://schemas.microsoft.com/office/drawing/2016/5/11/chartex" xmlns:cx6="http://schemas.microsoft.com/office/drawing/2016/5/12/chartex" xmlns:cx7="http://schemas.microsoft.com/office/drawing/2016/5/13/chartex" xmlns:cx8="http://schemas.microsoft.com/office/drawing/2016/5/14/chartex" xmlns:mc="http://schemas.openxmlformats.org/markup-compatibility/2006" xmlns:aink="http://schemas.microsoft.com/office/drawing/2016/ink" xmlns:am3d="http://schemas.microsoft.com/office/drawing/2017/model3d" xmlns:o="urn:schemas-microsoft-com:office:office" xmlns:oel="http://schemas.microsoft.com/office/2019/extlst" xmlns:r="http://schemas.openxmlformats.org/officeDocument/2006/relationships" xmlns:m="http://schemas.openxmlformats.org/officeDocument/2006/math" xmlns:v="urn:schemas-microsoft-com:vml" xmlns:wp14="http://schemas.microsoft.com/office/word/2010/wordprocessingDrawing" xmlns:wp="http://schemas.openxmlformats.org/drawingml/2006/wordprocessingDrawing" xmlns:w10="urn:schemas-microsoft-com:office:word" xmlns:w="http://schemas.openxmlformats.org/wordprocessingml/2006/main" xmlns:w14="http://schemas.microsoft.com/office/word/2010/wordml" xmlns:w15="http://schemas.microsoft.com/office/word/2012/wordml" xmlns:w16cei="http://schemas.microsoft.com/office/word/2026/wordml/cei" xmlns:w16cex="http://schemas.microsoft.com/office/word/2018/wordml/cex" xmlns:w16cid="http://schemas.microsoft.com/office/word/2016/wordml/cid" xmlns:w16="http://schemas.microsoft.com/office/word/2018/wordml" xmlns:w16du="http://schemas.microsoft.com/office/word/2023/wordml/word16du" xmlns:w16sdtdh="http://schemas.microsoft.com/office/word/2020/wordml/sdtdatahash" xmlns:w16sdtfl="http://schemas.microsoft.com/office/word/2024/wordml/sdtformatlock" xmlns:w16se="http://schemas.microsoft.com/office/word/2015/wordml/symex" xmlns:wpg="http://schemas.microsoft.com/office/word/2010/wordprocessingGroup" xmlns:wpi="http://schemas.microsoft.com/office/word/2010/wordprocessingInk" xmlns:wne="http://schemas.microsoft.com/office/word/2006/wordml" xmlns:wps="http://schemas.microsoft.com/office/word/2010/wordprocessingShape" mc:Ignorable="w14 w15 w16se w16cid w16 w16cex w16sdtdh w16sdtfl w16du wp14">
   <w:abstractNum w:abstractNumId="0" w15:restartNumberingAfterBreak="0">
     <w:nsid w:val="021F1E9A"/>
     <w:multiLevelType w:val="hybridMultilevel"/>

--- a/templates/CMIS/HD-NSH.docx
+++ b/templates/CMIS/HD-NSH.docx
@@ -2118,6 +2118,7 @@
           <w:rFonts w:eastAsia="Calibri"/>
           <w:i/>
           <w:szCs w:val="24"/>
+          <w:lang w:val="en-US"/>
         </w:rPr>
       </w:pPr>
       <w:r>
@@ -2141,7 +2142,26 @@
         <w:jc w:val="both"/>
         <w:rPr>
           <w:rFonts w:eastAsia="Calibri"/>
-          <w:szCs w:val="24"/>
+          <w:i/>
+          <w:szCs w:val="24"/>
+          <w:lang w:val="en-US"/>
+        </w:rPr>
+      </w:pPr>
+    </w:p>
+    <w:p>
+      <w:pPr>
+        <w:widowControl w:val="0"/>
+        <w:tabs>
+          <w:tab w:val="left" w:pos="993"/>
+        </w:tabs>
+        <w:snapToGrid w:val="0"/>
+        <w:spacing w:before="120" w:after="120"/>
+        <w:ind w:firstLine="567"/>
+        <w:jc w:val="both"/>
+        <w:rPr>
+          <w:rFonts w:eastAsia="Calibri"/>
+          <w:szCs w:val="24"/>
+          <w:lang w:val="en-US"/>
         </w:rPr>
       </w:pPr>
       <w:r>
@@ -2220,23 +2240,26 @@
         <w:rPr>
           <w:w w:val="105"/>
         </w:rPr>
-        <w:t>Địa chỉ trụ sở chính: Số 72 Hai Bà Trưng, Phường Sài Gòn, Thành phố Hồ Chí Minh, Việt</w:t>
-      </w:r>
-    </w:p>
-    <w:p>
-      <w:pPr>
-        <w:widowControl w:val="0"/>
-        <w:tabs>
-          <w:tab w:val="left" w:pos="993"/>
-          <w:tab w:val="left" w:pos="4395"/>
-        </w:tabs>
-        <w:snapToGrid w:val="0"/>
-        <w:spacing w:before="120" w:after="120"/>
-        <w:jc w:val="both"/>
+        <w:t xml:space="preserve">Địa chỉ trụ sở chính: Số 72 Hai Bà Trưng, Phường Sài Gòn, </w:t>
+      </w:r>
+      <w:r>
         <w:rPr>
           <w:w w:val="105"/>
         </w:rPr>
-      </w:pPr>
+        <w:t>TP</w:t>
+      </w:r>
+      <w:r>
+        <w:rPr>
+          <w:w w:val="105"/>
+        </w:rPr>
+        <w:t xml:space="preserve"> Hồ Chí Minh, Việt</w:t>
+      </w:r>
+      <w:r>
+        <w:rPr>
+          <w:w w:val="105"/>
+        </w:rPr>
+        <w:t xml:space="preserve"> </w:t>
+      </w:r>
       <w:r>
         <w:rPr>
           <w:w w:val="105"/>
@@ -2553,7 +2576,55 @@
           <w:szCs w:val="24"/>
           <w:lang w:val="en-US"/>
         </w:rPr>
-        <w:t>Điện thoại: 19001006-19009000</w:t>
+        <w:t>Điện thoại:</w:t>
+      </w:r>
+      <w:r>
+        <w:rPr>
+          <w:rFonts w:eastAsia="Calibri"/>
+          <w:szCs w:val="24"/>
+          <w:lang w:val="en-US"/>
+        </w:rPr>
+        <w:t xml:space="preserve"> 1558 – </w:t>
+      </w:r>
+      <w:r>
+        <w:rPr>
+          <w:rFonts w:eastAsia="Calibri"/>
+          <w:szCs w:val="24"/>
+          <w:lang w:val="en-US"/>
+        </w:rPr>
+        <w:t>19001006</w:t>
+      </w:r>
+      <w:r>
+        <w:rPr>
+          <w:rFonts w:eastAsia="Calibri"/>
+          <w:szCs w:val="24"/>
+          <w:lang w:val="en-US"/>
+        </w:rPr>
+        <w:t xml:space="preserve"> </w:t>
+      </w:r>
+      <w:r>
+        <w:rPr>
+          <w:rFonts w:eastAsia="Calibri"/>
+          <w:szCs w:val="24"/>
+          <w:lang w:val="en-US"/>
+        </w:rPr>
+        <w:t>-</w:t>
+      </w:r>
+      <w:r>
+        <w:rPr>
+          <w:rFonts w:eastAsia="Calibri"/>
+          <w:szCs w:val="24"/>
+          <w:lang w:val="en-US"/>
+        </w:rPr>
+        <w:t xml:space="preserve"> </w:t>
+      </w:r>
+      <w:r>
+        <w:rPr>
+          <w:rFonts w:eastAsia="Calibri"/>
+          <w:szCs w:val="24"/>
+          <w:lang w:val="en-US"/>
+        </w:rPr>
+        <w:t>19009000</w:t>
       </w:r>
       <w:r>
         <w:rPr>

--- a/templates/CMIS/HD-NSH.docx
+++ b/templates/CMIS/HD-NSH.docx
@@ -2118,7 +2118,6 @@
           <w:rFonts w:eastAsia="Calibri"/>
           <w:i/>
           <w:szCs w:val="24"/>
-          <w:lang w:val="en-US"/>
         </w:rPr>
       </w:pPr>
       <w:r>
@@ -2144,7 +2143,6 @@
           <w:rFonts w:eastAsia="Calibri"/>
           <w:i/>
           <w:szCs w:val="24"/>
-          <w:lang w:val="en-US"/>
         </w:rPr>
       </w:pPr>
     </w:p>
@@ -2161,7 +2159,6 @@
         <w:rPr>
           <w:rFonts w:eastAsia="Calibri"/>
           <w:szCs w:val="24"/>
-          <w:lang w:val="en-US"/>
         </w:rPr>
       </w:pPr>
       <w:r>
@@ -7408,21 +7405,7 @@
           <w:rFonts w:eastAsia="Calibri"/>
           <w:szCs w:val="24"/>
         </w:rPr>
-        <w:t>xã Xu</w:t>
-      </w:r>
-      <w:r>
-        <w:rPr>
-          <w:rFonts w:eastAsia="Calibri"/>
-          <w:szCs w:val="24"/>
-        </w:rPr>
-        <w:t>â</w:t>
-      </w:r>
-      <w:r>
-        <w:rPr>
-          <w:rFonts w:eastAsia="Calibri"/>
-          <w:szCs w:val="24"/>
-        </w:rPr>
-        <w:t>n Lộc</w:t>
+        <w:t>phường Xuân Lộc</w:t>
       </w:r>
       <w:r>
         <w:rPr>
@@ -7466,7 +7449,21 @@
           <w:rFonts w:eastAsia="Calibri"/>
           <w:szCs w:val="24"/>
         </w:rPr>
-        <w:t>Email: dlxuanloc.dn@evnspc.vn; Điện thoại/SMS: 19001006-19009000; Ứng dụng nhắn tin: Zalo;</w:t>
+        <w:t xml:space="preserve">Email: dlxuanloc.dn@evnspc.vn; Điện thoại/SMS: </w:t>
+      </w:r>
+      <w:r>
+        <w:rPr>
+          <w:rFonts w:eastAsia="Calibri"/>
+          <w:szCs w:val="24"/>
+        </w:rPr>
+        <w:t>1558 – 19001006 - 19009000.</w:t>
+      </w:r>
+      <w:r>
+        <w:rPr>
+          <w:rFonts w:eastAsia="Calibri"/>
+          <w:szCs w:val="24"/>
+        </w:rPr>
+        <w:t>; Ứng dụng nhắn tin: Zalo;</w:t>
       </w:r>
     </w:p>
     <w:p>

--- a/templates/CMIS/HD-NSH.docx
+++ b/templates/CMIS/HD-NSH.docx
@@ -1,6 +1,6 @@
 
 <file path=word/document.xml><?xml version="1.0" encoding="utf-8"?>
-<w:document xmlns:wpc="http://schemas.microsoft.com/office/word/2010/wordprocessingCanvas" xmlns:cx="http://schemas.microsoft.com/office/drawing/2014/chartex" xmlns:cx1="http://schemas.microsoft.com/office/drawing/2015/9/8/chartex" xmlns:cx2="http://schemas.microsoft.com/office/drawing/2015/10/21/chartex" xmlns:cx3="http://schemas.microsoft.com/office/drawing/2016/5/9/chartex" xmlns:cx4="http://schemas.microsoft.com/office/drawing/2016/5/10/chartex" xmlns:cx5="http://schemas.microsoft.com/office/drawing/2016/5/11/chartex" xmlns:cx6="http://schemas.microsoft.com/office/drawing/2016/5/12/chartex" xmlns:cx7="http://schemas.microsoft.com/office/drawing/2016/5/13/chartex" xmlns:cx8="http://schemas.microsoft.com/office/drawing/2016/5/14/chartex" xmlns:mc="http://schemas.openxmlformats.org/markup-compatibility/2006" xmlns:aink="http://schemas.microsoft.com/office/drawing/2016/ink" xmlns:am3d="http://schemas.microsoft.com/office/drawing/2017/model3d" xmlns:o="urn:schemas-microsoft-com:office:office" xmlns:oel="http://schemas.microsoft.com/office/2019/extlst" xmlns:r="http://schemas.openxmlformats.org/officeDocument/2006/relationships" xmlns:m="http://schemas.openxmlformats.org/officeDocument/2006/math" xmlns:v="urn:schemas-microsoft-com:vml" xmlns:wp14="http://schemas.microsoft.com/office/word/2010/wordprocessingDrawing" xmlns:wp="http://schemas.openxmlformats.org/drawingml/2006/wordprocessingDrawing" xmlns:w10="urn:schemas-microsoft-com:office:word" xmlns:w="http://schemas.openxmlformats.org/wordprocessingml/2006/main" xmlns:w14="http://schemas.microsoft.com/office/word/2010/wordml" xmlns:w15="http://schemas.microsoft.com/office/word/2012/wordml" xmlns:w16cei="http://schemas.microsoft.com/office/word/2026/wordml/cei" xmlns:w16cex="http://schemas.microsoft.com/office/word/2018/wordml/cex" xmlns:w16cid="http://schemas.microsoft.com/office/word/2016/wordml/cid" xmlns:w16="http://schemas.microsoft.com/office/word/2018/wordml" xmlns:w16du="http://schemas.microsoft.com/office/word/2023/wordml/word16du" xmlns:w16sdtdh="http://schemas.microsoft.com/office/word/2020/wordml/sdtdatahash" xmlns:w16sdtfl="http://schemas.microsoft.com/office/word/2024/wordml/sdtformatlock" xmlns:w16se="http://schemas.microsoft.com/office/word/2015/wordml/symex" xmlns:wpg="http://schemas.microsoft.com/office/word/2010/wordprocessingGroup" xmlns:wpi="http://schemas.microsoft.com/office/word/2010/wordprocessingInk" xmlns:wne="http://schemas.microsoft.com/office/word/2006/wordml" xmlns:wps="http://schemas.microsoft.com/office/word/2010/wordprocessingShape" mc:Ignorable="w14 w15 w16se w16cid w16 w16cex w16sdtdh w16sdtfl w16du wp14">
+<w:document xmlns:wpc="http://schemas.microsoft.com/office/word/2010/wordprocessingCanvas" xmlns:cx="http://schemas.microsoft.com/office/drawing/2014/chartex" xmlns:cx1="http://schemas.microsoft.com/office/drawing/2015/9/8/chartex" xmlns:cx2="http://schemas.microsoft.com/office/drawing/2015/10/21/chartex" xmlns:cx3="http://schemas.microsoft.com/office/drawing/2016/5/9/chartex" xmlns:cx4="http://schemas.microsoft.com/office/drawing/2016/5/10/chartex" xmlns:cx5="http://schemas.microsoft.com/office/drawing/2016/5/11/chartex" xmlns:cx6="http://schemas.microsoft.com/office/drawing/2016/5/12/chartex" xmlns:cx7="http://schemas.microsoft.com/office/drawing/2016/5/13/chartex" xmlns:cx8="http://schemas.microsoft.com/office/drawing/2016/5/14/chartex" xmlns:mc="http://schemas.openxmlformats.org/markup-compatibility/2006" xmlns:aink="http://schemas.microsoft.com/office/drawing/2016/ink" xmlns:am3d="http://schemas.microsoft.com/office/drawing/2017/model3d" xmlns:o="urn:schemas-microsoft-com:office:office" xmlns:oel="http://schemas.microsoft.com/office/2019/extlst" xmlns:r="http://schemas.openxmlformats.org/officeDocument/2006/relationships" xmlns:m="http://schemas.openxmlformats.org/officeDocument/2006/math" xmlns:v="urn:schemas-microsoft-com:vml" xmlns:wp14="http://schemas.microsoft.com/office/word/2010/wordprocessingDrawing" xmlns:wp="http://schemas.openxmlformats.org/drawingml/2006/wordprocessingDrawing" xmlns:w10="urn:schemas-microsoft-com:office:word" xmlns:w="http://schemas.openxmlformats.org/wordprocessingml/2006/main" xmlns:w14="http://schemas.microsoft.com/office/word/2010/wordml" xmlns:w15="http://schemas.microsoft.com/office/word/2012/wordml" xmlns:w16cex="http://schemas.microsoft.com/office/word/2018/wordml/cex" xmlns:w16cid="http://schemas.microsoft.com/office/word/2016/wordml/cid" xmlns:w16="http://schemas.microsoft.com/office/word/2018/wordml" xmlns:w16du="http://schemas.microsoft.com/office/word/2023/wordml/word16du" xmlns:w16sdtdh="http://schemas.microsoft.com/office/word/2020/wordml/sdtdatahash" xmlns:w16sdtfl="http://schemas.microsoft.com/office/word/2024/wordml/sdtformatlock" xmlns:w16se="http://schemas.microsoft.com/office/word/2015/wordml/symex" xmlns:wpg="http://schemas.microsoft.com/office/word/2010/wordprocessingGroup" xmlns:wpi="http://schemas.microsoft.com/office/word/2010/wordprocessingInk" xmlns:wne="http://schemas.microsoft.com/office/word/2006/wordml" xmlns:wps="http://schemas.microsoft.com/office/word/2010/wordprocessingShape" mc:Ignorable="w14 w15 w16se w16cid w16 w16cex w16sdtdh w16sdtfl w16du wp14">
   <w:body>
     <w:p>
       <w:pPr>
@@ -7419,14 +7419,14 @@
           <w:rFonts w:eastAsia="Calibri"/>
           <w:szCs w:val="24"/>
         </w:rPr>
-        <w:t>t</w:t>
-      </w:r>
-      <w:r>
-        <w:rPr>
-          <w:rFonts w:eastAsia="Calibri"/>
-          <w:szCs w:val="24"/>
-        </w:rPr>
-        <w:t>ỉnh Đồng Nai, Việt Nam;</w:t>
+        <w:t>thành phố</w:t>
+      </w:r>
+      <w:r>
+        <w:rPr>
+          <w:rFonts w:eastAsia="Calibri"/>
+          <w:szCs w:val="24"/>
+        </w:rPr>
+        <w:t xml:space="preserve"> Đồng Nai, Việt Nam;</w:t>
       </w:r>
     </w:p>
     <w:p>
@@ -15211,7 +15211,7 @@
 </file>
 
 <file path=word/endnotes.xml><?xml version="1.0" encoding="utf-8"?>
-<w:endnotes xmlns:wpc="http://schemas.microsoft.com/office/word/2010/wordprocessingCanvas" xmlns:cx="http://schemas.microsoft.com/office/drawing/2014/chartex" xmlns:cx1="http://schemas.microsoft.com/office/drawing/2015/9/8/chartex" xmlns:cx2="http://schemas.microsoft.com/office/drawing/2015/10/21/chartex" xmlns:cx3="http://schemas.microsoft.com/office/drawing/2016/5/9/chartex" xmlns:cx4="http://schemas.microsoft.com/office/drawing/2016/5/10/chartex" xmlns:cx5="http://schemas.microsoft.com/office/drawing/2016/5/11/chartex" xmlns:cx6="http://schemas.microsoft.com/office/drawing/2016/5/12/chartex" xmlns:cx7="http://schemas.microsoft.com/office/drawing/2016/5/13/chartex" xmlns:cx8="http://schemas.microsoft.com/office/drawing/2016/5/14/chartex" xmlns:mc="http://schemas.openxmlformats.org/markup-compatibility/2006" xmlns:aink="http://schemas.microsoft.com/office/drawing/2016/ink" xmlns:am3d="http://schemas.microsoft.com/office/drawing/2017/model3d" xmlns:o="urn:schemas-microsoft-com:office:office" xmlns:oel="http://schemas.microsoft.com/office/2019/extlst" xmlns:r="http://schemas.openxmlformats.org/officeDocument/2006/relationships" xmlns:m="http://schemas.openxmlformats.org/officeDocument/2006/math" xmlns:v="urn:schemas-microsoft-com:vml" xmlns:wp14="http://schemas.microsoft.com/office/word/2010/wordprocessingDrawing" xmlns:wp="http://schemas.openxmlformats.org/drawingml/2006/wordprocessingDrawing" xmlns:w10="urn:schemas-microsoft-com:office:word" xmlns:w="http://schemas.openxmlformats.org/wordprocessingml/2006/main" xmlns:w14="http://schemas.microsoft.com/office/word/2010/wordml" xmlns:w15="http://schemas.microsoft.com/office/word/2012/wordml" xmlns:w16cei="http://schemas.microsoft.com/office/word/2026/wordml/cei" xmlns:w16cex="http://schemas.microsoft.com/office/word/2018/wordml/cex" xmlns:w16cid="http://schemas.microsoft.com/office/word/2016/wordml/cid" xmlns:w16="http://schemas.microsoft.com/office/word/2018/wordml" xmlns:w16du="http://schemas.microsoft.com/office/word/2023/wordml/word16du" xmlns:w16sdtdh="http://schemas.microsoft.com/office/word/2020/wordml/sdtdatahash" xmlns:w16sdtfl="http://schemas.microsoft.com/office/word/2024/wordml/sdtformatlock" xmlns:w16se="http://schemas.microsoft.com/office/word/2015/wordml/symex" xmlns:wpg="http://schemas.microsoft.com/office/word/2010/wordprocessingGroup" xmlns:wpi="http://schemas.microsoft.com/office/word/2010/wordprocessingInk" xmlns:wne="http://schemas.microsoft.com/office/word/2006/wordml" xmlns:wps="http://schemas.microsoft.com/office/word/2010/wordprocessingShape" mc:Ignorable="w14 w15 w16se w16cid w16 w16cex w16sdtdh w16sdtfl w16du wp14">
+<w:endnotes xmlns:wpc="http://schemas.microsoft.com/office/word/2010/wordprocessingCanvas" xmlns:cx="http://schemas.microsoft.com/office/drawing/2014/chartex" xmlns:cx1="http://schemas.microsoft.com/office/drawing/2015/9/8/chartex" xmlns:cx2="http://schemas.microsoft.com/office/drawing/2015/10/21/chartex" xmlns:cx3="http://schemas.microsoft.com/office/drawing/2016/5/9/chartex" xmlns:cx4="http://schemas.microsoft.com/office/drawing/2016/5/10/chartex" xmlns:cx5="http://schemas.microsoft.com/office/drawing/2016/5/11/chartex" xmlns:cx6="http://schemas.microsoft.com/office/drawing/2016/5/12/chartex" xmlns:cx7="http://schemas.microsoft.com/office/drawing/2016/5/13/chartex" xmlns:cx8="http://schemas.microsoft.com/office/drawing/2016/5/14/chartex" xmlns:mc="http://schemas.openxmlformats.org/markup-compatibility/2006" xmlns:aink="http://schemas.microsoft.com/office/drawing/2016/ink" xmlns:am3d="http://schemas.microsoft.com/office/drawing/2017/model3d" xmlns:o="urn:schemas-microsoft-com:office:office" xmlns:oel="http://schemas.microsoft.com/office/2019/extlst" xmlns:r="http://schemas.openxmlformats.org/officeDocument/2006/relationships" xmlns:m="http://schemas.openxmlformats.org/officeDocument/2006/math" xmlns:v="urn:schemas-microsoft-com:vml" xmlns:wp14="http://schemas.microsoft.com/office/word/2010/wordprocessingDrawing" xmlns:wp="http://schemas.openxmlformats.org/drawingml/2006/wordprocessingDrawing" xmlns:w10="urn:schemas-microsoft-com:office:word" xmlns:w="http://schemas.openxmlformats.org/wordprocessingml/2006/main" xmlns:w14="http://schemas.microsoft.com/office/word/2010/wordml" xmlns:w15="http://schemas.microsoft.com/office/word/2012/wordml" xmlns:w16cex="http://schemas.microsoft.com/office/word/2018/wordml/cex" xmlns:w16cid="http://schemas.microsoft.com/office/word/2016/wordml/cid" xmlns:w16="http://schemas.microsoft.com/office/word/2018/wordml" xmlns:w16du="http://schemas.microsoft.com/office/word/2023/wordml/word16du" xmlns:w16sdtdh="http://schemas.microsoft.com/office/word/2020/wordml/sdtdatahash" xmlns:w16sdtfl="http://schemas.microsoft.com/office/word/2024/wordml/sdtformatlock" xmlns:w16se="http://schemas.microsoft.com/office/word/2015/wordml/symex" xmlns:wpg="http://schemas.microsoft.com/office/word/2010/wordprocessingGroup" xmlns:wpi="http://schemas.microsoft.com/office/word/2010/wordprocessingInk" xmlns:wne="http://schemas.microsoft.com/office/word/2006/wordml" xmlns:wps="http://schemas.microsoft.com/office/word/2010/wordprocessingShape" mc:Ignorable="w14 w15 w16se w16cid w16 w16cex w16sdtdh w16sdtfl w16du wp14">
   <w:endnote w:type="separator" w:id="-1">
     <w:p>
       <w:r>
@@ -15230,7 +15230,7 @@
 </file>
 
 <file path=word/footer1.xml><?xml version="1.0" encoding="utf-8"?>
-<w:ftr xmlns:wpc="http://schemas.microsoft.com/office/word/2010/wordprocessingCanvas" xmlns:cx="http://schemas.microsoft.com/office/drawing/2014/chartex" xmlns:cx1="http://schemas.microsoft.com/office/drawing/2015/9/8/chartex" xmlns:cx2="http://schemas.microsoft.com/office/drawing/2015/10/21/chartex" xmlns:cx3="http://schemas.microsoft.com/office/drawing/2016/5/9/chartex" xmlns:cx4="http://schemas.microsoft.com/office/drawing/2016/5/10/chartex" xmlns:cx5="http://schemas.microsoft.com/office/drawing/2016/5/11/chartex" xmlns:cx6="http://schemas.microsoft.com/office/drawing/2016/5/12/chartex" xmlns:cx7="http://schemas.microsoft.com/office/drawing/2016/5/13/chartex" xmlns:cx8="http://schemas.microsoft.com/office/drawing/2016/5/14/chartex" xmlns:mc="http://schemas.openxmlformats.org/markup-compatibility/2006" xmlns:aink="http://schemas.microsoft.com/office/drawing/2016/ink" xmlns:am3d="http://schemas.microsoft.com/office/drawing/2017/model3d" xmlns:o="urn:schemas-microsoft-com:office:office" xmlns:oel="http://schemas.microsoft.com/office/2019/extlst" xmlns:r="http://schemas.openxmlformats.org/officeDocument/2006/relationships" xmlns:m="http://schemas.openxmlformats.org/officeDocument/2006/math" xmlns:v="urn:schemas-microsoft-com:vml" xmlns:wp14="http://schemas.microsoft.com/office/word/2010/wordprocessingDrawing" xmlns:wp="http://schemas.openxmlformats.org/drawingml/2006/wordprocessingDrawing" xmlns:w10="urn:schemas-microsoft-com:office:word" xmlns:w="http://schemas.openxmlformats.org/wordprocessingml/2006/main" xmlns:w14="http://schemas.microsoft.com/office/word/2010/wordml" xmlns:w15="http://schemas.microsoft.com/office/word/2012/wordml" xmlns:w16cei="http://schemas.microsoft.com/office/word/2026/wordml/cei" xmlns:w16cex="http://schemas.microsoft.com/office/word/2018/wordml/cex" xmlns:w16cid="http://schemas.microsoft.com/office/word/2016/wordml/cid" xmlns:w16="http://schemas.microsoft.com/office/word/2018/wordml" xmlns:w16du="http://schemas.microsoft.com/office/word/2023/wordml/word16du" xmlns:w16sdtdh="http://schemas.microsoft.com/office/word/2020/wordml/sdtdatahash" xmlns:w16sdtfl="http://schemas.microsoft.com/office/word/2024/wordml/sdtformatlock" xmlns:w16se="http://schemas.microsoft.com/office/word/2015/wordml/symex" xmlns:wpg="http://schemas.microsoft.com/office/word/2010/wordprocessingGroup" xmlns:wpi="http://schemas.microsoft.com/office/word/2010/wordprocessingInk" xmlns:wne="http://schemas.microsoft.com/office/word/2006/wordml" xmlns:wps="http://schemas.microsoft.com/office/word/2010/wordprocessingShape" mc:Ignorable="w14 w15 w16se w16cid w16 w16cex w16sdtdh w16sdtfl w16du wp14">
+<w:ftr xmlns:wpc="http://schemas.microsoft.com/office/word/2010/wordprocessingCanvas" xmlns:cx="http://schemas.microsoft.com/office/drawing/2014/chartex" xmlns:cx1="http://schemas.microsoft.com/office/drawing/2015/9/8/chartex" xmlns:cx2="http://schemas.microsoft.com/office/drawing/2015/10/21/chartex" xmlns:cx3="http://schemas.microsoft.com/office/drawing/2016/5/9/chartex" xmlns:cx4="http://schemas.microsoft.com/office/drawing/2016/5/10/chartex" xmlns:cx5="http://schemas.microsoft.com/office/drawing/2016/5/11/chartex" xmlns:cx6="http://schemas.microsoft.com/office/drawing/2016/5/12/chartex" xmlns:cx7="http://schemas.microsoft.com/office/drawing/2016/5/13/chartex" xmlns:cx8="http://schemas.microsoft.com/office/drawing/2016/5/14/chartex" xmlns:mc="http://schemas.openxmlformats.org/markup-compatibility/2006" xmlns:aink="http://schemas.microsoft.com/office/drawing/2016/ink" xmlns:am3d="http://schemas.microsoft.com/office/drawing/2017/model3d" xmlns:o="urn:schemas-microsoft-com:office:office" xmlns:oel="http://schemas.microsoft.com/office/2019/extlst" xmlns:r="http://schemas.openxmlformats.org/officeDocument/2006/relationships" xmlns:m="http://schemas.openxmlformats.org/officeDocument/2006/math" xmlns:v="urn:schemas-microsoft-com:vml" xmlns:wp14="http://schemas.microsoft.com/office/word/2010/wordprocessingDrawing" xmlns:wp="http://schemas.openxmlformats.org/drawingml/2006/wordprocessingDrawing" xmlns:w10="urn:schemas-microsoft-com:office:word" xmlns:w="http://schemas.openxmlformats.org/wordprocessingml/2006/main" xmlns:w14="http://schemas.microsoft.com/office/word/2010/wordml" xmlns:w15="http://schemas.microsoft.com/office/word/2012/wordml" xmlns:w16cex="http://schemas.microsoft.com/office/word/2018/wordml/cex" xmlns:w16cid="http://schemas.microsoft.com/office/word/2016/wordml/cid" xmlns:w16="http://schemas.microsoft.com/office/word/2018/wordml" xmlns:w16du="http://schemas.microsoft.com/office/word/2023/wordml/word16du" xmlns:w16sdtdh="http://schemas.microsoft.com/office/word/2020/wordml/sdtdatahash" xmlns:w16sdtfl="http://schemas.microsoft.com/office/word/2024/wordml/sdtformatlock" xmlns:w16se="http://schemas.microsoft.com/office/word/2015/wordml/symex" xmlns:wpg="http://schemas.microsoft.com/office/word/2010/wordprocessingGroup" xmlns:wpi="http://schemas.microsoft.com/office/word/2010/wordprocessingInk" xmlns:wne="http://schemas.microsoft.com/office/word/2006/wordml" xmlns:wps="http://schemas.microsoft.com/office/word/2010/wordprocessingShape" mc:Ignorable="w14 w15 w16se w16cid w16 w16cex w16sdtdh w16sdtfl w16du wp14">
   <w:p>
     <w:pPr>
       <w:pStyle w:val="Footer"/>
@@ -15250,7 +15250,7 @@
 </file>
 
 <file path=word/footer2.xml><?xml version="1.0" encoding="utf-8"?>
-<w:ftr xmlns:wpc="http://schemas.microsoft.com/office/word/2010/wordprocessingCanvas" xmlns:cx="http://schemas.microsoft.com/office/drawing/2014/chartex" xmlns:cx1="http://schemas.microsoft.com/office/drawing/2015/9/8/chartex" xmlns:cx2="http://schemas.microsoft.com/office/drawing/2015/10/21/chartex" xmlns:cx3="http://schemas.microsoft.com/office/drawing/2016/5/9/chartex" xmlns:cx4="http://schemas.microsoft.com/office/drawing/2016/5/10/chartex" xmlns:cx5="http://schemas.microsoft.com/office/drawing/2016/5/11/chartex" xmlns:cx6="http://schemas.microsoft.com/office/drawing/2016/5/12/chartex" xmlns:cx7="http://schemas.microsoft.com/office/drawing/2016/5/13/chartex" xmlns:cx8="http://schemas.microsoft.com/office/drawing/2016/5/14/chartex" xmlns:mc="http://schemas.openxmlformats.org/markup-compatibility/2006" xmlns:aink="http://schemas.microsoft.com/office/drawing/2016/ink" xmlns:am3d="http://schemas.microsoft.com/office/drawing/2017/model3d" xmlns:o="urn:schemas-microsoft-com:office:office" xmlns:oel="http://schemas.microsoft.com/office/2019/extlst" xmlns:r="http://schemas.openxmlformats.org/officeDocument/2006/relationships" xmlns:m="http://schemas.openxmlformats.org/officeDocument/2006/math" xmlns:v="urn:schemas-microsoft-com:vml" xmlns:wp14="http://schemas.microsoft.com/office/word/2010/wordprocessingDrawing" xmlns:wp="http://schemas.openxmlformats.org/drawingml/2006/wordprocessingDrawing" xmlns:w10="urn:schemas-microsoft-com:office:word" xmlns:w="http://schemas.openxmlformats.org/wordprocessingml/2006/main" xmlns:w14="http://schemas.microsoft.com/office/word/2010/wordml" xmlns:w15="http://schemas.microsoft.com/office/word/2012/wordml" xmlns:w16cei="http://schemas.microsoft.com/office/word/2026/wordml/cei" xmlns:w16cex="http://schemas.microsoft.com/office/word/2018/wordml/cex" xmlns:w16cid="http://schemas.microsoft.com/office/word/2016/wordml/cid" xmlns:w16="http://schemas.microsoft.com/office/word/2018/wordml" xmlns:w16du="http://schemas.microsoft.com/office/word/2023/wordml/word16du" xmlns:w16sdtdh="http://schemas.microsoft.com/office/word/2020/wordml/sdtdatahash" xmlns:w16sdtfl="http://schemas.microsoft.com/office/word/2024/wordml/sdtformatlock" xmlns:w16se="http://schemas.microsoft.com/office/word/2015/wordml/symex" xmlns:wpg="http://schemas.microsoft.com/office/word/2010/wordprocessingGroup" xmlns:wpi="http://schemas.microsoft.com/office/word/2010/wordprocessingInk" xmlns:wne="http://schemas.microsoft.com/office/word/2006/wordml" xmlns:wps="http://schemas.microsoft.com/office/word/2010/wordprocessingShape" mc:Ignorable="w14 w15 w16se w16cid w16 w16cex w16sdtdh w16sdtfl w16du wp14">
+<w:ftr xmlns:wpc="http://schemas.microsoft.com/office/word/2010/wordprocessingCanvas" xmlns:cx="http://schemas.microsoft.com/office/drawing/2014/chartex" xmlns:cx1="http://schemas.microsoft.com/office/drawing/2015/9/8/chartex" xmlns:cx2="http://schemas.microsoft.com/office/drawing/2015/10/21/chartex" xmlns:cx3="http://schemas.microsoft.com/office/drawing/2016/5/9/chartex" xmlns:cx4="http://schemas.microsoft.com/office/drawing/2016/5/10/chartex" xmlns:cx5="http://schemas.microsoft.com/office/drawing/2016/5/11/chartex" xmlns:cx6="http://schemas.microsoft.com/office/drawing/2016/5/12/chartex" xmlns:cx7="http://schemas.microsoft.com/office/drawing/2016/5/13/chartex" xmlns:cx8="http://schemas.microsoft.com/office/drawing/2016/5/14/chartex" xmlns:mc="http://schemas.openxmlformats.org/markup-compatibility/2006" xmlns:aink="http://schemas.microsoft.com/office/drawing/2016/ink" xmlns:am3d="http://schemas.microsoft.com/office/drawing/2017/model3d" xmlns:o="urn:schemas-microsoft-com:office:office" xmlns:oel="http://schemas.microsoft.com/office/2019/extlst" xmlns:r="http://schemas.openxmlformats.org/officeDocument/2006/relationships" xmlns:m="http://schemas.openxmlformats.org/officeDocument/2006/math" xmlns:v="urn:schemas-microsoft-com:vml" xmlns:wp14="http://schemas.microsoft.com/office/word/2010/wordprocessingDrawing" xmlns:wp="http://schemas.openxmlformats.org/drawingml/2006/wordprocessingDrawing" xmlns:w10="urn:schemas-microsoft-com:office:word" xmlns:w="http://schemas.openxmlformats.org/wordprocessingml/2006/main" xmlns:w14="http://schemas.microsoft.com/office/word/2010/wordml" xmlns:w15="http://schemas.microsoft.com/office/word/2012/wordml" xmlns:w16cex="http://schemas.microsoft.com/office/word/2018/wordml/cex" xmlns:w16cid="http://schemas.microsoft.com/office/word/2016/wordml/cid" xmlns:w16="http://schemas.microsoft.com/office/word/2018/wordml" xmlns:w16du="http://schemas.microsoft.com/office/word/2023/wordml/word16du" xmlns:w16sdtdh="http://schemas.microsoft.com/office/word/2020/wordml/sdtdatahash" xmlns:w16sdtfl="http://schemas.microsoft.com/office/word/2024/wordml/sdtformatlock" xmlns:w16se="http://schemas.microsoft.com/office/word/2015/wordml/symex" xmlns:wpg="http://schemas.microsoft.com/office/word/2010/wordprocessingGroup" xmlns:wpi="http://schemas.microsoft.com/office/word/2010/wordprocessingInk" xmlns:wne="http://schemas.microsoft.com/office/word/2006/wordml" xmlns:wps="http://schemas.microsoft.com/office/word/2010/wordprocessingShape" mc:Ignorable="w14 w15 w16se w16cid w16 w16cex w16sdtdh w16sdtfl w16du wp14">
   <w:sdt>
     <w:sdtPr>
       <w:rPr>
@@ -15310,7 +15310,7 @@
 </file>
 
 <file path=word/footer3.xml><?xml version="1.0" encoding="utf-8"?>
-<w:ftr xmlns:wpc="http://schemas.microsoft.com/office/word/2010/wordprocessingCanvas" xmlns:cx="http://schemas.microsoft.com/office/drawing/2014/chartex" xmlns:cx1="http://schemas.microsoft.com/office/drawing/2015/9/8/chartex" xmlns:cx2="http://schemas.microsoft.com/office/drawing/2015/10/21/chartex" xmlns:cx3="http://schemas.microsoft.com/office/drawing/2016/5/9/chartex" xmlns:cx4="http://schemas.microsoft.com/office/drawing/2016/5/10/chartex" xmlns:cx5="http://schemas.microsoft.com/office/drawing/2016/5/11/chartex" xmlns:cx6="http://schemas.microsoft.com/office/drawing/2016/5/12/chartex" xmlns:cx7="http://schemas.microsoft.com/office/drawing/2016/5/13/chartex" xmlns:cx8="http://schemas.microsoft.com/office/drawing/2016/5/14/chartex" xmlns:mc="http://schemas.openxmlformats.org/markup-compatibility/2006" xmlns:aink="http://schemas.microsoft.com/office/drawing/2016/ink" xmlns:am3d="http://schemas.microsoft.com/office/drawing/2017/model3d" xmlns:o="urn:schemas-microsoft-com:office:office" xmlns:oel="http://schemas.microsoft.com/office/2019/extlst" xmlns:r="http://schemas.openxmlformats.org/officeDocument/2006/relationships" xmlns:m="http://schemas.openxmlformats.org/officeDocument/2006/math" xmlns:v="urn:schemas-microsoft-com:vml" xmlns:wp14="http://schemas.microsoft.com/office/word/2010/wordprocessingDrawing" xmlns:wp="http://schemas.openxmlformats.org/drawingml/2006/wordprocessingDrawing" xmlns:w10="urn:schemas-microsoft-com:office:word" xmlns:w="http://schemas.openxmlformats.org/wordprocessingml/2006/main" xmlns:w14="http://schemas.microsoft.com/office/word/2010/wordml" xmlns:w15="http://schemas.microsoft.com/office/word/2012/wordml" xmlns:w16cei="http://schemas.microsoft.com/office/word/2026/wordml/cei" xmlns:w16cex="http://schemas.microsoft.com/office/word/2018/wordml/cex" xmlns:w16cid="http://schemas.microsoft.com/office/word/2016/wordml/cid" xmlns:w16="http://schemas.microsoft.com/office/word/2018/wordml" xmlns:w16du="http://schemas.microsoft.com/office/word/2023/wordml/word16du" xmlns:w16sdtdh="http://schemas.microsoft.com/office/word/2020/wordml/sdtdatahash" xmlns:w16sdtfl="http://schemas.microsoft.com/office/word/2024/wordml/sdtformatlock" xmlns:w16se="http://schemas.microsoft.com/office/word/2015/wordml/symex" xmlns:wpg="http://schemas.microsoft.com/office/word/2010/wordprocessingGroup" xmlns:wpi="http://schemas.microsoft.com/office/word/2010/wordprocessingInk" xmlns:wne="http://schemas.microsoft.com/office/word/2006/wordml" xmlns:wps="http://schemas.microsoft.com/office/word/2010/wordprocessingShape" mc:Ignorable="w14 w15 w16se w16cid w16 w16cex w16sdtdh w16sdtfl w16du wp14">
+<w:ftr xmlns:wpc="http://schemas.microsoft.com/office/word/2010/wordprocessingCanvas" xmlns:cx="http://schemas.microsoft.com/office/drawing/2014/chartex" xmlns:cx1="http://schemas.microsoft.com/office/drawing/2015/9/8/chartex" xmlns:cx2="http://schemas.microsoft.com/office/drawing/2015/10/21/chartex" xmlns:cx3="http://schemas.microsoft.com/office/drawing/2016/5/9/chartex" xmlns:cx4="http://schemas.microsoft.com/office/drawing/2016/5/10/chartex" xmlns:cx5="http://schemas.microsoft.com/office/drawing/2016/5/11/chartex" xmlns:cx6="http://schemas.microsoft.com/office/drawing/2016/5/12/chartex" xmlns:cx7="http://schemas.microsoft.com/office/drawing/2016/5/13/chartex" xmlns:cx8="http://schemas.microsoft.com/office/drawing/2016/5/14/chartex" xmlns:mc="http://schemas.openxmlformats.org/markup-compatibility/2006" xmlns:aink="http://schemas.microsoft.com/office/drawing/2016/ink" xmlns:am3d="http://schemas.microsoft.com/office/drawing/2017/model3d" xmlns:o="urn:schemas-microsoft-com:office:office" xmlns:oel="http://schemas.microsoft.com/office/2019/extlst" xmlns:r="http://schemas.openxmlformats.org/officeDocument/2006/relationships" xmlns:m="http://schemas.openxmlformats.org/officeDocument/2006/math" xmlns:v="urn:schemas-microsoft-com:vml" xmlns:wp14="http://schemas.microsoft.com/office/word/2010/wordprocessingDrawing" xmlns:wp="http://schemas.openxmlformats.org/drawingml/2006/wordprocessingDrawing" xmlns:w10="urn:schemas-microsoft-com:office:word" xmlns:w="http://schemas.openxmlformats.org/wordprocessingml/2006/main" xmlns:w14="http://schemas.microsoft.com/office/word/2010/wordml" xmlns:w15="http://schemas.microsoft.com/office/word/2012/wordml" xmlns:w16cex="http://schemas.microsoft.com/office/word/2018/wordml/cex" xmlns:w16cid="http://schemas.microsoft.com/office/word/2016/wordml/cid" xmlns:w16="http://schemas.microsoft.com/office/word/2018/wordml" xmlns:w16du="http://schemas.microsoft.com/office/word/2023/wordml/word16du" xmlns:w16sdtdh="http://schemas.microsoft.com/office/word/2020/wordml/sdtdatahash" xmlns:w16sdtfl="http://schemas.microsoft.com/office/word/2024/wordml/sdtformatlock" xmlns:w16se="http://schemas.microsoft.com/office/word/2015/wordml/symex" xmlns:wpg="http://schemas.microsoft.com/office/word/2010/wordprocessingGroup" xmlns:wpi="http://schemas.microsoft.com/office/word/2010/wordprocessingInk" xmlns:wne="http://schemas.microsoft.com/office/word/2006/wordml" xmlns:wps="http://schemas.microsoft.com/office/word/2010/wordprocessingShape" mc:Ignorable="w14 w15 w16se w16cid w16 w16cex w16sdtdh w16sdtfl w16du wp14">
   <w:sdt>
     <w:sdtPr>
       <w:rPr>
@@ -15366,7 +15366,7 @@
 </file>
 
 <file path=word/footnotes.xml><?xml version="1.0" encoding="utf-8"?>
-<w:footnotes xmlns:wpc="http://schemas.microsoft.com/office/word/2010/wordprocessingCanvas" xmlns:cx="http://schemas.microsoft.com/office/drawing/2014/chartex" xmlns:cx1="http://schemas.microsoft.com/office/drawing/2015/9/8/chartex" xmlns:cx2="http://schemas.microsoft.com/office/drawing/2015/10/21/chartex" xmlns:cx3="http://schemas.microsoft.com/office/drawing/2016/5/9/chartex" xmlns:cx4="http://schemas.microsoft.com/office/drawing/2016/5/10/chartex" xmlns:cx5="http://schemas.microsoft.com/office/drawing/2016/5/11/chartex" xmlns:cx6="http://schemas.microsoft.com/office/drawing/2016/5/12/chartex" xmlns:cx7="http://schemas.microsoft.com/office/drawing/2016/5/13/chartex" xmlns:cx8="http://schemas.microsoft.com/office/drawing/2016/5/14/chartex" xmlns:mc="http://schemas.openxmlformats.org/markup-compatibility/2006" xmlns:aink="http://schemas.microsoft.com/office/drawing/2016/ink" xmlns:am3d="http://schemas.microsoft.com/office/drawing/2017/model3d" xmlns:o="urn:schemas-microsoft-com:office:office" xmlns:oel="http://schemas.microsoft.com/office/2019/extlst" xmlns:r="http://schemas.openxmlformats.org/officeDocument/2006/relationships" xmlns:m="http://schemas.openxmlformats.org/officeDocument/2006/math" xmlns:v="urn:schemas-microsoft-com:vml" xmlns:wp14="http://schemas.microsoft.com/office/word/2010/wordprocessingDrawing" xmlns:wp="http://schemas.openxmlformats.org/drawingml/2006/wordprocessingDrawing" xmlns:w10="urn:schemas-microsoft-com:office:word" xmlns:w="http://schemas.openxmlformats.org/wordprocessingml/2006/main" xmlns:w14="http://schemas.microsoft.com/office/word/2010/wordml" xmlns:w15="http://schemas.microsoft.com/office/word/2012/wordml" xmlns:w16cei="http://schemas.microsoft.com/office/word/2026/wordml/cei" xmlns:w16cex="http://schemas.microsoft.com/office/word/2018/wordml/cex" xmlns:w16cid="http://schemas.microsoft.com/office/word/2016/wordml/cid" xmlns:w16="http://schemas.microsoft.com/office/word/2018/wordml" xmlns:w16du="http://schemas.microsoft.com/office/word/2023/wordml/word16du" xmlns:w16sdtdh="http://schemas.microsoft.com/office/word/2020/wordml/sdtdatahash" xmlns:w16sdtfl="http://schemas.microsoft.com/office/word/2024/wordml/sdtformatlock" xmlns:w16se="http://schemas.microsoft.com/office/word/2015/wordml/symex" xmlns:wpg="http://schemas.microsoft.com/office/word/2010/wordprocessingGroup" xmlns:wpi="http://schemas.microsoft.com/office/word/2010/wordprocessingInk" xmlns:wne="http://schemas.microsoft.com/office/word/2006/wordml" xmlns:wps="http://schemas.microsoft.com/office/word/2010/wordprocessingShape" mc:Ignorable="w14 w15 w16se w16cid w16 w16cex w16sdtdh w16sdtfl w16du wp14">
+<w:footnotes xmlns:wpc="http://schemas.microsoft.com/office/word/2010/wordprocessingCanvas" xmlns:cx="http://schemas.microsoft.com/office/drawing/2014/chartex" xmlns:cx1="http://schemas.microsoft.com/office/drawing/2015/9/8/chartex" xmlns:cx2="http://schemas.microsoft.com/office/drawing/2015/10/21/chartex" xmlns:cx3="http://schemas.microsoft.com/office/drawing/2016/5/9/chartex" xmlns:cx4="http://schemas.microsoft.com/office/drawing/2016/5/10/chartex" xmlns:cx5="http://schemas.microsoft.com/office/drawing/2016/5/11/chartex" xmlns:cx6="http://schemas.microsoft.com/office/drawing/2016/5/12/chartex" xmlns:cx7="http://schemas.microsoft.com/office/drawing/2016/5/13/chartex" xmlns:cx8="http://schemas.microsoft.com/office/drawing/2016/5/14/chartex" xmlns:mc="http://schemas.openxmlformats.org/markup-compatibility/2006" xmlns:aink="http://schemas.microsoft.com/office/drawing/2016/ink" xmlns:am3d="http://schemas.microsoft.com/office/drawing/2017/model3d" xmlns:o="urn:schemas-microsoft-com:office:office" xmlns:oel="http://schemas.microsoft.com/office/2019/extlst" xmlns:r="http://schemas.openxmlformats.org/officeDocument/2006/relationships" xmlns:m="http://schemas.openxmlformats.org/officeDocument/2006/math" xmlns:v="urn:schemas-microsoft-com:vml" xmlns:wp14="http://schemas.microsoft.com/office/word/2010/wordprocessingDrawing" xmlns:wp="http://schemas.openxmlformats.org/drawingml/2006/wordprocessingDrawing" xmlns:w10="urn:schemas-microsoft-com:office:word" xmlns:w="http://schemas.openxmlformats.org/wordprocessingml/2006/main" xmlns:w14="http://schemas.microsoft.com/office/word/2010/wordml" xmlns:w15="http://schemas.microsoft.com/office/word/2012/wordml" xmlns:w16cex="http://schemas.microsoft.com/office/word/2018/wordml/cex" xmlns:w16cid="http://schemas.microsoft.com/office/word/2016/wordml/cid" xmlns:w16="http://schemas.microsoft.com/office/word/2018/wordml" xmlns:w16du="http://schemas.microsoft.com/office/word/2023/wordml/word16du" xmlns:w16sdtdh="http://schemas.microsoft.com/office/word/2020/wordml/sdtdatahash" xmlns:w16sdtfl="http://schemas.microsoft.com/office/word/2024/wordml/sdtformatlock" xmlns:w16se="http://schemas.microsoft.com/office/word/2015/wordml/symex" xmlns:wpg="http://schemas.microsoft.com/office/word/2010/wordprocessingGroup" xmlns:wpi="http://schemas.microsoft.com/office/word/2010/wordprocessingInk" xmlns:wne="http://schemas.microsoft.com/office/word/2006/wordml" xmlns:wps="http://schemas.microsoft.com/office/word/2010/wordprocessingShape" mc:Ignorable="w14 w15 w16se w16cid w16 w16cex w16sdtdh w16sdtfl w16du wp14">
   <w:footnote w:type="separator" w:id="-1">
     <w:p>
       <w:r>
@@ -15385,7 +15385,7 @@
 </file>
 
 <file path=word/header1.xml><?xml version="1.0" encoding="utf-8"?>
-<w:hdr xmlns:wpc="http://schemas.microsoft.com/office/word/2010/wordprocessingCanvas" xmlns:cx="http://schemas.microsoft.com/office/drawing/2014/chartex" xmlns:cx1="http://schemas.microsoft.com/office/drawing/2015/9/8/chartex" xmlns:cx2="http://schemas.microsoft.com/office/drawing/2015/10/21/chartex" xmlns:cx3="http://schemas.microsoft.com/office/drawing/2016/5/9/chartex" xmlns:cx4="http://schemas.microsoft.com/office/drawing/2016/5/10/chartex" xmlns:cx5="http://schemas.microsoft.com/office/drawing/2016/5/11/chartex" xmlns:cx6="http://schemas.microsoft.com/office/drawing/2016/5/12/chartex" xmlns:cx7="http://schemas.microsoft.com/office/drawing/2016/5/13/chartex" xmlns:cx8="http://schemas.microsoft.com/office/drawing/2016/5/14/chartex" xmlns:mc="http://schemas.openxmlformats.org/markup-compatibility/2006" xmlns:aink="http://schemas.microsoft.com/office/drawing/2016/ink" xmlns:am3d="http://schemas.microsoft.com/office/drawing/2017/model3d" xmlns:o="urn:schemas-microsoft-com:office:office" xmlns:oel="http://schemas.microsoft.com/office/2019/extlst" xmlns:r="http://schemas.openxmlformats.org/officeDocument/2006/relationships" xmlns:m="http://schemas.openxmlformats.org/officeDocument/2006/math" xmlns:v="urn:schemas-microsoft-com:vml" xmlns:wp14="http://schemas.microsoft.com/office/word/2010/wordprocessingDrawing" xmlns:wp="http://schemas.openxmlformats.org/drawingml/2006/wordprocessingDrawing" xmlns:w10="urn:schemas-microsoft-com:office:word" xmlns:w="http://schemas.openxmlformats.org/wordprocessingml/2006/main" xmlns:w14="http://schemas.microsoft.com/office/word/2010/wordml" xmlns:w15="http://schemas.microsoft.com/office/word/2012/wordml" xmlns:w16cei="http://schemas.microsoft.com/office/word/2026/wordml/cei" xmlns:w16cex="http://schemas.microsoft.com/office/word/2018/wordml/cex" xmlns:w16cid="http://schemas.microsoft.com/office/word/2016/wordml/cid" xmlns:w16="http://schemas.microsoft.com/office/word/2018/wordml" xmlns:w16du="http://schemas.microsoft.com/office/word/2023/wordml/word16du" xmlns:w16sdtdh="http://schemas.microsoft.com/office/word/2020/wordml/sdtdatahash" xmlns:w16sdtfl="http://schemas.microsoft.com/office/word/2024/wordml/sdtformatlock" xmlns:w16se="http://schemas.microsoft.com/office/word/2015/wordml/symex" xmlns:wpg="http://schemas.microsoft.com/office/word/2010/wordprocessingGroup" xmlns:wpi="http://schemas.microsoft.com/office/word/2010/wordprocessingInk" xmlns:wne="http://schemas.microsoft.com/office/word/2006/wordml" xmlns:wps="http://schemas.microsoft.com/office/word/2010/wordprocessingShape" mc:Ignorable="w14 w15 w16se w16cid w16 w16cex w16sdtdh w16sdtfl w16du wp14">
+<w:hdr xmlns:wpc="http://schemas.microsoft.com/office/word/2010/wordprocessingCanvas" xmlns:cx="http://schemas.microsoft.com/office/drawing/2014/chartex" xmlns:cx1="http://schemas.microsoft.com/office/drawing/2015/9/8/chartex" xmlns:cx2="http://schemas.microsoft.com/office/drawing/2015/10/21/chartex" xmlns:cx3="http://schemas.microsoft.com/office/drawing/2016/5/9/chartex" xmlns:cx4="http://schemas.microsoft.com/office/drawing/2016/5/10/chartex" xmlns:cx5="http://schemas.microsoft.com/office/drawing/2016/5/11/chartex" xmlns:cx6="http://schemas.microsoft.com/office/drawing/2016/5/12/chartex" xmlns:cx7="http://schemas.microsoft.com/office/drawing/2016/5/13/chartex" xmlns:cx8="http://schemas.microsoft.com/office/drawing/2016/5/14/chartex" xmlns:mc="http://schemas.openxmlformats.org/markup-compatibility/2006" xmlns:aink="http://schemas.microsoft.com/office/drawing/2016/ink" xmlns:am3d="http://schemas.microsoft.com/office/drawing/2017/model3d" xmlns:o="urn:schemas-microsoft-com:office:office" xmlns:oel="http://schemas.microsoft.com/office/2019/extlst" xmlns:r="http://schemas.openxmlformats.org/officeDocument/2006/relationships" xmlns:m="http://schemas.openxmlformats.org/officeDocument/2006/math" xmlns:v="urn:schemas-microsoft-com:vml" xmlns:wp14="http://schemas.microsoft.com/office/word/2010/wordprocessingDrawing" xmlns:wp="http://schemas.openxmlformats.org/drawingml/2006/wordprocessingDrawing" xmlns:w10="urn:schemas-microsoft-com:office:word" xmlns:w="http://schemas.openxmlformats.org/wordprocessingml/2006/main" xmlns:w14="http://schemas.microsoft.com/office/word/2010/wordml" xmlns:w15="http://schemas.microsoft.com/office/word/2012/wordml" xmlns:w16cex="http://schemas.microsoft.com/office/word/2018/wordml/cex" xmlns:w16cid="http://schemas.microsoft.com/office/word/2016/wordml/cid" xmlns:w16="http://schemas.microsoft.com/office/word/2018/wordml" xmlns:w16du="http://schemas.microsoft.com/office/word/2023/wordml/word16du" xmlns:w16sdtdh="http://schemas.microsoft.com/office/word/2020/wordml/sdtdatahash" xmlns:w16sdtfl="http://schemas.microsoft.com/office/word/2024/wordml/sdtformatlock" xmlns:w16se="http://schemas.microsoft.com/office/word/2015/wordml/symex" xmlns:wpg="http://schemas.microsoft.com/office/word/2010/wordprocessingGroup" xmlns:wpi="http://schemas.microsoft.com/office/word/2010/wordprocessingInk" xmlns:wne="http://schemas.microsoft.com/office/word/2006/wordml" xmlns:wps="http://schemas.microsoft.com/office/word/2010/wordprocessingShape" mc:Ignorable="w14 w15 w16se w16cid w16 w16cex w16sdtdh w16sdtfl w16du wp14">
   <w:sdt>
     <w:sdtPr>
       <w:rPr>
@@ -15431,7 +15431,7 @@
 </file>
 
 <file path=word/header2.xml><?xml version="1.0" encoding="utf-8"?>
-<w:hdr xmlns:wpc="http://schemas.microsoft.com/office/word/2010/wordprocessingCanvas" xmlns:cx="http://schemas.microsoft.com/office/drawing/2014/chartex" xmlns:cx1="http://schemas.microsoft.com/office/drawing/2015/9/8/chartex" xmlns:cx2="http://schemas.microsoft.com/office/drawing/2015/10/21/chartex" xmlns:cx3="http://schemas.microsoft.com/office/drawing/2016/5/9/chartex" xmlns:cx4="http://schemas.microsoft.com/office/drawing/2016/5/10/chartex" xmlns:cx5="http://schemas.microsoft.com/office/drawing/2016/5/11/chartex" xmlns:cx6="http://schemas.microsoft.com/office/drawing/2016/5/12/chartex" xmlns:cx7="http://schemas.microsoft.com/office/drawing/2016/5/13/chartex" xmlns:cx8="http://schemas.microsoft.com/office/drawing/2016/5/14/chartex" xmlns:mc="http://schemas.openxmlformats.org/markup-compatibility/2006" xmlns:aink="http://schemas.microsoft.com/office/drawing/2016/ink" xmlns:am3d="http://schemas.microsoft.com/office/drawing/2017/model3d" xmlns:o="urn:schemas-microsoft-com:office:office" xmlns:oel="http://schemas.microsoft.com/office/2019/extlst" xmlns:r="http://schemas.openxmlformats.org/officeDocument/2006/relationships" xmlns:m="http://schemas.openxmlformats.org/officeDocument/2006/math" xmlns:v="urn:schemas-microsoft-com:vml" xmlns:wp14="http://schemas.microsoft.com/office/word/2010/wordprocessingDrawing" xmlns:wp="http://schemas.openxmlformats.org/drawingml/2006/wordprocessingDrawing" xmlns:w10="urn:schemas-microsoft-com:office:word" xmlns:w="http://schemas.openxmlformats.org/wordprocessingml/2006/main" xmlns:w14="http://schemas.microsoft.com/office/word/2010/wordml" xmlns:w15="http://schemas.microsoft.com/office/word/2012/wordml" xmlns:w16cei="http://schemas.microsoft.com/office/word/2026/wordml/cei" xmlns:w16cex="http://schemas.microsoft.com/office/word/2018/wordml/cex" xmlns:w16cid="http://schemas.microsoft.com/office/word/2016/wordml/cid" xmlns:w16="http://schemas.microsoft.com/office/word/2018/wordml" xmlns:w16du="http://schemas.microsoft.com/office/word/2023/wordml/word16du" xmlns:w16sdtdh="http://schemas.microsoft.com/office/word/2020/wordml/sdtdatahash" xmlns:w16sdtfl="http://schemas.microsoft.com/office/word/2024/wordml/sdtformatlock" xmlns:w16se="http://schemas.microsoft.com/office/word/2015/wordml/symex" xmlns:wpg="http://schemas.microsoft.com/office/word/2010/wordprocessingGroup" xmlns:wpi="http://schemas.microsoft.com/office/word/2010/wordprocessingInk" xmlns:wne="http://schemas.microsoft.com/office/word/2006/wordml" xmlns:wps="http://schemas.microsoft.com/office/word/2010/wordprocessingShape" mc:Ignorable="w14 w15 w16se w16cid w16 w16cex w16sdtdh w16sdtfl w16du wp14">
+<w:hdr xmlns:wpc="http://schemas.microsoft.com/office/word/2010/wordprocessingCanvas" xmlns:cx="http://schemas.microsoft.com/office/drawing/2014/chartex" xmlns:cx1="http://schemas.microsoft.com/office/drawing/2015/9/8/chartex" xmlns:cx2="http://schemas.microsoft.com/office/drawing/2015/10/21/chartex" xmlns:cx3="http://schemas.microsoft.com/office/drawing/2016/5/9/chartex" xmlns:cx4="http://schemas.microsoft.com/office/drawing/2016/5/10/chartex" xmlns:cx5="http://schemas.microsoft.com/office/drawing/2016/5/11/chartex" xmlns:cx6="http://schemas.microsoft.com/office/drawing/2016/5/12/chartex" xmlns:cx7="http://schemas.microsoft.com/office/drawing/2016/5/13/chartex" xmlns:cx8="http://schemas.microsoft.com/office/drawing/2016/5/14/chartex" xmlns:mc="http://schemas.openxmlformats.org/markup-compatibility/2006" xmlns:aink="http://schemas.microsoft.com/office/drawing/2016/ink" xmlns:am3d="http://schemas.microsoft.com/office/drawing/2017/model3d" xmlns:o="urn:schemas-microsoft-com:office:office" xmlns:oel="http://schemas.microsoft.com/office/2019/extlst" xmlns:r="http://schemas.openxmlformats.org/officeDocument/2006/relationships" xmlns:m="http://schemas.openxmlformats.org/officeDocument/2006/math" xmlns:v="urn:schemas-microsoft-com:vml" xmlns:wp14="http://schemas.microsoft.com/office/word/2010/wordprocessingDrawing" xmlns:wp="http://schemas.openxmlformats.org/drawingml/2006/wordprocessingDrawing" xmlns:w10="urn:schemas-microsoft-com:office:word" xmlns:w="http://schemas.openxmlformats.org/wordprocessingml/2006/main" xmlns:w14="http://schemas.microsoft.com/office/word/2010/wordml" xmlns:w15="http://schemas.microsoft.com/office/word/2012/wordml" xmlns:w16cex="http://schemas.microsoft.com/office/word/2018/wordml/cex" xmlns:w16cid="http://schemas.microsoft.com/office/word/2016/wordml/cid" xmlns:w16="http://schemas.microsoft.com/office/word/2018/wordml" xmlns:w16du="http://schemas.microsoft.com/office/word/2023/wordml/word16du" xmlns:w16sdtdh="http://schemas.microsoft.com/office/word/2020/wordml/sdtdatahash" xmlns:w16sdtfl="http://schemas.microsoft.com/office/word/2024/wordml/sdtformatlock" xmlns:w16se="http://schemas.microsoft.com/office/word/2015/wordml/symex" xmlns:wpg="http://schemas.microsoft.com/office/word/2010/wordprocessingGroup" xmlns:wpi="http://schemas.microsoft.com/office/word/2010/wordprocessingInk" xmlns:wne="http://schemas.microsoft.com/office/word/2006/wordml" xmlns:wps="http://schemas.microsoft.com/office/word/2010/wordprocessingShape" mc:Ignorable="w14 w15 w16se w16cid w16 w16cex w16sdtdh w16sdtfl w16du wp14">
   <w:p>
     <w:pPr>
       <w:pStyle w:val="Header"/>
@@ -15445,7 +15445,7 @@
 </file>
 
 <file path=word/numbering.xml><?xml version="1.0" encoding="utf-8"?>
-<w:numbering xmlns:wpc="http://schemas.microsoft.com/office/word/2010/wordprocessingCanvas" xmlns:cx="http://schemas.microsoft.com/office/drawing/2014/chartex" xmlns:cx1="http://schemas.microsoft.com/office/drawing/2015/9/8/chartex" xmlns:cx2="http://schemas.microsoft.com/office/drawing/2015/10/21/chartex" xmlns:cx3="http://schemas.microsoft.com/office/drawing/2016/5/9/chartex" xmlns:cx4="http://schemas.microsoft.com/office/drawing/2016/5/10/chartex" xmlns:cx5="http://schemas.microsoft.com/office/drawing/2016/5/11/chartex" xmlns:cx6="http://schemas.microsoft.com/office/drawing/2016/5/12/chartex" xmlns:cx7="http://schemas.microsoft.com/office/drawing/2016/5/13/chartex" xmlns:cx8="http://schemas.microsoft.com/office/drawing/2016/5/14/chartex" xmlns:mc="http://schemas.openxmlformats.org/markup-compatibility/2006" xmlns:aink="http://schemas.microsoft.com/office/drawing/2016/ink" xmlns:am3d="http://schemas.microsoft.com/office/drawing/2017/model3d" xmlns:o="urn:schemas-microsoft-com:office:office" xmlns:oel="http://schemas.microsoft.com/office/2019/extlst" xmlns:r="http://schemas.openxmlformats.org/officeDocument/2006/relationships" xmlns:m="http://schemas.openxmlformats.org/officeDocument/2006/math" xmlns:v="urn:schemas-microsoft-com:vml" xmlns:wp14="http://schemas.microsoft.com/office/word/2010/wordprocessingDrawing" xmlns:wp="http://schemas.openxmlformats.org/drawingml/2006/wordprocessingDrawing" xmlns:w10="urn:schemas-microsoft-com:office:word" xmlns:w="http://schemas.openxmlformats.org/wordprocessingml/2006/main" xmlns:w14="http://schemas.microsoft.com/office/word/2010/wordml" xmlns:w15="http://schemas.microsoft.com/office/word/2012/wordml" xmlns:w16cei="http://schemas.microsoft.com/office/word/2026/wordml/cei" xmlns:w16cex="http://schemas.microsoft.com/office/word/2018/wordml/cex" xmlns:w16cid="http://schemas.microsoft.com/office/word/2016/wordml/cid" xmlns:w16="http://schemas.microsoft.com/office/word/2018/wordml" xmlns:w16du="http://schemas.microsoft.com/office/word/2023/wordml/word16du" xmlns:w16sdtdh="http://schemas.microsoft.com/office/word/2020/wordml/sdtdatahash" xmlns:w16sdtfl="http://schemas.microsoft.com/office/word/2024/wordml/sdtformatlock" xmlns:w16se="http://schemas.microsoft.com/office/word/2015/wordml/symex" xmlns:wpg="http://schemas.microsoft.com/office/word/2010/wordprocessingGroup" xmlns:wpi="http://schemas.microsoft.com/office/word/2010/wordprocessingInk" xmlns:wne="http://schemas.microsoft.com/office/word/2006/wordml" xmlns:wps="http://schemas.microsoft.com/office/word/2010/wordprocessingShape" mc:Ignorable="w14 w15 w16se w16cid w16 w16cex w16sdtdh w16sdtfl w16du wp14">
+<w:numbering xmlns:wpc="http://schemas.microsoft.com/office/word/2010/wordprocessingCanvas" xmlns:cx="http://schemas.microsoft.com/office/drawing/2014/chartex" xmlns:cx1="http://schemas.microsoft.com/office/drawing/2015/9/8/chartex" xmlns:cx2="http://schemas.microsoft.com/office/drawing/2015/10/21/chartex" xmlns:cx3="http://schemas.microsoft.com/office/drawing/2016/5/9/chartex" xmlns:cx4="http://schemas.microsoft.com/office/drawing/2016/5/10/chartex" xmlns:cx5="http://schemas.microsoft.com/office/drawing/2016/5/11/chartex" xmlns:cx6="http://schemas.microsoft.com/office/drawing/2016/5/12/chartex" xmlns:cx7="http://schemas.microsoft.com/office/drawing/2016/5/13/chartex" xmlns:cx8="http://schemas.microsoft.com/office/drawing/2016/5/14/chartex" xmlns:mc="http://schemas.openxmlformats.org/markup-compatibility/2006" xmlns:aink="http://schemas.microsoft.com/office/drawing/2016/ink" xmlns:am3d="http://schemas.microsoft.com/office/drawing/2017/model3d" xmlns:o="urn:schemas-microsoft-com:office:office" xmlns:oel="http://schemas.microsoft.com/office/2019/extlst" xmlns:r="http://schemas.openxmlformats.org/officeDocument/2006/relationships" xmlns:m="http://schemas.openxmlformats.org/officeDocument/2006/math" xmlns:v="urn:schemas-microsoft-com:vml" xmlns:wp14="http://schemas.microsoft.com/office/word/2010/wordprocessingDrawing" xmlns:wp="http://schemas.openxmlformats.org/drawingml/2006/wordprocessingDrawing" xmlns:w10="urn:schemas-microsoft-com:office:word" xmlns:w="http://schemas.openxmlformats.org/wordprocessingml/2006/main" xmlns:w14="http://schemas.microsoft.com/office/word/2010/wordml" xmlns:w15="http://schemas.microsoft.com/office/word/2012/wordml" xmlns:w16cex="http://schemas.microsoft.com/office/word/2018/wordml/cex" xmlns:w16cid="http://schemas.microsoft.com/office/word/2016/wordml/cid" xmlns:w16="http://schemas.microsoft.com/office/word/2018/wordml" xmlns:w16du="http://schemas.microsoft.com/office/word/2023/wordml/word16du" xmlns:w16sdtdh="http://schemas.microsoft.com/office/word/2020/wordml/sdtdatahash" xmlns:w16sdtfl="http://schemas.microsoft.com/office/word/2024/wordml/sdtformatlock" xmlns:w16se="http://schemas.microsoft.com/office/word/2015/wordml/symex" xmlns:wpg="http://schemas.microsoft.com/office/word/2010/wordprocessingGroup" xmlns:wpi="http://schemas.microsoft.com/office/word/2010/wordprocessingInk" xmlns:wne="http://schemas.microsoft.com/office/word/2006/wordml" xmlns:wps="http://schemas.microsoft.com/office/word/2010/wordprocessingShape" mc:Ignorable="w14 w15 w16se w16cid w16 w16cex w16sdtdh w16sdtfl w16du wp14">
   <w:abstractNum w:abstractNumId="0" w15:restartNumberingAfterBreak="0">
     <w:nsid w:val="021F1E9A"/>
     <w:multiLevelType w:val="hybridMultilevel"/>
